--- a/road map/agentic ai.docx
+++ b/road map/agentic ai.docx
@@ -14,14 +14,7 @@
           <w:b/>
           <w:bCs/>
         </w:rPr>
-        <w:t>Agentic AI Roadmap — Brief + Detailed</w:t>
-      </w:r>
-    </w:p>
-    <w:p>
-      <w:r>
-        <w:pict w14:anchorId="5FC921ED">
-          <v:rect id="_x0000_i1025" style="width:0;height:1.5pt" o:hralign="center" o:hrstd="t" o:hr="t" fillcolor="#a0a0a0" stroked="f"/>
-        </w:pict>
+        <w:t>Python + Agentic AI Roadmap (2026)</w:t>
       </w:r>
     </w:p>
     <w:p>
@@ -41,75 +34,518 @@
     </w:p>
     <w:p>
       <w:r>
+        <w:t>Learn:</w:t>
+      </w:r>
+    </w:p>
+    <w:p>
+      <w:pPr>
+        <w:numPr>
+          <w:ilvl w:val="0"/>
+          <w:numId w:val="1"/>
+        </w:numPr>
+      </w:pPr>
+      <w:r>
+        <w:t>Variables</w:t>
+      </w:r>
+    </w:p>
+    <w:p>
+      <w:pPr>
+        <w:numPr>
+          <w:ilvl w:val="0"/>
+          <w:numId w:val="1"/>
+        </w:numPr>
+      </w:pPr>
+      <w:r>
+        <w:t>Data types</w:t>
+      </w:r>
+    </w:p>
+    <w:p>
+      <w:pPr>
+        <w:numPr>
+          <w:ilvl w:val="0"/>
+          <w:numId w:val="1"/>
+        </w:numPr>
+      </w:pPr>
+      <w:r>
+        <w:t>Conditions</w:t>
+      </w:r>
+    </w:p>
+    <w:p>
+      <w:pPr>
+        <w:numPr>
+          <w:ilvl w:val="0"/>
+          <w:numId w:val="1"/>
+        </w:numPr>
+      </w:pPr>
+      <w:r>
+        <w:t>Loops</w:t>
+      </w:r>
+    </w:p>
+    <w:p>
+      <w:pPr>
+        <w:numPr>
+          <w:ilvl w:val="0"/>
+          <w:numId w:val="1"/>
+        </w:numPr>
+      </w:pPr>
+      <w:r>
+        <w:t>Functions</w:t>
+      </w:r>
+    </w:p>
+    <w:p>
+      <w:pPr>
+        <w:numPr>
+          <w:ilvl w:val="0"/>
+          <w:numId w:val="1"/>
+        </w:numPr>
+      </w:pPr>
+      <w:r>
+        <w:t>Lists, tuples, dictionaries</w:t>
+      </w:r>
+    </w:p>
+    <w:p>
+      <w:pPr>
+        <w:numPr>
+          <w:ilvl w:val="0"/>
+          <w:numId w:val="1"/>
+        </w:numPr>
+      </w:pPr>
+      <w:r>
+        <w:t>Basic file handling</w:t>
+      </w:r>
+    </w:p>
+    <w:p>
+      <w:r>
+        <w:t>Practice:</w:t>
+      </w:r>
+    </w:p>
+    <w:p>
+      <w:pPr>
+        <w:numPr>
+          <w:ilvl w:val="0"/>
+          <w:numId w:val="2"/>
+        </w:numPr>
+      </w:pPr>
+      <w:r>
+        <w:t>Small Python programs</w:t>
+      </w:r>
+    </w:p>
+    <w:p>
+      <w:pPr>
+        <w:numPr>
+          <w:ilvl w:val="0"/>
+          <w:numId w:val="2"/>
+        </w:numPr>
+      </w:pPr>
+      <w:r>
+        <w:t>Pattern problems</w:t>
+      </w:r>
+    </w:p>
+    <w:p>
+      <w:pPr>
+        <w:numPr>
+          <w:ilvl w:val="0"/>
+          <w:numId w:val="2"/>
+        </w:numPr>
+      </w:pPr>
+      <w:r>
+        <w:t>Mini calculator/project</w:t>
+      </w:r>
+    </w:p>
+    <w:p>
+      <w:r>
+        <w:t>Course:</w:t>
+      </w:r>
+    </w:p>
+    <w:p>
+      <w:pPr>
+        <w:numPr>
+          <w:ilvl w:val="0"/>
+          <w:numId w:val="3"/>
+        </w:numPr>
+      </w:pPr>
+      <w:hyperlink r:id="rId5" w:history="1">
+        <w:r>
+          <w:rPr>
+            <w:rStyle w:val="Hyperlink"/>
+          </w:rPr>
+          <w:t>Kaggle Python Course</w:t>
+        </w:r>
+      </w:hyperlink>
+    </w:p>
+    <w:p>
+      <w:r>
+        <w:pict w14:anchorId="5FAD5AC8">
+          <v:rect id="_x0000_i1111" style="width:0;height:1.5pt" o:hralign="center" o:hrstd="t" o:hr="t" fillcolor="#a0a0a0" stroked="f"/>
+        </w:pict>
+      </w:r>
+    </w:p>
+    <w:p>
+      <w:pPr>
         <w:rPr>
           <w:b/>
           <w:bCs/>
         </w:rPr>
-        <w:t>Course:</w:t>
-      </w:r>
-      <w:r>
-        <w:t xml:space="preserve"> https://kaggle.com/learn/python</w:t>
-      </w:r>
-    </w:p>
-    <w:p>
-      <w:r>
-        <w:t>Learn: variables, data types, if/else, for/while loops, functions, lists, dictionaries, tuples. That's it. Don't go beyond this yet.</w:t>
-      </w:r>
-    </w:p>
-    <w:p>
-      <w:r>
-        <w:pict w14:anchorId="42275910">
-          <v:rect id="_x0000_i1026" style="width:0;height:1.5pt" o:hralign="center" o:hrstd="t" o:hr="t" fillcolor="#a0a0a0" stroked="f"/>
-        </w:pict>
-      </w:r>
-    </w:p>
-    <w:p>
-      <w:pPr>
+      </w:pPr>
+      <w:r>
         <w:rPr>
           <w:b/>
           <w:bCs/>
         </w:rPr>
-      </w:pPr>
-      <w:r>
+        <w:t>Phase 1 — Core Python + OOP (2–3 Weeks)</w:t>
+      </w:r>
+    </w:p>
+    <w:p>
+      <w:r>
+        <w:t>Learn:</w:t>
+      </w:r>
+    </w:p>
+    <w:p>
+      <w:pPr>
+        <w:numPr>
+          <w:ilvl w:val="0"/>
+          <w:numId w:val="4"/>
+        </w:numPr>
+      </w:pPr>
+      <w:r>
+        <w:t>OOP concepts</w:t>
+      </w:r>
+    </w:p>
+    <w:p>
+      <w:pPr>
+        <w:numPr>
+          <w:ilvl w:val="0"/>
+          <w:numId w:val="4"/>
+        </w:numPr>
+      </w:pPr>
+      <w:r>
+        <w:t>Classes &amp; objects</w:t>
+      </w:r>
+    </w:p>
+    <w:p>
+      <w:pPr>
+        <w:numPr>
+          <w:ilvl w:val="0"/>
+          <w:numId w:val="4"/>
+        </w:numPr>
+      </w:pPr>
+      <w:r>
+        <w:t>Inheritance</w:t>
+      </w:r>
+    </w:p>
+    <w:p>
+      <w:pPr>
+        <w:numPr>
+          <w:ilvl w:val="0"/>
+          <w:numId w:val="4"/>
+        </w:numPr>
+      </w:pPr>
+      <w:r>
+        <w:t>Polymorphism</w:t>
+      </w:r>
+    </w:p>
+    <w:p>
+      <w:pPr>
+        <w:numPr>
+          <w:ilvl w:val="0"/>
+          <w:numId w:val="4"/>
+        </w:numPr>
+      </w:pPr>
+      <w:r>
+        <w:t>Exception handling</w:t>
+      </w:r>
+    </w:p>
+    <w:p>
+      <w:pPr>
+        <w:numPr>
+          <w:ilvl w:val="0"/>
+          <w:numId w:val="4"/>
+        </w:numPr>
+      </w:pPr>
+      <w:r>
+        <w:t>Modules &amp; packages</w:t>
+      </w:r>
+    </w:p>
+    <w:p>
+      <w:r>
+        <w:t>Also learn:</w:t>
+      </w:r>
+    </w:p>
+    <w:p>
+      <w:pPr>
+        <w:numPr>
+          <w:ilvl w:val="0"/>
+          <w:numId w:val="5"/>
+        </w:numPr>
+      </w:pPr>
+      <w:r>
+        <w:t>Basic DSA</w:t>
+      </w:r>
+    </w:p>
+    <w:p>
+      <w:pPr>
+        <w:numPr>
+          <w:ilvl w:val="1"/>
+          <w:numId w:val="5"/>
+        </w:numPr>
+      </w:pPr>
+      <w:r>
+        <w:t>Arrays</w:t>
+      </w:r>
+    </w:p>
+    <w:p>
+      <w:pPr>
+        <w:numPr>
+          <w:ilvl w:val="1"/>
+          <w:numId w:val="5"/>
+        </w:numPr>
+      </w:pPr>
+      <w:r>
+        <w:t>Strings</w:t>
+      </w:r>
+    </w:p>
+    <w:p>
+      <w:pPr>
+        <w:numPr>
+          <w:ilvl w:val="1"/>
+          <w:numId w:val="5"/>
+        </w:numPr>
+      </w:pPr>
+      <w:r>
+        <w:t>Stack</w:t>
+      </w:r>
+    </w:p>
+    <w:p>
+      <w:pPr>
+        <w:numPr>
+          <w:ilvl w:val="1"/>
+          <w:numId w:val="5"/>
+        </w:numPr>
+      </w:pPr>
+      <w:r>
+        <w:t>Queue</w:t>
+      </w:r>
+    </w:p>
+    <w:p>
+      <w:pPr>
+        <w:numPr>
+          <w:ilvl w:val="1"/>
+          <w:numId w:val="5"/>
+        </w:numPr>
+      </w:pPr>
+      <w:r>
+        <w:lastRenderedPageBreak/>
+        <w:t>Searching</w:t>
+      </w:r>
+    </w:p>
+    <w:p>
+      <w:pPr>
+        <w:numPr>
+          <w:ilvl w:val="1"/>
+          <w:numId w:val="5"/>
+        </w:numPr>
+      </w:pPr>
+      <w:r>
+        <w:t>Sorting</w:t>
+      </w:r>
+    </w:p>
+    <w:p>
+      <w:r>
+        <w:t>Practice:</w:t>
+      </w:r>
+    </w:p>
+    <w:p>
+      <w:pPr>
+        <w:numPr>
+          <w:ilvl w:val="0"/>
+          <w:numId w:val="6"/>
+        </w:numPr>
+      </w:pPr>
+      <w:hyperlink r:id="rId6" w:history="1">
+        <w:proofErr w:type="spellStart"/>
+        <w:r>
+          <w:rPr>
+            <w:rStyle w:val="Hyperlink"/>
+          </w:rPr>
+          <w:t>LeetCode</w:t>
+        </w:r>
+        <w:proofErr w:type="spellEnd"/>
+      </w:hyperlink>
+    </w:p>
+    <w:p>
+      <w:pPr>
+        <w:numPr>
+          <w:ilvl w:val="0"/>
+          <w:numId w:val="6"/>
+        </w:numPr>
+      </w:pPr>
+      <w:hyperlink r:id="rId7" w:history="1">
+        <w:proofErr w:type="spellStart"/>
+        <w:r>
+          <w:rPr>
+            <w:rStyle w:val="Hyperlink"/>
+          </w:rPr>
+          <w:t>HackerRank</w:t>
+        </w:r>
+        <w:proofErr w:type="spellEnd"/>
+      </w:hyperlink>
+    </w:p>
+    <w:p>
+      <w:r>
+        <w:pict w14:anchorId="188087CB">
+          <v:rect id="_x0000_i1112" style="width:0;height:1.5pt" o:hralign="center" o:hrstd="t" o:hr="t" fillcolor="#a0a0a0" stroked="f"/>
+        </w:pict>
+      </w:r>
+    </w:p>
+    <w:p>
+      <w:pPr>
         <w:rPr>
           <w:b/>
           <w:bCs/>
         </w:rPr>
-        <w:t>Phase 1 — Core Python (2–4 Weeks)</w:t>
-      </w:r>
-    </w:p>
-    <w:p>
+      </w:pPr>
       <w:r>
         <w:rPr>
           <w:b/>
           <w:bCs/>
         </w:rPr>
-        <w:t>Course:</w:t>
-      </w:r>
-      <w:r>
-        <w:t xml:space="preserve"> https://cs50.harvard.edu/python</w:t>
-      </w:r>
-    </w:p>
-    <w:p>
-      <w:r>
-        <w:t>Learn: classes and objects (OOP), __</w:t>
-      </w:r>
-      <w:proofErr w:type="spellStart"/>
-      <w:r>
-        <w:t>init</w:t>
-      </w:r>
-      <w:proofErr w:type="spellEnd"/>
-      <w:r>
-        <w:t>__, inheritance, file handling (read/write), error handling (try/except), modules and imports, list comprehensions. Build a calculator and a simple student system.</w:t>
-      </w:r>
-    </w:p>
-    <w:p>
-      <w:pPr>
-        <w:ind w:firstLine="720"/>
-      </w:pPr>
-      <w:r>
-        <w:pict w14:anchorId="7A909E17">
-          <v:rect id="_x0000_i1027" style="width:0;height:1.5pt" o:hralign="center" o:hrstd="t" o:hr="t" fillcolor="#a0a0a0" stroked="f"/>
+        <w:t>Phase 2 — Databases + Git (1–2 Weeks)</w:t>
+      </w:r>
+    </w:p>
+    <w:p>
+      <w:r>
+        <w:t>Learn:</w:t>
+      </w:r>
+    </w:p>
+    <w:p>
+      <w:pPr>
+        <w:numPr>
+          <w:ilvl w:val="0"/>
+          <w:numId w:val="7"/>
+        </w:numPr>
+      </w:pPr>
+      <w:r>
+        <w:t>SQL basics</w:t>
+      </w:r>
+    </w:p>
+    <w:p>
+      <w:pPr>
+        <w:numPr>
+          <w:ilvl w:val="0"/>
+          <w:numId w:val="7"/>
+        </w:numPr>
+      </w:pPr>
+      <w:r>
+        <w:t>Joins</w:t>
+      </w:r>
+    </w:p>
+    <w:p>
+      <w:pPr>
+        <w:numPr>
+          <w:ilvl w:val="0"/>
+          <w:numId w:val="7"/>
+        </w:numPr>
+      </w:pPr>
+      <w:r>
+        <w:t>CRUD operations</w:t>
+      </w:r>
+    </w:p>
+    <w:p>
+      <w:pPr>
+        <w:numPr>
+          <w:ilvl w:val="0"/>
+          <w:numId w:val="7"/>
+        </w:numPr>
+      </w:pPr>
+      <w:r>
+        <w:t>Database design</w:t>
+      </w:r>
+    </w:p>
+    <w:p>
+      <w:r>
+        <w:t>Database:</w:t>
+      </w:r>
+    </w:p>
+    <w:p>
+      <w:pPr>
+        <w:numPr>
+          <w:ilvl w:val="0"/>
+          <w:numId w:val="8"/>
+        </w:numPr>
+      </w:pPr>
+      <w:r>
+        <w:t>PostgreSQL or MySQL</w:t>
+      </w:r>
+    </w:p>
+    <w:p>
+      <w:r>
+        <w:t>Learn:</w:t>
+      </w:r>
+    </w:p>
+    <w:p>
+      <w:pPr>
+        <w:numPr>
+          <w:ilvl w:val="0"/>
+          <w:numId w:val="9"/>
+        </w:numPr>
+      </w:pPr>
+      <w:r>
+        <w:t>Git</w:t>
+      </w:r>
+    </w:p>
+    <w:p>
+      <w:pPr>
+        <w:numPr>
+          <w:ilvl w:val="0"/>
+          <w:numId w:val="9"/>
+        </w:numPr>
+      </w:pPr>
+      <w:r>
+        <w:t>GitHub</w:t>
+      </w:r>
+    </w:p>
+    <w:p>
+      <w:pPr>
+        <w:numPr>
+          <w:ilvl w:val="0"/>
+          <w:numId w:val="9"/>
+        </w:numPr>
+      </w:pPr>
+      <w:r>
+        <w:t>Push/pull/commit</w:t>
+      </w:r>
+    </w:p>
+    <w:p>
+      <w:r>
+        <w:t>Practice:</w:t>
+      </w:r>
+    </w:p>
+    <w:p>
+      <w:pPr>
+        <w:numPr>
+          <w:ilvl w:val="0"/>
+          <w:numId w:val="10"/>
+        </w:numPr>
+      </w:pPr>
+      <w:r>
+        <w:t>Store project data in database</w:t>
+      </w:r>
+    </w:p>
+    <w:p>
+      <w:pPr>
+        <w:numPr>
+          <w:ilvl w:val="0"/>
+          <w:numId w:val="10"/>
+        </w:numPr>
+      </w:pPr>
+      <w:r>
+        <w:t>Upload projects to GitHub</w:t>
+      </w:r>
+    </w:p>
+    <w:p>
+      <w:r>
+        <w:pict w14:anchorId="15E6481F">
+          <v:rect id="_x0000_i1113" style="width:0;height:1.5pt" o:hralign="center" o:hrstd="t" o:hr="t" fillcolor="#a0a0a0" stroked="f"/>
         </w:pict>
       </w:r>
     </w:p>
@@ -125,77 +561,499 @@
           <w:b/>
           <w:bCs/>
         </w:rPr>
-        <w:t>Phase 2 — Backend + APIs (1 Month)</w:t>
-      </w:r>
-    </w:p>
-    <w:p>
-      <w:r>
+        <w:t>Phase 3 — Web Development with Flask (2–3 Weeks)</w:t>
+      </w:r>
+    </w:p>
+    <w:p>
+      <w:r>
+        <w:t>Learn:</w:t>
+      </w:r>
+    </w:p>
+    <w:p>
+      <w:pPr>
+        <w:numPr>
+          <w:ilvl w:val="0"/>
+          <w:numId w:val="11"/>
+        </w:numPr>
+      </w:pPr>
+      <w:r>
+        <w:t>Flask basics</w:t>
+      </w:r>
+    </w:p>
+    <w:p>
+      <w:pPr>
+        <w:numPr>
+          <w:ilvl w:val="0"/>
+          <w:numId w:val="11"/>
+        </w:numPr>
+      </w:pPr>
+      <w:r>
+        <w:t>Routing</w:t>
+      </w:r>
+    </w:p>
+    <w:p>
+      <w:pPr>
+        <w:numPr>
+          <w:ilvl w:val="0"/>
+          <w:numId w:val="11"/>
+        </w:numPr>
+      </w:pPr>
+      <w:r>
+        <w:t>Templates</w:t>
+      </w:r>
+    </w:p>
+    <w:p>
+      <w:pPr>
+        <w:numPr>
+          <w:ilvl w:val="0"/>
+          <w:numId w:val="11"/>
+        </w:numPr>
+      </w:pPr>
+      <w:r>
+        <w:t>Forms</w:t>
+      </w:r>
+    </w:p>
+    <w:p>
+      <w:pPr>
+        <w:numPr>
+          <w:ilvl w:val="0"/>
+          <w:numId w:val="11"/>
+        </w:numPr>
+      </w:pPr>
+      <w:r>
+        <w:t>Authentication</w:t>
+      </w:r>
+    </w:p>
+    <w:p>
+      <w:pPr>
+        <w:numPr>
+          <w:ilvl w:val="0"/>
+          <w:numId w:val="11"/>
+        </w:numPr>
+      </w:pPr>
+      <w:r>
+        <w:t>REST APIs</w:t>
+      </w:r>
+    </w:p>
+    <w:p>
+      <w:r>
+        <w:t>Projects:</w:t>
+      </w:r>
+    </w:p>
+    <w:p>
+      <w:pPr>
+        <w:numPr>
+          <w:ilvl w:val="0"/>
+          <w:numId w:val="12"/>
+        </w:numPr>
+      </w:pPr>
+      <w:r>
+        <w:lastRenderedPageBreak/>
+        <w:t>Login system</w:t>
+      </w:r>
+    </w:p>
+    <w:p>
+      <w:pPr>
+        <w:numPr>
+          <w:ilvl w:val="0"/>
+          <w:numId w:val="12"/>
+        </w:numPr>
+      </w:pPr>
+      <w:r>
+        <w:t>Todo app</w:t>
+      </w:r>
+    </w:p>
+    <w:p>
+      <w:pPr>
+        <w:numPr>
+          <w:ilvl w:val="0"/>
+          <w:numId w:val="12"/>
+        </w:numPr>
+      </w:pPr>
+      <w:r>
+        <w:t>Blog app</w:t>
+      </w:r>
+    </w:p>
+    <w:p>
+      <w:pPr>
+        <w:numPr>
+          <w:ilvl w:val="0"/>
+          <w:numId w:val="12"/>
+        </w:numPr>
+      </w:pPr>
+      <w:r>
+        <w:t>Travel safety app</w:t>
+      </w:r>
+    </w:p>
+    <w:p>
+      <w:r>
+        <w:pict w14:anchorId="3E698AC7">
+          <v:rect id="_x0000_i1114" style="width:0;height:1.5pt" o:hralign="center" o:hrstd="t" o:hr="t" fillcolor="#a0a0a0" stroked="f"/>
+        </w:pict>
+      </w:r>
+    </w:p>
+    <w:p>
+      <w:pPr>
         <w:rPr>
           <w:b/>
           <w:bCs/>
         </w:rPr>
-        <w:t>Course:</w:t>
-      </w:r>
-      <w:r>
-        <w:t xml:space="preserve"> https://fastapi.tiangolo.com + https://youtube.com/@TechWithTim</w:t>
-      </w:r>
-    </w:p>
-    <w:p>
-      <w:r>
-        <w:t xml:space="preserve">Learn: what an API is, GET/POST requests, JSON format, how to build routes in </w:t>
-      </w:r>
-      <w:proofErr w:type="spellStart"/>
-      <w:r>
-        <w:t>FastAPI</w:t>
-      </w:r>
-      <w:proofErr w:type="spellEnd"/>
-      <w:r>
-        <w:t>, request/response structure, basic authentication. Build a CRUD API and a login system.</w:t>
-      </w:r>
-    </w:p>
-    <w:p>
-      <w:r>
-        <w:pict w14:anchorId="190DCC0C">
-          <v:rect id="_x0000_i1028" style="width:0;height:1.5pt" o:hralign="center" o:hrstd="t" o:hr="t" fillcolor="#a0a0a0" stroked="f"/>
-        </w:pict>
-      </w:r>
-    </w:p>
-    <w:p>
-      <w:pPr>
+      </w:pPr>
+      <w:r>
         <w:rPr>
           <w:b/>
           <w:bCs/>
         </w:rPr>
-      </w:pPr>
-      <w:r>
+        <w:t>Phase 4 — Modern Backend APIs (2 Weeks)</w:t>
+      </w:r>
+    </w:p>
+    <w:p>
+      <w:r>
+        <w:t>Learn:</w:t>
+      </w:r>
+    </w:p>
+    <w:p>
+      <w:pPr>
+        <w:numPr>
+          <w:ilvl w:val="0"/>
+          <w:numId w:val="13"/>
+        </w:numPr>
+      </w:pPr>
+      <w:proofErr w:type="spellStart"/>
+      <w:r>
+        <w:t>FastAPI</w:t>
+      </w:r>
+      <w:proofErr w:type="spellEnd"/>
+    </w:p>
+    <w:p>
+      <w:pPr>
+        <w:numPr>
+          <w:ilvl w:val="0"/>
+          <w:numId w:val="13"/>
+        </w:numPr>
+      </w:pPr>
+      <w:r>
+        <w:t>Async APIs</w:t>
+      </w:r>
+    </w:p>
+    <w:p>
+      <w:pPr>
+        <w:numPr>
+          <w:ilvl w:val="0"/>
+          <w:numId w:val="13"/>
+        </w:numPr>
+      </w:pPr>
+      <w:r>
+        <w:t>JSON handling</w:t>
+      </w:r>
+    </w:p>
+    <w:p>
+      <w:pPr>
+        <w:numPr>
+          <w:ilvl w:val="0"/>
+          <w:numId w:val="13"/>
+        </w:numPr>
+      </w:pPr>
+      <w:r>
+        <w:t>API testing</w:t>
+      </w:r>
+    </w:p>
+    <w:p>
+      <w:pPr>
+        <w:numPr>
+          <w:ilvl w:val="0"/>
+          <w:numId w:val="13"/>
+        </w:numPr>
+      </w:pPr>
+      <w:r>
+        <w:t>Swagger docs</w:t>
+      </w:r>
+    </w:p>
+    <w:p>
+      <w:r>
+        <w:t>Why:</w:t>
+      </w:r>
+      <w:r>
+        <w:br/>
+      </w:r>
+      <w:proofErr w:type="spellStart"/>
+      <w:r>
+        <w:t>FastAPI</w:t>
+      </w:r>
+      <w:proofErr w:type="spellEnd"/>
+      <w:r>
+        <w:t xml:space="preserve"> is heavily used in modern AI systems.</w:t>
+      </w:r>
+    </w:p>
+    <w:p>
+      <w:r>
+        <w:t>Projects:</w:t>
+      </w:r>
+    </w:p>
+    <w:p>
+      <w:pPr>
+        <w:numPr>
+          <w:ilvl w:val="0"/>
+          <w:numId w:val="14"/>
+        </w:numPr>
+      </w:pPr>
+      <w:r>
+        <w:t>AI chatbot backend</w:t>
+      </w:r>
+    </w:p>
+    <w:p>
+      <w:pPr>
+        <w:numPr>
+          <w:ilvl w:val="0"/>
+          <w:numId w:val="14"/>
+        </w:numPr>
+      </w:pPr>
+      <w:r>
+        <w:t>API server</w:t>
+      </w:r>
+    </w:p>
+    <w:p>
+      <w:pPr>
+        <w:numPr>
+          <w:ilvl w:val="0"/>
+          <w:numId w:val="14"/>
+        </w:numPr>
+      </w:pPr>
+      <w:r>
+        <w:t>Authentication API</w:t>
+      </w:r>
+    </w:p>
+    <w:p>
+      <w:r>
+        <w:pict w14:anchorId="71FDD300">
+          <v:rect id="_x0000_i1115" style="width:0;height:1.5pt" o:hralign="center" o:hrstd="t" o:hr="t" fillcolor="#a0a0a0" stroked="f"/>
+        </w:pict>
+      </w:r>
+    </w:p>
+    <w:p>
+      <w:pPr>
         <w:rPr>
           <w:b/>
           <w:bCs/>
         </w:rPr>
-        <w:t>Phase 3 — AI Basics + LLMs (1 Month)</w:t>
-      </w:r>
-    </w:p>
-    <w:p>
+      </w:pPr>
       <w:r>
         <w:rPr>
           <w:b/>
           <w:bCs/>
         </w:rPr>
-        <w:t>Course:</w:t>
-      </w:r>
-      <w:r>
-        <w:t xml:space="preserve"> https://deeplearning.ai/courses + https://huggingface.co/learn</w:t>
-      </w:r>
-    </w:p>
-    <w:p>
-      <w:r>
-        <w:t>Learn: what an LLM is, how tokens work, what a prompt is, system vs user messages, temperature setting, how to call OpenAI/Gemini API in Python, basic prompt engineering. Build a simple chatbot.</w:t>
-      </w:r>
-    </w:p>
-    <w:p>
-      <w:r>
-        <w:pict w14:anchorId="4159AD38">
-          <v:rect id="_x0000_i1029" style="width:0;height:1.5pt" o:hralign="center" o:hrstd="t" o:hr="t" fillcolor="#a0a0a0" stroked="f"/>
+        <w:t>Phase 5 — Agentic AI (4–6 Weeks)</w:t>
+      </w:r>
+    </w:p>
+    <w:p>
+      <w:r>
+        <w:t>Learn:</w:t>
+      </w:r>
+    </w:p>
+    <w:p>
+      <w:pPr>
+        <w:numPr>
+          <w:ilvl w:val="0"/>
+          <w:numId w:val="15"/>
+        </w:numPr>
+      </w:pPr>
+      <w:r>
+        <w:t>LLM APIs</w:t>
+      </w:r>
+    </w:p>
+    <w:p>
+      <w:pPr>
+        <w:numPr>
+          <w:ilvl w:val="0"/>
+          <w:numId w:val="15"/>
+        </w:numPr>
+      </w:pPr>
+      <w:r>
+        <w:t>Prompt engineering</w:t>
+      </w:r>
+    </w:p>
+    <w:p>
+      <w:pPr>
+        <w:numPr>
+          <w:ilvl w:val="0"/>
+          <w:numId w:val="15"/>
+        </w:numPr>
+      </w:pPr>
+      <w:r>
+        <w:t>RAG</w:t>
+      </w:r>
+    </w:p>
+    <w:p>
+      <w:pPr>
+        <w:numPr>
+          <w:ilvl w:val="0"/>
+          <w:numId w:val="15"/>
+        </w:numPr>
+      </w:pPr>
+      <w:r>
+        <w:t>Vector databases</w:t>
+      </w:r>
+    </w:p>
+    <w:p>
+      <w:pPr>
+        <w:numPr>
+          <w:ilvl w:val="0"/>
+          <w:numId w:val="15"/>
+        </w:numPr>
+      </w:pPr>
+      <w:r>
+        <w:t>Tool calling</w:t>
+      </w:r>
+    </w:p>
+    <w:p>
+      <w:pPr>
+        <w:numPr>
+          <w:ilvl w:val="0"/>
+          <w:numId w:val="15"/>
+        </w:numPr>
+      </w:pPr>
+      <w:r>
+        <w:t>Memory</w:t>
+      </w:r>
+    </w:p>
+    <w:p>
+      <w:pPr>
+        <w:numPr>
+          <w:ilvl w:val="0"/>
+          <w:numId w:val="15"/>
+        </w:numPr>
+      </w:pPr>
+      <w:r>
+        <w:t>AI workflows</w:t>
+      </w:r>
+    </w:p>
+    <w:p>
+      <w:pPr>
+        <w:numPr>
+          <w:ilvl w:val="0"/>
+          <w:numId w:val="15"/>
+        </w:numPr>
+      </w:pPr>
+      <w:r>
+        <w:t>Multi-agent systems</w:t>
+      </w:r>
+    </w:p>
+    <w:p>
+      <w:r>
+        <w:t>Tools:</w:t>
+      </w:r>
+    </w:p>
+    <w:p>
+      <w:pPr>
+        <w:numPr>
+          <w:ilvl w:val="0"/>
+          <w:numId w:val="16"/>
+        </w:numPr>
+      </w:pPr>
+      <w:proofErr w:type="spellStart"/>
+      <w:r>
+        <w:t>LangChain</w:t>
+      </w:r>
+      <w:proofErr w:type="spellEnd"/>
+    </w:p>
+    <w:p>
+      <w:pPr>
+        <w:numPr>
+          <w:ilvl w:val="0"/>
+          <w:numId w:val="16"/>
+        </w:numPr>
+      </w:pPr>
+      <w:proofErr w:type="spellStart"/>
+      <w:r>
+        <w:lastRenderedPageBreak/>
+        <w:t>CrewAI</w:t>
+      </w:r>
+      <w:proofErr w:type="spellEnd"/>
+    </w:p>
+    <w:p>
+      <w:pPr>
+        <w:numPr>
+          <w:ilvl w:val="0"/>
+          <w:numId w:val="16"/>
+        </w:numPr>
+      </w:pPr>
+      <w:proofErr w:type="spellStart"/>
+      <w:r>
+        <w:t>LlamaIndex</w:t>
+      </w:r>
+      <w:proofErr w:type="spellEnd"/>
+    </w:p>
+    <w:p>
+      <w:pPr>
+        <w:numPr>
+          <w:ilvl w:val="0"/>
+          <w:numId w:val="16"/>
+        </w:numPr>
+      </w:pPr>
+      <w:proofErr w:type="spellStart"/>
+      <w:r>
+        <w:t>AutoGen</w:t>
+      </w:r>
+      <w:proofErr w:type="spellEnd"/>
+    </w:p>
+    <w:p>
+      <w:r>
+        <w:t>Projects:</w:t>
+      </w:r>
+    </w:p>
+    <w:p>
+      <w:pPr>
+        <w:numPr>
+          <w:ilvl w:val="0"/>
+          <w:numId w:val="17"/>
+        </w:numPr>
+      </w:pPr>
+      <w:r>
+        <w:t>AI travel assistant</w:t>
+      </w:r>
+    </w:p>
+    <w:p>
+      <w:pPr>
+        <w:numPr>
+          <w:ilvl w:val="0"/>
+          <w:numId w:val="17"/>
+        </w:numPr>
+      </w:pPr>
+      <w:r>
+        <w:t xml:space="preserve">AI resume </w:t>
+      </w:r>
+      <w:proofErr w:type="spellStart"/>
+      <w:r>
+        <w:t>analyzer</w:t>
+      </w:r>
+      <w:proofErr w:type="spellEnd"/>
+    </w:p>
+    <w:p>
+      <w:pPr>
+        <w:numPr>
+          <w:ilvl w:val="0"/>
+          <w:numId w:val="17"/>
+        </w:numPr>
+      </w:pPr>
+      <w:r>
+        <w:t>AI research assistant</w:t>
+      </w:r>
+    </w:p>
+    <w:p>
+      <w:pPr>
+        <w:numPr>
+          <w:ilvl w:val="0"/>
+          <w:numId w:val="17"/>
+        </w:numPr>
+      </w:pPr>
+      <w:r>
+        <w:t>AI coding helper</w:t>
+      </w:r>
+    </w:p>
+    <w:p>
+      <w:r>
+        <w:pict w14:anchorId="3194979E">
+          <v:rect id="_x0000_i1116" style="width:0;height:1.5pt" o:hralign="center" o:hrstd="t" o:hr="t" fillcolor="#a0a0a0" stroked="f"/>
         </w:pict>
       </w:r>
     </w:p>
@@ -211,135 +1069,339 @@
           <w:b/>
           <w:bCs/>
         </w:rPr>
-        <w:t>Phase 4 — RAG (2–3 Weeks)</w:t>
-      </w:r>
-    </w:p>
-    <w:p>
-      <w:r>
+        <w:t>Phase 6 — Frontend Development (3–4 Weeks)</w:t>
+      </w:r>
+    </w:p>
+    <w:p>
+      <w:r>
+        <w:t>Learn:</w:t>
+      </w:r>
+    </w:p>
+    <w:p>
+      <w:pPr>
+        <w:numPr>
+          <w:ilvl w:val="0"/>
+          <w:numId w:val="18"/>
+        </w:numPr>
+      </w:pPr>
+      <w:r>
+        <w:t>HTML</w:t>
+      </w:r>
+    </w:p>
+    <w:p>
+      <w:pPr>
+        <w:numPr>
+          <w:ilvl w:val="0"/>
+          <w:numId w:val="18"/>
+        </w:numPr>
+      </w:pPr>
+      <w:r>
+        <w:t>CSS</w:t>
+      </w:r>
+    </w:p>
+    <w:p>
+      <w:pPr>
+        <w:numPr>
+          <w:ilvl w:val="0"/>
+          <w:numId w:val="18"/>
+        </w:numPr>
+      </w:pPr>
+      <w:r>
+        <w:t>JavaScript basics</w:t>
+      </w:r>
+    </w:p>
+    <w:p>
+      <w:pPr>
+        <w:numPr>
+          <w:ilvl w:val="0"/>
+          <w:numId w:val="18"/>
+        </w:numPr>
+      </w:pPr>
+      <w:r>
+        <w:t>React</w:t>
+      </w:r>
+    </w:p>
+    <w:p>
+      <w:r>
+        <w:t>Learn in React:</w:t>
+      </w:r>
+    </w:p>
+    <w:p>
+      <w:pPr>
+        <w:numPr>
+          <w:ilvl w:val="0"/>
+          <w:numId w:val="19"/>
+        </w:numPr>
+      </w:pPr>
+      <w:r>
+        <w:t>Components</w:t>
+      </w:r>
+    </w:p>
+    <w:p>
+      <w:pPr>
+        <w:numPr>
+          <w:ilvl w:val="0"/>
+          <w:numId w:val="19"/>
+        </w:numPr>
+      </w:pPr>
+      <w:r>
+        <w:t>Props</w:t>
+      </w:r>
+    </w:p>
+    <w:p>
+      <w:pPr>
+        <w:numPr>
+          <w:ilvl w:val="0"/>
+          <w:numId w:val="19"/>
+        </w:numPr>
+      </w:pPr>
+      <w:r>
+        <w:t>State</w:t>
+      </w:r>
+    </w:p>
+    <w:p>
+      <w:pPr>
+        <w:numPr>
+          <w:ilvl w:val="0"/>
+          <w:numId w:val="19"/>
+        </w:numPr>
+      </w:pPr>
+      <w:r>
+        <w:t>API integration</w:t>
+      </w:r>
+    </w:p>
+    <w:p>
+      <w:r>
+        <w:t>Projects:</w:t>
+      </w:r>
+    </w:p>
+    <w:p>
+      <w:pPr>
+        <w:numPr>
+          <w:ilvl w:val="0"/>
+          <w:numId w:val="20"/>
+        </w:numPr>
+      </w:pPr>
+      <w:r>
+        <w:t xml:space="preserve">Connect React frontend with </w:t>
+      </w:r>
+      <w:proofErr w:type="spellStart"/>
+      <w:r>
+        <w:t>FastAPI</w:t>
+      </w:r>
+      <w:proofErr w:type="spellEnd"/>
+      <w:r>
+        <w:t xml:space="preserve"> backend</w:t>
+      </w:r>
+    </w:p>
+    <w:p>
+      <w:r>
+        <w:pict w14:anchorId="2C89628A">
+          <v:rect id="_x0000_i1117" style="width:0;height:1.5pt" o:hralign="center" o:hrstd="t" o:hr="t" fillcolor="#a0a0a0" stroked="f"/>
+        </w:pict>
+      </w:r>
+    </w:p>
+    <w:p>
+      <w:pPr>
         <w:rPr>
           <w:b/>
           <w:bCs/>
         </w:rPr>
-        <w:t>Course:</w:t>
-      </w:r>
-      <w:r>
-        <w:t xml:space="preserve"> https://deeplearning.ai/courses + https://docs.trychroma.com</w:t>
-      </w:r>
-    </w:p>
-    <w:p>
-      <w:r>
-        <w:t>Learn: what embeddings are, how to convert documents to vectors, what a vector database is, how to store and retrieve chunks, how RAG combines retrieval + LLM. Build a PDF Q&amp;A bot.</w:t>
-      </w:r>
-    </w:p>
-    <w:p>
-      <w:r>
-        <w:pict w14:anchorId="2857146A">
-          <v:rect id="_x0000_i1030" style="width:0;height:1.5pt" o:hralign="center" o:hrstd="t" o:hr="t" fillcolor="#a0a0a0" stroked="f"/>
-        </w:pict>
-      </w:r>
-    </w:p>
-    <w:p>
-      <w:pPr>
+      </w:pPr>
+      <w:r>
         <w:rPr>
           <w:b/>
           <w:bCs/>
         </w:rPr>
-      </w:pPr>
-      <w:r>
+        <w:t>Phase 7 — Deployment + Cloud (2–3 Weeks)</w:t>
+      </w:r>
+    </w:p>
+    <w:p>
+      <w:r>
+        <w:t>Learn:</w:t>
+      </w:r>
+    </w:p>
+    <w:p>
+      <w:pPr>
+        <w:numPr>
+          <w:ilvl w:val="0"/>
+          <w:numId w:val="21"/>
+        </w:numPr>
+      </w:pPr>
+      <w:r>
+        <w:t>Docker basics</w:t>
+      </w:r>
+    </w:p>
+    <w:p>
+      <w:pPr>
+        <w:numPr>
+          <w:ilvl w:val="0"/>
+          <w:numId w:val="21"/>
+        </w:numPr>
+      </w:pPr>
+      <w:r>
+        <w:t>Cloud deployment</w:t>
+      </w:r>
+    </w:p>
+    <w:p>
+      <w:pPr>
+        <w:numPr>
+          <w:ilvl w:val="0"/>
+          <w:numId w:val="21"/>
+        </w:numPr>
+      </w:pPr>
+      <w:r>
+        <w:t>CI/CD basics</w:t>
+      </w:r>
+    </w:p>
+    <w:p>
+      <w:r>
+        <w:t>Cloud:</w:t>
+      </w:r>
+    </w:p>
+    <w:p>
+      <w:pPr>
+        <w:numPr>
+          <w:ilvl w:val="0"/>
+          <w:numId w:val="22"/>
+        </w:numPr>
+      </w:pPr>
+      <w:r>
+        <w:t>AWS basics</w:t>
+      </w:r>
+    </w:p>
+    <w:p>
+      <w:pPr>
+        <w:numPr>
+          <w:ilvl w:val="0"/>
+          <w:numId w:val="22"/>
+        </w:numPr>
+      </w:pPr>
+      <w:r>
+        <w:t xml:space="preserve">Render / Railway / </w:t>
+      </w:r>
+      <w:proofErr w:type="spellStart"/>
+      <w:r>
+        <w:t>Vercel</w:t>
+      </w:r>
+      <w:proofErr w:type="spellEnd"/>
+    </w:p>
+    <w:p>
+      <w:r>
+        <w:lastRenderedPageBreak/>
+        <w:t>Deploy:</w:t>
+      </w:r>
+    </w:p>
+    <w:p>
+      <w:pPr>
+        <w:numPr>
+          <w:ilvl w:val="0"/>
+          <w:numId w:val="23"/>
+        </w:numPr>
+      </w:pPr>
+      <w:r>
+        <w:t>Full AI web app online</w:t>
+      </w:r>
+    </w:p>
+    <w:p>
+      <w:r>
+        <w:pict w14:anchorId="2D960F51">
+          <v:rect id="_x0000_i1118" style="width:0;height:1.5pt" o:hralign="center" o:hrstd="t" o:hr="t" fillcolor="#a0a0a0" stroked="f"/>
+        </w:pict>
+      </w:r>
+    </w:p>
+    <w:p>
+      <w:pPr>
         <w:rPr>
           <w:b/>
           <w:bCs/>
         </w:rPr>
-        <w:t xml:space="preserve">Phase 5 — Agentic AI Core </w:t>
-      </w:r>
-      <w:r>
-        <w:rPr>
-          <w:rFonts w:ascii="Segoe UI Emoji" w:hAnsi="Segoe UI Emoji" w:cs="Segoe UI Emoji"/>
-          <w:b/>
-          <w:bCs/>
-        </w:rPr>
-        <w:t>⭐</w:t>
-      </w:r>
+      </w:pPr>
       <w:r>
         <w:rPr>
           <w:b/>
           <w:bCs/>
         </w:rPr>
-        <w:t xml:space="preserve"> (1–2 Months)</w:t>
-      </w:r>
-    </w:p>
-    <w:p>
-      <w:r>
+        <w:t>Phase 8 — Build Portfolio Projects</w:t>
+      </w:r>
+    </w:p>
+    <w:p>
+      <w:r>
+        <w:t>Build 3–5 strong projects:</w:t>
+      </w:r>
+    </w:p>
+    <w:p>
+      <w:pPr>
         <w:rPr>
           <w:b/>
           <w:bCs/>
         </w:rPr>
-        <w:t>Course:</w:t>
-      </w:r>
-      <w:r>
-        <w:t xml:space="preserve"> https://deeplearning.ai/courses/ai-agents-in-langgraph + https://microsoft.github.io/autogen</w:t>
-      </w:r>
-    </w:p>
-    <w:p>
-      <w:r>
-        <w:t xml:space="preserve">Learn: what an agent is (LLM + Tools + Memory), how tool calling works, how agents plan steps, how memory is stored, </w:t>
-      </w:r>
-      <w:proofErr w:type="spellStart"/>
-      <w:proofErr w:type="gramStart"/>
-      <w:r>
-        <w:t>ReAct</w:t>
-      </w:r>
-      <w:proofErr w:type="spellEnd"/>
-      <w:proofErr w:type="gramEnd"/>
-      <w:r>
-        <w:t xml:space="preserve"> pattern (reason + act), how to build a simple agent from scratch. Build an AI that takes a task, breaks it into steps, and executes them automatically.</w:t>
-      </w:r>
-    </w:p>
-    <w:p>
-      <w:r>
-        <w:lastRenderedPageBreak/>
-        <w:pict w14:anchorId="2FB6DC88">
-          <v:rect id="_x0000_i1031" style="width:0;height:1.5pt" o:hralign="center" o:hrstd="t" o:hr="t" fillcolor="#a0a0a0" stroked="f"/>
-        </w:pict>
-      </w:r>
-    </w:p>
-    <w:p>
-      <w:pPr>
+      </w:pPr>
+      <w:r>
         <w:rPr>
           <w:b/>
           <w:bCs/>
         </w:rPr>
-      </w:pPr>
-      <w:r>
+        <w:t>Beginner</w:t>
+      </w:r>
+    </w:p>
+    <w:p>
+      <w:pPr>
+        <w:numPr>
+          <w:ilvl w:val="0"/>
+          <w:numId w:val="24"/>
+        </w:numPr>
+      </w:pPr>
+      <w:r>
+        <w:t>Todo app</w:t>
+      </w:r>
+    </w:p>
+    <w:p>
+      <w:pPr>
+        <w:numPr>
+          <w:ilvl w:val="0"/>
+          <w:numId w:val="24"/>
+        </w:numPr>
+      </w:pPr>
+      <w:r>
+        <w:t>Expense tracker</w:t>
+      </w:r>
+    </w:p>
+    <w:p>
+      <w:pPr>
         <w:rPr>
           <w:b/>
           <w:bCs/>
         </w:rPr>
-        <w:t>Phase 6 — Multi-Agent Systems (2–3 Weeks)</w:t>
-      </w:r>
-    </w:p>
-    <w:p>
+      </w:pPr>
       <w:r>
         <w:rPr>
           <w:b/>
           <w:bCs/>
         </w:rPr>
-        <w:t>Course:</w:t>
-      </w:r>
-      <w:r>
-        <w:t xml:space="preserve"> https://docs.crewai.com</w:t>
-      </w:r>
-    </w:p>
-    <w:p>
-      <w:r>
-        <w:t>Learn: how multiple agents communicate, how to assign roles (planner, researcher, writer), task delegation between agents. Build a 2-agent system where one plans and one executes.</w:t>
-      </w:r>
-    </w:p>
-    <w:p>
-      <w:r>
-        <w:pict w14:anchorId="153725D3">
-          <v:rect id="_x0000_i1032" style="width:0;height:1.5pt" o:hralign="center" o:hrstd="t" o:hr="t" fillcolor="#a0a0a0" stroked="f"/>
-        </w:pict>
+        <w:t>Intermediate</w:t>
+      </w:r>
+    </w:p>
+    <w:p>
+      <w:pPr>
+        <w:numPr>
+          <w:ilvl w:val="0"/>
+          <w:numId w:val="25"/>
+        </w:numPr>
+      </w:pPr>
+      <w:r>
+        <w:t>Smart travel safety app</w:t>
+      </w:r>
+    </w:p>
+    <w:p>
+      <w:pPr>
+        <w:numPr>
+          <w:ilvl w:val="0"/>
+          <w:numId w:val="25"/>
+        </w:numPr>
+      </w:pPr>
+      <w:r>
+        <w:t>AI chatbot</w:t>
       </w:r>
     </w:p>
     <w:p>
@@ -354,77 +1416,245 @@
           <w:b/>
           <w:bCs/>
         </w:rPr>
-        <w:t>Phase 7 — Full Stack + AI (3–4 Weeks)</w:t>
-      </w:r>
-    </w:p>
-    <w:p>
-      <w:r>
+        <w:t>Advanced</w:t>
+      </w:r>
+    </w:p>
+    <w:p>
+      <w:pPr>
+        <w:numPr>
+          <w:ilvl w:val="0"/>
+          <w:numId w:val="26"/>
+        </w:numPr>
+      </w:pPr>
+      <w:r>
+        <w:t>Multi-agent AI assistant</w:t>
+      </w:r>
+    </w:p>
+    <w:p>
+      <w:pPr>
+        <w:numPr>
+          <w:ilvl w:val="0"/>
+          <w:numId w:val="26"/>
+        </w:numPr>
+      </w:pPr>
+      <w:r>
+        <w:t>AI automation platform</w:t>
+      </w:r>
+    </w:p>
+    <w:p>
+      <w:pPr>
+        <w:numPr>
+          <w:ilvl w:val="0"/>
+          <w:numId w:val="26"/>
+        </w:numPr>
+      </w:pPr>
+      <w:r>
+        <w:t>RAG-based document assistant</w:t>
+      </w:r>
+    </w:p>
+    <w:p>
+      <w:r>
+        <w:pict w14:anchorId="70D65F54">
+          <v:rect id="_x0000_i1119" style="width:0;height:1.5pt" o:hralign="center" o:hrstd="t" o:hr="t" fillcolor="#a0a0a0" stroked="f"/>
+        </w:pict>
+      </w:r>
+    </w:p>
+    <w:p>
+      <w:pPr>
         <w:rPr>
           <w:b/>
           <w:bCs/>
         </w:rPr>
-        <w:t>Course:</w:t>
-      </w:r>
-      <w:r>
-        <w:t xml:space="preserve"> https://scrimba.com/learn/learnreact</w:t>
-      </w:r>
-    </w:p>
-    <w:p>
-      <w:r>
-        <w:t xml:space="preserve">Learn: React basics (components, state, props), connecting React to </w:t>
-      </w:r>
-      <w:proofErr w:type="spellStart"/>
-      <w:r>
-        <w:t>FastAPI</w:t>
-      </w:r>
-      <w:proofErr w:type="spellEnd"/>
-      <w:r>
-        <w:t>, sending prompts from frontend to your AI backend, displaying AI responses in UI. Build an AI dashboard.</w:t>
-      </w:r>
-    </w:p>
-    <w:p>
-      <w:r>
-        <w:pict w14:anchorId="7FB2D003">
-          <v:rect id="_x0000_i1033" style="width:0;height:1.5pt" o:hralign="center" o:hrstd="t" o:hr="t" fillcolor="#a0a0a0" stroked="f"/>
-        </w:pict>
-      </w:r>
-    </w:p>
-    <w:p>
-      <w:pPr>
+      </w:pPr>
+      <w:r>
         <w:rPr>
           <w:b/>
           <w:bCs/>
         </w:rPr>
-      </w:pPr>
-      <w:r>
+        <w:t>Skills You’ll Have by End</w:t>
+      </w:r>
+    </w:p>
+    <w:p>
+      <w:pPr>
+        <w:numPr>
+          <w:ilvl w:val="0"/>
+          <w:numId w:val="27"/>
+        </w:numPr>
+      </w:pPr>
+      <w:r>
+        <w:t>Python</w:t>
+      </w:r>
+    </w:p>
+    <w:p>
+      <w:pPr>
+        <w:numPr>
+          <w:ilvl w:val="0"/>
+          <w:numId w:val="27"/>
+        </w:numPr>
+      </w:pPr>
+      <w:r>
+        <w:t>Backend development</w:t>
+      </w:r>
+    </w:p>
+    <w:p>
+      <w:pPr>
+        <w:numPr>
+          <w:ilvl w:val="0"/>
+          <w:numId w:val="27"/>
+        </w:numPr>
+      </w:pPr>
+      <w:r>
+        <w:t>APIs</w:t>
+      </w:r>
+    </w:p>
+    <w:p>
+      <w:pPr>
+        <w:numPr>
+          <w:ilvl w:val="0"/>
+          <w:numId w:val="27"/>
+        </w:numPr>
+      </w:pPr>
+      <w:r>
+        <w:t>AI integration</w:t>
+      </w:r>
+    </w:p>
+    <w:p>
+      <w:pPr>
+        <w:numPr>
+          <w:ilvl w:val="0"/>
+          <w:numId w:val="27"/>
+        </w:numPr>
+      </w:pPr>
+      <w:r>
+        <w:t>Agentic AI</w:t>
+      </w:r>
+    </w:p>
+    <w:p>
+      <w:pPr>
+        <w:numPr>
+          <w:ilvl w:val="0"/>
+          <w:numId w:val="27"/>
+        </w:numPr>
+      </w:pPr>
+      <w:r>
+        <w:t>React</w:t>
+      </w:r>
+    </w:p>
+    <w:p>
+      <w:pPr>
+        <w:numPr>
+          <w:ilvl w:val="0"/>
+          <w:numId w:val="27"/>
+        </w:numPr>
+      </w:pPr>
+      <w:r>
+        <w:t>Cloud deployment</w:t>
+      </w:r>
+    </w:p>
+    <w:p>
+      <w:pPr>
+        <w:numPr>
+          <w:ilvl w:val="0"/>
+          <w:numId w:val="27"/>
+        </w:numPr>
+      </w:pPr>
+      <w:r>
+        <w:t>Full stack AI development</w:t>
+      </w:r>
+    </w:p>
+    <w:p>
+      <w:r>
+        <w:pict w14:anchorId="6B140F9A">
+          <v:rect id="_x0000_i1120" style="width:0;height:1.5pt" o:hralign="center" o:hrstd="t" o:hr="t" fillcolor="#a0a0a0" stroked="f"/>
+        </w:pict>
+      </w:r>
+    </w:p>
+    <w:p>
+      <w:pPr>
         <w:rPr>
           <w:b/>
           <w:bCs/>
         </w:rPr>
-        <w:t>Phase 8 — Deployment (1–2 Weeks)</w:t>
-      </w:r>
-    </w:p>
-    <w:p>
+      </w:pPr>
       <w:r>
         <w:rPr>
           <w:b/>
           <w:bCs/>
         </w:rPr>
-        <w:t>Platform:</w:t>
-      </w:r>
-      <w:r>
-        <w:t xml:space="preserve"> https://render.com (free)</w:t>
-      </w:r>
-    </w:p>
-    <w:p>
-      <w:r>
-        <w:t>Learn: how to push code to GitHub, connect GitHub to Render, set environment variables, make your app live with a public URL. Deploy your final project online.</w:t>
-      </w:r>
-    </w:p>
-    <w:p>
-      <w:r>
-        <w:pict w14:anchorId="09E3046B">
-          <v:rect id="_x0000_i1034" style="width:0;height:1.5pt" o:hralign="center" o:hrstd="t" o:hr="t" fillcolor="#a0a0a0" stroked="f"/>
+        <w:t>Trending Roles This Roadmap Targets</w:t>
+      </w:r>
+    </w:p>
+    <w:p>
+      <w:pPr>
+        <w:numPr>
+          <w:ilvl w:val="0"/>
+          <w:numId w:val="28"/>
+        </w:numPr>
+      </w:pPr>
+      <w:r>
+        <w:t>AI Engineer</w:t>
+      </w:r>
+    </w:p>
+    <w:p>
+      <w:pPr>
+        <w:numPr>
+          <w:ilvl w:val="0"/>
+          <w:numId w:val="28"/>
+        </w:numPr>
+      </w:pPr>
+      <w:r>
+        <w:t>GenAI Developer</w:t>
+      </w:r>
+    </w:p>
+    <w:p>
+      <w:pPr>
+        <w:numPr>
+          <w:ilvl w:val="0"/>
+          <w:numId w:val="28"/>
+        </w:numPr>
+      </w:pPr>
+      <w:r>
+        <w:t>Backend Developer</w:t>
+      </w:r>
+    </w:p>
+    <w:p>
+      <w:pPr>
+        <w:numPr>
+          <w:ilvl w:val="0"/>
+          <w:numId w:val="28"/>
+        </w:numPr>
+      </w:pPr>
+      <w:r>
+        <w:t>AI Automation Engineer</w:t>
+      </w:r>
+    </w:p>
+    <w:p>
+      <w:pPr>
+        <w:numPr>
+          <w:ilvl w:val="0"/>
+          <w:numId w:val="28"/>
+        </w:numPr>
+      </w:pPr>
+      <w:r>
+        <w:lastRenderedPageBreak/>
+        <w:t>Full Stack AI Developer</w:t>
+      </w:r>
+    </w:p>
+    <w:p>
+      <w:pPr>
+        <w:numPr>
+          <w:ilvl w:val="0"/>
+          <w:numId w:val="28"/>
+        </w:numPr>
+      </w:pPr>
+      <w:r>
+        <w:t>Python Developer</w:t>
+      </w:r>
+    </w:p>
+    <w:p>
+      <w:r>
+        <w:pict w14:anchorId="7BA76AF9">
+          <v:rect id="_x0000_i1121" style="width:0;height:1.5pt" o:hralign="center" o:hrstd="t" o:hr="t" fillcolor="#a0a0a0" stroked="f"/>
         </w:pict>
       </w:r>
     </w:p>
@@ -437,67 +1667,28 @@
       </w:pPr>
       <w:r>
         <w:rPr>
-          <w:rFonts w:ascii="Segoe UI Emoji" w:hAnsi="Segoe UI Emoji" w:cs="Segoe UI Emoji"/>
           <w:b/>
           <w:bCs/>
         </w:rPr>
-        <w:t>📅</w:t>
-      </w:r>
-      <w:r>
-        <w:rPr>
-          <w:b/>
-          <w:bCs/>
-        </w:rPr>
-        <w:t xml:space="preserve"> Daily Routine</w:t>
-      </w:r>
-    </w:p>
-    <w:p>
-      <w:r>
-        <w:t>2 hrs learning + 2 hrs coding + 1 hr practice</w:t>
-      </w:r>
-    </w:p>
-    <w:p>
-      <w:pPr>
-        <w:rPr>
-          <w:b/>
-          <w:bCs/>
-        </w:rPr>
-      </w:pPr>
-      <w:r>
-        <w:rPr>
-          <w:b/>
-          <w:bCs/>
-        </w:rPr>
-        <w:t>Simple Path</w:t>
-      </w:r>
-    </w:p>
-    <w:p>
-      <w:r>
-        <w:rPr>
-          <w:b/>
-          <w:bCs/>
-        </w:rPr>
-        <w:t>Python basics → OOP → APIs → LLMs → RAG → Agents → Deploy</w:t>
-      </w:r>
-    </w:p>
-    <w:p>
-      <w:r>
-        <w:t xml:space="preserve">git </w:t>
-      </w:r>
-      <w:proofErr w:type="gramStart"/>
-      <w:r>
-        <w:t>add .</w:t>
-      </w:r>
-      <w:proofErr w:type="gramEnd"/>
-    </w:p>
-    <w:p>
-      <w:r>
-        <w:t>git commit -m "Daily update"</w:t>
-      </w:r>
-    </w:p>
-    <w:p>
-      <w:r>
-        <w:t>git push</w:t>
+        <w:t>Best Final Stack for 2026</w:t>
+      </w:r>
+    </w:p>
+    <w:p>
+      <w:r>
+        <w:t xml:space="preserve">Python + </w:t>
+      </w:r>
+      <w:proofErr w:type="spellStart"/>
+      <w:r>
+        <w:t>FastAPI</w:t>
+      </w:r>
+      <w:proofErr w:type="spellEnd"/>
+      <w:r>
+        <w:t xml:space="preserve"> + Agentic AI + React + Cloud</w:t>
+      </w:r>
+    </w:p>
+    <w:p>
+      <w:r>
+        <w:t>This is one of the strongest and most future-focused Python career paths right now.</w:t>
       </w:r>
     </w:p>
     <w:p/>
@@ -509,6 +1700,4267 @@
     </w:sectPr>
   </w:body>
 </w:document>
+</file>
+
+<file path=word/numbering.xml><?xml version="1.0" encoding="utf-8"?>
+<w:numbering xmlns:wpc="http://schemas.microsoft.com/office/word/2010/wordprocessingCanvas" xmlns:cx="http://schemas.microsoft.com/office/drawing/2014/chartex" xmlns:cx1="http://schemas.microsoft.com/office/drawing/2015/9/8/chartex" xmlns:cx2="http://schemas.microsoft.com/office/drawing/2015/10/21/chartex" xmlns:cx3="http://schemas.microsoft.com/office/drawing/2016/5/9/chartex" xmlns:cx4="http://schemas.microsoft.com/office/drawing/2016/5/10/chartex" xmlns:cx5="http://schemas.microsoft.com/office/drawing/2016/5/11/chartex" xmlns:cx6="http://schemas.microsoft.com/office/drawing/2016/5/12/chartex" xmlns:cx7="http://schemas.microsoft.com/office/drawing/2016/5/13/chartex" xmlns:cx8="http://schemas.microsoft.com/office/drawing/2016/5/14/chartex" xmlns:mc="http://schemas.openxmlformats.org/markup-compatibility/2006" xmlns:aink="http://schemas.microsoft.com/office/drawing/2016/ink" xmlns:am3d="http://schemas.microsoft.com/office/drawing/2017/model3d" xmlns:o="urn:schemas-microsoft-com:office:office" xmlns:oel="http://schemas.microsoft.com/office/2019/extlst" xmlns:r="http://schemas.openxmlformats.org/officeDocument/2006/relationships" xmlns:m="http://schemas.openxmlformats.org/officeDocument/2006/math" xmlns:v="urn:schemas-microsoft-com:vml" xmlns:wp14="http://schemas.microsoft.com/office/word/2010/wordprocessingDrawing" xmlns:wp="http://schemas.openxmlformats.org/drawingml/2006/wordprocessingDrawing" xmlns:w10="urn:schemas-microsoft-com:office:word" xmlns:w="http://schemas.openxmlformats.org/wordprocessingml/2006/main" xmlns:w14="http://schemas.microsoft.com/office/word/2010/wordml" xmlns:w15="http://schemas.microsoft.com/office/word/2012/wordml" xmlns:w16cex="http://schemas.microsoft.com/office/word/2018/wordml/cex" xmlns:w16cid="http://schemas.microsoft.com/office/word/2016/wordml/cid" xmlns:w16="http://schemas.microsoft.com/office/word/2018/wordml" xmlns:w16du="http://schemas.microsoft.com/office/word/2023/wordml/word16du" xmlns:w16sdtdh="http://schemas.microsoft.com/office/word/2020/wordml/sdtdatahash" xmlns:w16sdtfl="http://schemas.microsoft.com/office/word/2024/wordml/sdtformatlock" xmlns:w16se="http://schemas.microsoft.com/office/word/2015/wordml/symex" xmlns:wpg="http://schemas.microsoft.com/office/word/2010/wordprocessingGroup" xmlns:wpi="http://schemas.microsoft.com/office/word/2010/wordprocessingInk" xmlns:wne="http://schemas.microsoft.com/office/word/2006/wordml" xmlns:wps="http://schemas.microsoft.com/office/word/2010/wordprocessingShape" mc:Ignorable="w14 w15 w16se w16cid w16 w16cex w16sdtdh w16sdtfl w16du wp14">
+  <w:abstractNum w:abstractNumId="0" w15:restartNumberingAfterBreak="0">
+    <w:nsid w:val="0E783299"/>
+    <w:multiLevelType w:val="multilevel"/>
+    <w:tmpl w:val="C974F8B2"/>
+    <w:lvl w:ilvl="0">
+      <w:start w:val="1"/>
+      <w:numFmt w:val="bullet"/>
+      <w:lvlText w:val=""/>
+      <w:lvlJc w:val="left"/>
+      <w:pPr>
+        <w:tabs>
+          <w:tab w:val="num" w:pos="720"/>
+        </w:tabs>
+        <w:ind w:left="720" w:hanging="360"/>
+      </w:pPr>
+      <w:rPr>
+        <w:rFonts w:ascii="Symbol" w:hAnsi="Symbol" w:hint="default"/>
+        <w:sz w:val="20"/>
+      </w:rPr>
+    </w:lvl>
+    <w:lvl w:ilvl="1" w:tentative="1">
+      <w:start w:val="1"/>
+      <w:numFmt w:val="bullet"/>
+      <w:lvlText w:val="o"/>
+      <w:lvlJc w:val="left"/>
+      <w:pPr>
+        <w:tabs>
+          <w:tab w:val="num" w:pos="1440"/>
+        </w:tabs>
+        <w:ind w:left="1440" w:hanging="360"/>
+      </w:pPr>
+      <w:rPr>
+        <w:rFonts w:ascii="Courier New" w:hAnsi="Courier New" w:hint="default"/>
+        <w:sz w:val="20"/>
+      </w:rPr>
+    </w:lvl>
+    <w:lvl w:ilvl="2" w:tentative="1">
+      <w:start w:val="1"/>
+      <w:numFmt w:val="bullet"/>
+      <w:lvlText w:val=""/>
+      <w:lvlJc w:val="left"/>
+      <w:pPr>
+        <w:tabs>
+          <w:tab w:val="num" w:pos="2160"/>
+        </w:tabs>
+        <w:ind w:left="2160" w:hanging="360"/>
+      </w:pPr>
+      <w:rPr>
+        <w:rFonts w:ascii="Wingdings" w:hAnsi="Wingdings" w:hint="default"/>
+        <w:sz w:val="20"/>
+      </w:rPr>
+    </w:lvl>
+    <w:lvl w:ilvl="3" w:tentative="1">
+      <w:start w:val="1"/>
+      <w:numFmt w:val="bullet"/>
+      <w:lvlText w:val=""/>
+      <w:lvlJc w:val="left"/>
+      <w:pPr>
+        <w:tabs>
+          <w:tab w:val="num" w:pos="2880"/>
+        </w:tabs>
+        <w:ind w:left="2880" w:hanging="360"/>
+      </w:pPr>
+      <w:rPr>
+        <w:rFonts w:ascii="Wingdings" w:hAnsi="Wingdings" w:hint="default"/>
+        <w:sz w:val="20"/>
+      </w:rPr>
+    </w:lvl>
+    <w:lvl w:ilvl="4" w:tentative="1">
+      <w:start w:val="1"/>
+      <w:numFmt w:val="bullet"/>
+      <w:lvlText w:val=""/>
+      <w:lvlJc w:val="left"/>
+      <w:pPr>
+        <w:tabs>
+          <w:tab w:val="num" w:pos="3600"/>
+        </w:tabs>
+        <w:ind w:left="3600" w:hanging="360"/>
+      </w:pPr>
+      <w:rPr>
+        <w:rFonts w:ascii="Wingdings" w:hAnsi="Wingdings" w:hint="default"/>
+        <w:sz w:val="20"/>
+      </w:rPr>
+    </w:lvl>
+    <w:lvl w:ilvl="5" w:tentative="1">
+      <w:start w:val="1"/>
+      <w:numFmt w:val="bullet"/>
+      <w:lvlText w:val=""/>
+      <w:lvlJc w:val="left"/>
+      <w:pPr>
+        <w:tabs>
+          <w:tab w:val="num" w:pos="4320"/>
+        </w:tabs>
+        <w:ind w:left="4320" w:hanging="360"/>
+      </w:pPr>
+      <w:rPr>
+        <w:rFonts w:ascii="Wingdings" w:hAnsi="Wingdings" w:hint="default"/>
+        <w:sz w:val="20"/>
+      </w:rPr>
+    </w:lvl>
+    <w:lvl w:ilvl="6" w:tentative="1">
+      <w:start w:val="1"/>
+      <w:numFmt w:val="bullet"/>
+      <w:lvlText w:val=""/>
+      <w:lvlJc w:val="left"/>
+      <w:pPr>
+        <w:tabs>
+          <w:tab w:val="num" w:pos="5040"/>
+        </w:tabs>
+        <w:ind w:left="5040" w:hanging="360"/>
+      </w:pPr>
+      <w:rPr>
+        <w:rFonts w:ascii="Wingdings" w:hAnsi="Wingdings" w:hint="default"/>
+        <w:sz w:val="20"/>
+      </w:rPr>
+    </w:lvl>
+    <w:lvl w:ilvl="7" w:tentative="1">
+      <w:start w:val="1"/>
+      <w:numFmt w:val="bullet"/>
+      <w:lvlText w:val=""/>
+      <w:lvlJc w:val="left"/>
+      <w:pPr>
+        <w:tabs>
+          <w:tab w:val="num" w:pos="5760"/>
+        </w:tabs>
+        <w:ind w:left="5760" w:hanging="360"/>
+      </w:pPr>
+      <w:rPr>
+        <w:rFonts w:ascii="Wingdings" w:hAnsi="Wingdings" w:hint="default"/>
+        <w:sz w:val="20"/>
+      </w:rPr>
+    </w:lvl>
+    <w:lvl w:ilvl="8" w:tentative="1">
+      <w:start w:val="1"/>
+      <w:numFmt w:val="bullet"/>
+      <w:lvlText w:val=""/>
+      <w:lvlJc w:val="left"/>
+      <w:pPr>
+        <w:tabs>
+          <w:tab w:val="num" w:pos="6480"/>
+        </w:tabs>
+        <w:ind w:left="6480" w:hanging="360"/>
+      </w:pPr>
+      <w:rPr>
+        <w:rFonts w:ascii="Wingdings" w:hAnsi="Wingdings" w:hint="default"/>
+        <w:sz w:val="20"/>
+      </w:rPr>
+    </w:lvl>
+  </w:abstractNum>
+  <w:abstractNum w:abstractNumId="1" w15:restartNumberingAfterBreak="0">
+    <w:nsid w:val="12446403"/>
+    <w:multiLevelType w:val="multilevel"/>
+    <w:tmpl w:val="14C63C9A"/>
+    <w:lvl w:ilvl="0">
+      <w:start w:val="1"/>
+      <w:numFmt w:val="bullet"/>
+      <w:lvlText w:val=""/>
+      <w:lvlJc w:val="left"/>
+      <w:pPr>
+        <w:tabs>
+          <w:tab w:val="num" w:pos="720"/>
+        </w:tabs>
+        <w:ind w:left="720" w:hanging="360"/>
+      </w:pPr>
+      <w:rPr>
+        <w:rFonts w:ascii="Symbol" w:hAnsi="Symbol" w:hint="default"/>
+        <w:sz w:val="20"/>
+      </w:rPr>
+    </w:lvl>
+    <w:lvl w:ilvl="1" w:tentative="1">
+      <w:start w:val="1"/>
+      <w:numFmt w:val="bullet"/>
+      <w:lvlText w:val="o"/>
+      <w:lvlJc w:val="left"/>
+      <w:pPr>
+        <w:tabs>
+          <w:tab w:val="num" w:pos="1440"/>
+        </w:tabs>
+        <w:ind w:left="1440" w:hanging="360"/>
+      </w:pPr>
+      <w:rPr>
+        <w:rFonts w:ascii="Courier New" w:hAnsi="Courier New" w:hint="default"/>
+        <w:sz w:val="20"/>
+      </w:rPr>
+    </w:lvl>
+    <w:lvl w:ilvl="2" w:tentative="1">
+      <w:start w:val="1"/>
+      <w:numFmt w:val="bullet"/>
+      <w:lvlText w:val=""/>
+      <w:lvlJc w:val="left"/>
+      <w:pPr>
+        <w:tabs>
+          <w:tab w:val="num" w:pos="2160"/>
+        </w:tabs>
+        <w:ind w:left="2160" w:hanging="360"/>
+      </w:pPr>
+      <w:rPr>
+        <w:rFonts w:ascii="Wingdings" w:hAnsi="Wingdings" w:hint="default"/>
+        <w:sz w:val="20"/>
+      </w:rPr>
+    </w:lvl>
+    <w:lvl w:ilvl="3" w:tentative="1">
+      <w:start w:val="1"/>
+      <w:numFmt w:val="bullet"/>
+      <w:lvlText w:val=""/>
+      <w:lvlJc w:val="left"/>
+      <w:pPr>
+        <w:tabs>
+          <w:tab w:val="num" w:pos="2880"/>
+        </w:tabs>
+        <w:ind w:left="2880" w:hanging="360"/>
+      </w:pPr>
+      <w:rPr>
+        <w:rFonts w:ascii="Wingdings" w:hAnsi="Wingdings" w:hint="default"/>
+        <w:sz w:val="20"/>
+      </w:rPr>
+    </w:lvl>
+    <w:lvl w:ilvl="4" w:tentative="1">
+      <w:start w:val="1"/>
+      <w:numFmt w:val="bullet"/>
+      <w:lvlText w:val=""/>
+      <w:lvlJc w:val="left"/>
+      <w:pPr>
+        <w:tabs>
+          <w:tab w:val="num" w:pos="3600"/>
+        </w:tabs>
+        <w:ind w:left="3600" w:hanging="360"/>
+      </w:pPr>
+      <w:rPr>
+        <w:rFonts w:ascii="Wingdings" w:hAnsi="Wingdings" w:hint="default"/>
+        <w:sz w:val="20"/>
+      </w:rPr>
+    </w:lvl>
+    <w:lvl w:ilvl="5" w:tentative="1">
+      <w:start w:val="1"/>
+      <w:numFmt w:val="bullet"/>
+      <w:lvlText w:val=""/>
+      <w:lvlJc w:val="left"/>
+      <w:pPr>
+        <w:tabs>
+          <w:tab w:val="num" w:pos="4320"/>
+        </w:tabs>
+        <w:ind w:left="4320" w:hanging="360"/>
+      </w:pPr>
+      <w:rPr>
+        <w:rFonts w:ascii="Wingdings" w:hAnsi="Wingdings" w:hint="default"/>
+        <w:sz w:val="20"/>
+      </w:rPr>
+    </w:lvl>
+    <w:lvl w:ilvl="6" w:tentative="1">
+      <w:start w:val="1"/>
+      <w:numFmt w:val="bullet"/>
+      <w:lvlText w:val=""/>
+      <w:lvlJc w:val="left"/>
+      <w:pPr>
+        <w:tabs>
+          <w:tab w:val="num" w:pos="5040"/>
+        </w:tabs>
+        <w:ind w:left="5040" w:hanging="360"/>
+      </w:pPr>
+      <w:rPr>
+        <w:rFonts w:ascii="Wingdings" w:hAnsi="Wingdings" w:hint="default"/>
+        <w:sz w:val="20"/>
+      </w:rPr>
+    </w:lvl>
+    <w:lvl w:ilvl="7" w:tentative="1">
+      <w:start w:val="1"/>
+      <w:numFmt w:val="bullet"/>
+      <w:lvlText w:val=""/>
+      <w:lvlJc w:val="left"/>
+      <w:pPr>
+        <w:tabs>
+          <w:tab w:val="num" w:pos="5760"/>
+        </w:tabs>
+        <w:ind w:left="5760" w:hanging="360"/>
+      </w:pPr>
+      <w:rPr>
+        <w:rFonts w:ascii="Wingdings" w:hAnsi="Wingdings" w:hint="default"/>
+        <w:sz w:val="20"/>
+      </w:rPr>
+    </w:lvl>
+    <w:lvl w:ilvl="8" w:tentative="1">
+      <w:start w:val="1"/>
+      <w:numFmt w:val="bullet"/>
+      <w:lvlText w:val=""/>
+      <w:lvlJc w:val="left"/>
+      <w:pPr>
+        <w:tabs>
+          <w:tab w:val="num" w:pos="6480"/>
+        </w:tabs>
+        <w:ind w:left="6480" w:hanging="360"/>
+      </w:pPr>
+      <w:rPr>
+        <w:rFonts w:ascii="Wingdings" w:hAnsi="Wingdings" w:hint="default"/>
+        <w:sz w:val="20"/>
+      </w:rPr>
+    </w:lvl>
+  </w:abstractNum>
+  <w:abstractNum w:abstractNumId="2" w15:restartNumberingAfterBreak="0">
+    <w:nsid w:val="18A369DC"/>
+    <w:multiLevelType w:val="multilevel"/>
+    <w:tmpl w:val="BC2ED046"/>
+    <w:lvl w:ilvl="0">
+      <w:start w:val="1"/>
+      <w:numFmt w:val="bullet"/>
+      <w:lvlText w:val=""/>
+      <w:lvlJc w:val="left"/>
+      <w:pPr>
+        <w:tabs>
+          <w:tab w:val="num" w:pos="720"/>
+        </w:tabs>
+        <w:ind w:left="720" w:hanging="360"/>
+      </w:pPr>
+      <w:rPr>
+        <w:rFonts w:ascii="Symbol" w:hAnsi="Symbol" w:hint="default"/>
+        <w:sz w:val="20"/>
+      </w:rPr>
+    </w:lvl>
+    <w:lvl w:ilvl="1" w:tentative="1">
+      <w:start w:val="1"/>
+      <w:numFmt w:val="bullet"/>
+      <w:lvlText w:val="o"/>
+      <w:lvlJc w:val="left"/>
+      <w:pPr>
+        <w:tabs>
+          <w:tab w:val="num" w:pos="1440"/>
+        </w:tabs>
+        <w:ind w:left="1440" w:hanging="360"/>
+      </w:pPr>
+      <w:rPr>
+        <w:rFonts w:ascii="Courier New" w:hAnsi="Courier New" w:hint="default"/>
+        <w:sz w:val="20"/>
+      </w:rPr>
+    </w:lvl>
+    <w:lvl w:ilvl="2" w:tentative="1">
+      <w:start w:val="1"/>
+      <w:numFmt w:val="bullet"/>
+      <w:lvlText w:val=""/>
+      <w:lvlJc w:val="left"/>
+      <w:pPr>
+        <w:tabs>
+          <w:tab w:val="num" w:pos="2160"/>
+        </w:tabs>
+        <w:ind w:left="2160" w:hanging="360"/>
+      </w:pPr>
+      <w:rPr>
+        <w:rFonts w:ascii="Wingdings" w:hAnsi="Wingdings" w:hint="default"/>
+        <w:sz w:val="20"/>
+      </w:rPr>
+    </w:lvl>
+    <w:lvl w:ilvl="3" w:tentative="1">
+      <w:start w:val="1"/>
+      <w:numFmt w:val="bullet"/>
+      <w:lvlText w:val=""/>
+      <w:lvlJc w:val="left"/>
+      <w:pPr>
+        <w:tabs>
+          <w:tab w:val="num" w:pos="2880"/>
+        </w:tabs>
+        <w:ind w:left="2880" w:hanging="360"/>
+      </w:pPr>
+      <w:rPr>
+        <w:rFonts w:ascii="Wingdings" w:hAnsi="Wingdings" w:hint="default"/>
+        <w:sz w:val="20"/>
+      </w:rPr>
+    </w:lvl>
+    <w:lvl w:ilvl="4" w:tentative="1">
+      <w:start w:val="1"/>
+      <w:numFmt w:val="bullet"/>
+      <w:lvlText w:val=""/>
+      <w:lvlJc w:val="left"/>
+      <w:pPr>
+        <w:tabs>
+          <w:tab w:val="num" w:pos="3600"/>
+        </w:tabs>
+        <w:ind w:left="3600" w:hanging="360"/>
+      </w:pPr>
+      <w:rPr>
+        <w:rFonts w:ascii="Wingdings" w:hAnsi="Wingdings" w:hint="default"/>
+        <w:sz w:val="20"/>
+      </w:rPr>
+    </w:lvl>
+    <w:lvl w:ilvl="5" w:tentative="1">
+      <w:start w:val="1"/>
+      <w:numFmt w:val="bullet"/>
+      <w:lvlText w:val=""/>
+      <w:lvlJc w:val="left"/>
+      <w:pPr>
+        <w:tabs>
+          <w:tab w:val="num" w:pos="4320"/>
+        </w:tabs>
+        <w:ind w:left="4320" w:hanging="360"/>
+      </w:pPr>
+      <w:rPr>
+        <w:rFonts w:ascii="Wingdings" w:hAnsi="Wingdings" w:hint="default"/>
+        <w:sz w:val="20"/>
+      </w:rPr>
+    </w:lvl>
+    <w:lvl w:ilvl="6" w:tentative="1">
+      <w:start w:val="1"/>
+      <w:numFmt w:val="bullet"/>
+      <w:lvlText w:val=""/>
+      <w:lvlJc w:val="left"/>
+      <w:pPr>
+        <w:tabs>
+          <w:tab w:val="num" w:pos="5040"/>
+        </w:tabs>
+        <w:ind w:left="5040" w:hanging="360"/>
+      </w:pPr>
+      <w:rPr>
+        <w:rFonts w:ascii="Wingdings" w:hAnsi="Wingdings" w:hint="default"/>
+        <w:sz w:val="20"/>
+      </w:rPr>
+    </w:lvl>
+    <w:lvl w:ilvl="7" w:tentative="1">
+      <w:start w:val="1"/>
+      <w:numFmt w:val="bullet"/>
+      <w:lvlText w:val=""/>
+      <w:lvlJc w:val="left"/>
+      <w:pPr>
+        <w:tabs>
+          <w:tab w:val="num" w:pos="5760"/>
+        </w:tabs>
+        <w:ind w:left="5760" w:hanging="360"/>
+      </w:pPr>
+      <w:rPr>
+        <w:rFonts w:ascii="Wingdings" w:hAnsi="Wingdings" w:hint="default"/>
+        <w:sz w:val="20"/>
+      </w:rPr>
+    </w:lvl>
+    <w:lvl w:ilvl="8" w:tentative="1">
+      <w:start w:val="1"/>
+      <w:numFmt w:val="bullet"/>
+      <w:lvlText w:val=""/>
+      <w:lvlJc w:val="left"/>
+      <w:pPr>
+        <w:tabs>
+          <w:tab w:val="num" w:pos="6480"/>
+        </w:tabs>
+        <w:ind w:left="6480" w:hanging="360"/>
+      </w:pPr>
+      <w:rPr>
+        <w:rFonts w:ascii="Wingdings" w:hAnsi="Wingdings" w:hint="default"/>
+        <w:sz w:val="20"/>
+      </w:rPr>
+    </w:lvl>
+  </w:abstractNum>
+  <w:abstractNum w:abstractNumId="3" w15:restartNumberingAfterBreak="0">
+    <w:nsid w:val="1AFE270F"/>
+    <w:multiLevelType w:val="multilevel"/>
+    <w:tmpl w:val="6110122E"/>
+    <w:lvl w:ilvl="0">
+      <w:start w:val="1"/>
+      <w:numFmt w:val="bullet"/>
+      <w:lvlText w:val=""/>
+      <w:lvlJc w:val="left"/>
+      <w:pPr>
+        <w:tabs>
+          <w:tab w:val="num" w:pos="720"/>
+        </w:tabs>
+        <w:ind w:left="720" w:hanging="360"/>
+      </w:pPr>
+      <w:rPr>
+        <w:rFonts w:ascii="Symbol" w:hAnsi="Symbol" w:hint="default"/>
+        <w:sz w:val="20"/>
+      </w:rPr>
+    </w:lvl>
+    <w:lvl w:ilvl="1" w:tentative="1">
+      <w:start w:val="1"/>
+      <w:numFmt w:val="bullet"/>
+      <w:lvlText w:val="o"/>
+      <w:lvlJc w:val="left"/>
+      <w:pPr>
+        <w:tabs>
+          <w:tab w:val="num" w:pos="1440"/>
+        </w:tabs>
+        <w:ind w:left="1440" w:hanging="360"/>
+      </w:pPr>
+      <w:rPr>
+        <w:rFonts w:ascii="Courier New" w:hAnsi="Courier New" w:hint="default"/>
+        <w:sz w:val="20"/>
+      </w:rPr>
+    </w:lvl>
+    <w:lvl w:ilvl="2" w:tentative="1">
+      <w:start w:val="1"/>
+      <w:numFmt w:val="bullet"/>
+      <w:lvlText w:val=""/>
+      <w:lvlJc w:val="left"/>
+      <w:pPr>
+        <w:tabs>
+          <w:tab w:val="num" w:pos="2160"/>
+        </w:tabs>
+        <w:ind w:left="2160" w:hanging="360"/>
+      </w:pPr>
+      <w:rPr>
+        <w:rFonts w:ascii="Wingdings" w:hAnsi="Wingdings" w:hint="default"/>
+        <w:sz w:val="20"/>
+      </w:rPr>
+    </w:lvl>
+    <w:lvl w:ilvl="3" w:tentative="1">
+      <w:start w:val="1"/>
+      <w:numFmt w:val="bullet"/>
+      <w:lvlText w:val=""/>
+      <w:lvlJc w:val="left"/>
+      <w:pPr>
+        <w:tabs>
+          <w:tab w:val="num" w:pos="2880"/>
+        </w:tabs>
+        <w:ind w:left="2880" w:hanging="360"/>
+      </w:pPr>
+      <w:rPr>
+        <w:rFonts w:ascii="Wingdings" w:hAnsi="Wingdings" w:hint="default"/>
+        <w:sz w:val="20"/>
+      </w:rPr>
+    </w:lvl>
+    <w:lvl w:ilvl="4" w:tentative="1">
+      <w:start w:val="1"/>
+      <w:numFmt w:val="bullet"/>
+      <w:lvlText w:val=""/>
+      <w:lvlJc w:val="left"/>
+      <w:pPr>
+        <w:tabs>
+          <w:tab w:val="num" w:pos="3600"/>
+        </w:tabs>
+        <w:ind w:left="3600" w:hanging="360"/>
+      </w:pPr>
+      <w:rPr>
+        <w:rFonts w:ascii="Wingdings" w:hAnsi="Wingdings" w:hint="default"/>
+        <w:sz w:val="20"/>
+      </w:rPr>
+    </w:lvl>
+    <w:lvl w:ilvl="5" w:tentative="1">
+      <w:start w:val="1"/>
+      <w:numFmt w:val="bullet"/>
+      <w:lvlText w:val=""/>
+      <w:lvlJc w:val="left"/>
+      <w:pPr>
+        <w:tabs>
+          <w:tab w:val="num" w:pos="4320"/>
+        </w:tabs>
+        <w:ind w:left="4320" w:hanging="360"/>
+      </w:pPr>
+      <w:rPr>
+        <w:rFonts w:ascii="Wingdings" w:hAnsi="Wingdings" w:hint="default"/>
+        <w:sz w:val="20"/>
+      </w:rPr>
+    </w:lvl>
+    <w:lvl w:ilvl="6" w:tentative="1">
+      <w:start w:val="1"/>
+      <w:numFmt w:val="bullet"/>
+      <w:lvlText w:val=""/>
+      <w:lvlJc w:val="left"/>
+      <w:pPr>
+        <w:tabs>
+          <w:tab w:val="num" w:pos="5040"/>
+        </w:tabs>
+        <w:ind w:left="5040" w:hanging="360"/>
+      </w:pPr>
+      <w:rPr>
+        <w:rFonts w:ascii="Wingdings" w:hAnsi="Wingdings" w:hint="default"/>
+        <w:sz w:val="20"/>
+      </w:rPr>
+    </w:lvl>
+    <w:lvl w:ilvl="7" w:tentative="1">
+      <w:start w:val="1"/>
+      <w:numFmt w:val="bullet"/>
+      <w:lvlText w:val=""/>
+      <w:lvlJc w:val="left"/>
+      <w:pPr>
+        <w:tabs>
+          <w:tab w:val="num" w:pos="5760"/>
+        </w:tabs>
+        <w:ind w:left="5760" w:hanging="360"/>
+      </w:pPr>
+      <w:rPr>
+        <w:rFonts w:ascii="Wingdings" w:hAnsi="Wingdings" w:hint="default"/>
+        <w:sz w:val="20"/>
+      </w:rPr>
+    </w:lvl>
+    <w:lvl w:ilvl="8" w:tentative="1">
+      <w:start w:val="1"/>
+      <w:numFmt w:val="bullet"/>
+      <w:lvlText w:val=""/>
+      <w:lvlJc w:val="left"/>
+      <w:pPr>
+        <w:tabs>
+          <w:tab w:val="num" w:pos="6480"/>
+        </w:tabs>
+        <w:ind w:left="6480" w:hanging="360"/>
+      </w:pPr>
+      <w:rPr>
+        <w:rFonts w:ascii="Wingdings" w:hAnsi="Wingdings" w:hint="default"/>
+        <w:sz w:val="20"/>
+      </w:rPr>
+    </w:lvl>
+  </w:abstractNum>
+  <w:abstractNum w:abstractNumId="4" w15:restartNumberingAfterBreak="0">
+    <w:nsid w:val="1E2E0DE3"/>
+    <w:multiLevelType w:val="multilevel"/>
+    <w:tmpl w:val="DE785790"/>
+    <w:lvl w:ilvl="0">
+      <w:start w:val="1"/>
+      <w:numFmt w:val="bullet"/>
+      <w:lvlText w:val=""/>
+      <w:lvlJc w:val="left"/>
+      <w:pPr>
+        <w:tabs>
+          <w:tab w:val="num" w:pos="720"/>
+        </w:tabs>
+        <w:ind w:left="720" w:hanging="360"/>
+      </w:pPr>
+      <w:rPr>
+        <w:rFonts w:ascii="Symbol" w:hAnsi="Symbol" w:hint="default"/>
+        <w:sz w:val="20"/>
+      </w:rPr>
+    </w:lvl>
+    <w:lvl w:ilvl="1">
+      <w:start w:val="1"/>
+      <w:numFmt w:val="bullet"/>
+      <w:lvlText w:val="o"/>
+      <w:lvlJc w:val="left"/>
+      <w:pPr>
+        <w:tabs>
+          <w:tab w:val="num" w:pos="1440"/>
+        </w:tabs>
+        <w:ind w:left="1440" w:hanging="360"/>
+      </w:pPr>
+      <w:rPr>
+        <w:rFonts w:ascii="Courier New" w:hAnsi="Courier New" w:hint="default"/>
+        <w:sz w:val="20"/>
+      </w:rPr>
+    </w:lvl>
+    <w:lvl w:ilvl="2" w:tentative="1">
+      <w:start w:val="1"/>
+      <w:numFmt w:val="bullet"/>
+      <w:lvlText w:val=""/>
+      <w:lvlJc w:val="left"/>
+      <w:pPr>
+        <w:tabs>
+          <w:tab w:val="num" w:pos="2160"/>
+        </w:tabs>
+        <w:ind w:left="2160" w:hanging="360"/>
+      </w:pPr>
+      <w:rPr>
+        <w:rFonts w:ascii="Wingdings" w:hAnsi="Wingdings" w:hint="default"/>
+        <w:sz w:val="20"/>
+      </w:rPr>
+    </w:lvl>
+    <w:lvl w:ilvl="3" w:tentative="1">
+      <w:start w:val="1"/>
+      <w:numFmt w:val="bullet"/>
+      <w:lvlText w:val=""/>
+      <w:lvlJc w:val="left"/>
+      <w:pPr>
+        <w:tabs>
+          <w:tab w:val="num" w:pos="2880"/>
+        </w:tabs>
+        <w:ind w:left="2880" w:hanging="360"/>
+      </w:pPr>
+      <w:rPr>
+        <w:rFonts w:ascii="Wingdings" w:hAnsi="Wingdings" w:hint="default"/>
+        <w:sz w:val="20"/>
+      </w:rPr>
+    </w:lvl>
+    <w:lvl w:ilvl="4" w:tentative="1">
+      <w:start w:val="1"/>
+      <w:numFmt w:val="bullet"/>
+      <w:lvlText w:val=""/>
+      <w:lvlJc w:val="left"/>
+      <w:pPr>
+        <w:tabs>
+          <w:tab w:val="num" w:pos="3600"/>
+        </w:tabs>
+        <w:ind w:left="3600" w:hanging="360"/>
+      </w:pPr>
+      <w:rPr>
+        <w:rFonts w:ascii="Wingdings" w:hAnsi="Wingdings" w:hint="default"/>
+        <w:sz w:val="20"/>
+      </w:rPr>
+    </w:lvl>
+    <w:lvl w:ilvl="5" w:tentative="1">
+      <w:start w:val="1"/>
+      <w:numFmt w:val="bullet"/>
+      <w:lvlText w:val=""/>
+      <w:lvlJc w:val="left"/>
+      <w:pPr>
+        <w:tabs>
+          <w:tab w:val="num" w:pos="4320"/>
+        </w:tabs>
+        <w:ind w:left="4320" w:hanging="360"/>
+      </w:pPr>
+      <w:rPr>
+        <w:rFonts w:ascii="Wingdings" w:hAnsi="Wingdings" w:hint="default"/>
+        <w:sz w:val="20"/>
+      </w:rPr>
+    </w:lvl>
+    <w:lvl w:ilvl="6" w:tentative="1">
+      <w:start w:val="1"/>
+      <w:numFmt w:val="bullet"/>
+      <w:lvlText w:val=""/>
+      <w:lvlJc w:val="left"/>
+      <w:pPr>
+        <w:tabs>
+          <w:tab w:val="num" w:pos="5040"/>
+        </w:tabs>
+        <w:ind w:left="5040" w:hanging="360"/>
+      </w:pPr>
+      <w:rPr>
+        <w:rFonts w:ascii="Wingdings" w:hAnsi="Wingdings" w:hint="default"/>
+        <w:sz w:val="20"/>
+      </w:rPr>
+    </w:lvl>
+    <w:lvl w:ilvl="7" w:tentative="1">
+      <w:start w:val="1"/>
+      <w:numFmt w:val="bullet"/>
+      <w:lvlText w:val=""/>
+      <w:lvlJc w:val="left"/>
+      <w:pPr>
+        <w:tabs>
+          <w:tab w:val="num" w:pos="5760"/>
+        </w:tabs>
+        <w:ind w:left="5760" w:hanging="360"/>
+      </w:pPr>
+      <w:rPr>
+        <w:rFonts w:ascii="Wingdings" w:hAnsi="Wingdings" w:hint="default"/>
+        <w:sz w:val="20"/>
+      </w:rPr>
+    </w:lvl>
+    <w:lvl w:ilvl="8" w:tentative="1">
+      <w:start w:val="1"/>
+      <w:numFmt w:val="bullet"/>
+      <w:lvlText w:val=""/>
+      <w:lvlJc w:val="left"/>
+      <w:pPr>
+        <w:tabs>
+          <w:tab w:val="num" w:pos="6480"/>
+        </w:tabs>
+        <w:ind w:left="6480" w:hanging="360"/>
+      </w:pPr>
+      <w:rPr>
+        <w:rFonts w:ascii="Wingdings" w:hAnsi="Wingdings" w:hint="default"/>
+        <w:sz w:val="20"/>
+      </w:rPr>
+    </w:lvl>
+  </w:abstractNum>
+  <w:abstractNum w:abstractNumId="5" w15:restartNumberingAfterBreak="0">
+    <w:nsid w:val="23EB1FA7"/>
+    <w:multiLevelType w:val="multilevel"/>
+    <w:tmpl w:val="E2F6A266"/>
+    <w:lvl w:ilvl="0">
+      <w:start w:val="1"/>
+      <w:numFmt w:val="bullet"/>
+      <w:lvlText w:val=""/>
+      <w:lvlJc w:val="left"/>
+      <w:pPr>
+        <w:tabs>
+          <w:tab w:val="num" w:pos="720"/>
+        </w:tabs>
+        <w:ind w:left="720" w:hanging="360"/>
+      </w:pPr>
+      <w:rPr>
+        <w:rFonts w:ascii="Symbol" w:hAnsi="Symbol" w:hint="default"/>
+        <w:sz w:val="20"/>
+      </w:rPr>
+    </w:lvl>
+    <w:lvl w:ilvl="1" w:tentative="1">
+      <w:start w:val="1"/>
+      <w:numFmt w:val="bullet"/>
+      <w:lvlText w:val="o"/>
+      <w:lvlJc w:val="left"/>
+      <w:pPr>
+        <w:tabs>
+          <w:tab w:val="num" w:pos="1440"/>
+        </w:tabs>
+        <w:ind w:left="1440" w:hanging="360"/>
+      </w:pPr>
+      <w:rPr>
+        <w:rFonts w:ascii="Courier New" w:hAnsi="Courier New" w:hint="default"/>
+        <w:sz w:val="20"/>
+      </w:rPr>
+    </w:lvl>
+    <w:lvl w:ilvl="2" w:tentative="1">
+      <w:start w:val="1"/>
+      <w:numFmt w:val="bullet"/>
+      <w:lvlText w:val=""/>
+      <w:lvlJc w:val="left"/>
+      <w:pPr>
+        <w:tabs>
+          <w:tab w:val="num" w:pos="2160"/>
+        </w:tabs>
+        <w:ind w:left="2160" w:hanging="360"/>
+      </w:pPr>
+      <w:rPr>
+        <w:rFonts w:ascii="Wingdings" w:hAnsi="Wingdings" w:hint="default"/>
+        <w:sz w:val="20"/>
+      </w:rPr>
+    </w:lvl>
+    <w:lvl w:ilvl="3" w:tentative="1">
+      <w:start w:val="1"/>
+      <w:numFmt w:val="bullet"/>
+      <w:lvlText w:val=""/>
+      <w:lvlJc w:val="left"/>
+      <w:pPr>
+        <w:tabs>
+          <w:tab w:val="num" w:pos="2880"/>
+        </w:tabs>
+        <w:ind w:left="2880" w:hanging="360"/>
+      </w:pPr>
+      <w:rPr>
+        <w:rFonts w:ascii="Wingdings" w:hAnsi="Wingdings" w:hint="default"/>
+        <w:sz w:val="20"/>
+      </w:rPr>
+    </w:lvl>
+    <w:lvl w:ilvl="4" w:tentative="1">
+      <w:start w:val="1"/>
+      <w:numFmt w:val="bullet"/>
+      <w:lvlText w:val=""/>
+      <w:lvlJc w:val="left"/>
+      <w:pPr>
+        <w:tabs>
+          <w:tab w:val="num" w:pos="3600"/>
+        </w:tabs>
+        <w:ind w:left="3600" w:hanging="360"/>
+      </w:pPr>
+      <w:rPr>
+        <w:rFonts w:ascii="Wingdings" w:hAnsi="Wingdings" w:hint="default"/>
+        <w:sz w:val="20"/>
+      </w:rPr>
+    </w:lvl>
+    <w:lvl w:ilvl="5" w:tentative="1">
+      <w:start w:val="1"/>
+      <w:numFmt w:val="bullet"/>
+      <w:lvlText w:val=""/>
+      <w:lvlJc w:val="left"/>
+      <w:pPr>
+        <w:tabs>
+          <w:tab w:val="num" w:pos="4320"/>
+        </w:tabs>
+        <w:ind w:left="4320" w:hanging="360"/>
+      </w:pPr>
+      <w:rPr>
+        <w:rFonts w:ascii="Wingdings" w:hAnsi="Wingdings" w:hint="default"/>
+        <w:sz w:val="20"/>
+      </w:rPr>
+    </w:lvl>
+    <w:lvl w:ilvl="6" w:tentative="1">
+      <w:start w:val="1"/>
+      <w:numFmt w:val="bullet"/>
+      <w:lvlText w:val=""/>
+      <w:lvlJc w:val="left"/>
+      <w:pPr>
+        <w:tabs>
+          <w:tab w:val="num" w:pos="5040"/>
+        </w:tabs>
+        <w:ind w:left="5040" w:hanging="360"/>
+      </w:pPr>
+      <w:rPr>
+        <w:rFonts w:ascii="Wingdings" w:hAnsi="Wingdings" w:hint="default"/>
+        <w:sz w:val="20"/>
+      </w:rPr>
+    </w:lvl>
+    <w:lvl w:ilvl="7" w:tentative="1">
+      <w:start w:val="1"/>
+      <w:numFmt w:val="bullet"/>
+      <w:lvlText w:val=""/>
+      <w:lvlJc w:val="left"/>
+      <w:pPr>
+        <w:tabs>
+          <w:tab w:val="num" w:pos="5760"/>
+        </w:tabs>
+        <w:ind w:left="5760" w:hanging="360"/>
+      </w:pPr>
+      <w:rPr>
+        <w:rFonts w:ascii="Wingdings" w:hAnsi="Wingdings" w:hint="default"/>
+        <w:sz w:val="20"/>
+      </w:rPr>
+    </w:lvl>
+    <w:lvl w:ilvl="8" w:tentative="1">
+      <w:start w:val="1"/>
+      <w:numFmt w:val="bullet"/>
+      <w:lvlText w:val=""/>
+      <w:lvlJc w:val="left"/>
+      <w:pPr>
+        <w:tabs>
+          <w:tab w:val="num" w:pos="6480"/>
+        </w:tabs>
+        <w:ind w:left="6480" w:hanging="360"/>
+      </w:pPr>
+      <w:rPr>
+        <w:rFonts w:ascii="Wingdings" w:hAnsi="Wingdings" w:hint="default"/>
+        <w:sz w:val="20"/>
+      </w:rPr>
+    </w:lvl>
+  </w:abstractNum>
+  <w:abstractNum w:abstractNumId="6" w15:restartNumberingAfterBreak="0">
+    <w:nsid w:val="252B1A62"/>
+    <w:multiLevelType w:val="multilevel"/>
+    <w:tmpl w:val="99DC27E6"/>
+    <w:lvl w:ilvl="0">
+      <w:start w:val="1"/>
+      <w:numFmt w:val="bullet"/>
+      <w:lvlText w:val=""/>
+      <w:lvlJc w:val="left"/>
+      <w:pPr>
+        <w:tabs>
+          <w:tab w:val="num" w:pos="720"/>
+        </w:tabs>
+        <w:ind w:left="720" w:hanging="360"/>
+      </w:pPr>
+      <w:rPr>
+        <w:rFonts w:ascii="Symbol" w:hAnsi="Symbol" w:hint="default"/>
+        <w:sz w:val="20"/>
+      </w:rPr>
+    </w:lvl>
+    <w:lvl w:ilvl="1" w:tentative="1">
+      <w:start w:val="1"/>
+      <w:numFmt w:val="bullet"/>
+      <w:lvlText w:val="o"/>
+      <w:lvlJc w:val="left"/>
+      <w:pPr>
+        <w:tabs>
+          <w:tab w:val="num" w:pos="1440"/>
+        </w:tabs>
+        <w:ind w:left="1440" w:hanging="360"/>
+      </w:pPr>
+      <w:rPr>
+        <w:rFonts w:ascii="Courier New" w:hAnsi="Courier New" w:hint="default"/>
+        <w:sz w:val="20"/>
+      </w:rPr>
+    </w:lvl>
+    <w:lvl w:ilvl="2" w:tentative="1">
+      <w:start w:val="1"/>
+      <w:numFmt w:val="bullet"/>
+      <w:lvlText w:val=""/>
+      <w:lvlJc w:val="left"/>
+      <w:pPr>
+        <w:tabs>
+          <w:tab w:val="num" w:pos="2160"/>
+        </w:tabs>
+        <w:ind w:left="2160" w:hanging="360"/>
+      </w:pPr>
+      <w:rPr>
+        <w:rFonts w:ascii="Wingdings" w:hAnsi="Wingdings" w:hint="default"/>
+        <w:sz w:val="20"/>
+      </w:rPr>
+    </w:lvl>
+    <w:lvl w:ilvl="3" w:tentative="1">
+      <w:start w:val="1"/>
+      <w:numFmt w:val="bullet"/>
+      <w:lvlText w:val=""/>
+      <w:lvlJc w:val="left"/>
+      <w:pPr>
+        <w:tabs>
+          <w:tab w:val="num" w:pos="2880"/>
+        </w:tabs>
+        <w:ind w:left="2880" w:hanging="360"/>
+      </w:pPr>
+      <w:rPr>
+        <w:rFonts w:ascii="Wingdings" w:hAnsi="Wingdings" w:hint="default"/>
+        <w:sz w:val="20"/>
+      </w:rPr>
+    </w:lvl>
+    <w:lvl w:ilvl="4" w:tentative="1">
+      <w:start w:val="1"/>
+      <w:numFmt w:val="bullet"/>
+      <w:lvlText w:val=""/>
+      <w:lvlJc w:val="left"/>
+      <w:pPr>
+        <w:tabs>
+          <w:tab w:val="num" w:pos="3600"/>
+        </w:tabs>
+        <w:ind w:left="3600" w:hanging="360"/>
+      </w:pPr>
+      <w:rPr>
+        <w:rFonts w:ascii="Wingdings" w:hAnsi="Wingdings" w:hint="default"/>
+        <w:sz w:val="20"/>
+      </w:rPr>
+    </w:lvl>
+    <w:lvl w:ilvl="5" w:tentative="1">
+      <w:start w:val="1"/>
+      <w:numFmt w:val="bullet"/>
+      <w:lvlText w:val=""/>
+      <w:lvlJc w:val="left"/>
+      <w:pPr>
+        <w:tabs>
+          <w:tab w:val="num" w:pos="4320"/>
+        </w:tabs>
+        <w:ind w:left="4320" w:hanging="360"/>
+      </w:pPr>
+      <w:rPr>
+        <w:rFonts w:ascii="Wingdings" w:hAnsi="Wingdings" w:hint="default"/>
+        <w:sz w:val="20"/>
+      </w:rPr>
+    </w:lvl>
+    <w:lvl w:ilvl="6" w:tentative="1">
+      <w:start w:val="1"/>
+      <w:numFmt w:val="bullet"/>
+      <w:lvlText w:val=""/>
+      <w:lvlJc w:val="left"/>
+      <w:pPr>
+        <w:tabs>
+          <w:tab w:val="num" w:pos="5040"/>
+        </w:tabs>
+        <w:ind w:left="5040" w:hanging="360"/>
+      </w:pPr>
+      <w:rPr>
+        <w:rFonts w:ascii="Wingdings" w:hAnsi="Wingdings" w:hint="default"/>
+        <w:sz w:val="20"/>
+      </w:rPr>
+    </w:lvl>
+    <w:lvl w:ilvl="7" w:tentative="1">
+      <w:start w:val="1"/>
+      <w:numFmt w:val="bullet"/>
+      <w:lvlText w:val=""/>
+      <w:lvlJc w:val="left"/>
+      <w:pPr>
+        <w:tabs>
+          <w:tab w:val="num" w:pos="5760"/>
+        </w:tabs>
+        <w:ind w:left="5760" w:hanging="360"/>
+      </w:pPr>
+      <w:rPr>
+        <w:rFonts w:ascii="Wingdings" w:hAnsi="Wingdings" w:hint="default"/>
+        <w:sz w:val="20"/>
+      </w:rPr>
+    </w:lvl>
+    <w:lvl w:ilvl="8" w:tentative="1">
+      <w:start w:val="1"/>
+      <w:numFmt w:val="bullet"/>
+      <w:lvlText w:val=""/>
+      <w:lvlJc w:val="left"/>
+      <w:pPr>
+        <w:tabs>
+          <w:tab w:val="num" w:pos="6480"/>
+        </w:tabs>
+        <w:ind w:left="6480" w:hanging="360"/>
+      </w:pPr>
+      <w:rPr>
+        <w:rFonts w:ascii="Wingdings" w:hAnsi="Wingdings" w:hint="default"/>
+        <w:sz w:val="20"/>
+      </w:rPr>
+    </w:lvl>
+  </w:abstractNum>
+  <w:abstractNum w:abstractNumId="7" w15:restartNumberingAfterBreak="0">
+    <w:nsid w:val="25707257"/>
+    <w:multiLevelType w:val="multilevel"/>
+    <w:tmpl w:val="9C8C5292"/>
+    <w:lvl w:ilvl="0">
+      <w:start w:val="1"/>
+      <w:numFmt w:val="bullet"/>
+      <w:lvlText w:val=""/>
+      <w:lvlJc w:val="left"/>
+      <w:pPr>
+        <w:tabs>
+          <w:tab w:val="num" w:pos="720"/>
+        </w:tabs>
+        <w:ind w:left="720" w:hanging="360"/>
+      </w:pPr>
+      <w:rPr>
+        <w:rFonts w:ascii="Symbol" w:hAnsi="Symbol" w:hint="default"/>
+        <w:sz w:val="20"/>
+      </w:rPr>
+    </w:lvl>
+    <w:lvl w:ilvl="1" w:tentative="1">
+      <w:start w:val="1"/>
+      <w:numFmt w:val="bullet"/>
+      <w:lvlText w:val="o"/>
+      <w:lvlJc w:val="left"/>
+      <w:pPr>
+        <w:tabs>
+          <w:tab w:val="num" w:pos="1440"/>
+        </w:tabs>
+        <w:ind w:left="1440" w:hanging="360"/>
+      </w:pPr>
+      <w:rPr>
+        <w:rFonts w:ascii="Courier New" w:hAnsi="Courier New" w:hint="default"/>
+        <w:sz w:val="20"/>
+      </w:rPr>
+    </w:lvl>
+    <w:lvl w:ilvl="2" w:tentative="1">
+      <w:start w:val="1"/>
+      <w:numFmt w:val="bullet"/>
+      <w:lvlText w:val=""/>
+      <w:lvlJc w:val="left"/>
+      <w:pPr>
+        <w:tabs>
+          <w:tab w:val="num" w:pos="2160"/>
+        </w:tabs>
+        <w:ind w:left="2160" w:hanging="360"/>
+      </w:pPr>
+      <w:rPr>
+        <w:rFonts w:ascii="Wingdings" w:hAnsi="Wingdings" w:hint="default"/>
+        <w:sz w:val="20"/>
+      </w:rPr>
+    </w:lvl>
+    <w:lvl w:ilvl="3" w:tentative="1">
+      <w:start w:val="1"/>
+      <w:numFmt w:val="bullet"/>
+      <w:lvlText w:val=""/>
+      <w:lvlJc w:val="left"/>
+      <w:pPr>
+        <w:tabs>
+          <w:tab w:val="num" w:pos="2880"/>
+        </w:tabs>
+        <w:ind w:left="2880" w:hanging="360"/>
+      </w:pPr>
+      <w:rPr>
+        <w:rFonts w:ascii="Wingdings" w:hAnsi="Wingdings" w:hint="default"/>
+        <w:sz w:val="20"/>
+      </w:rPr>
+    </w:lvl>
+    <w:lvl w:ilvl="4" w:tentative="1">
+      <w:start w:val="1"/>
+      <w:numFmt w:val="bullet"/>
+      <w:lvlText w:val=""/>
+      <w:lvlJc w:val="left"/>
+      <w:pPr>
+        <w:tabs>
+          <w:tab w:val="num" w:pos="3600"/>
+        </w:tabs>
+        <w:ind w:left="3600" w:hanging="360"/>
+      </w:pPr>
+      <w:rPr>
+        <w:rFonts w:ascii="Wingdings" w:hAnsi="Wingdings" w:hint="default"/>
+        <w:sz w:val="20"/>
+      </w:rPr>
+    </w:lvl>
+    <w:lvl w:ilvl="5" w:tentative="1">
+      <w:start w:val="1"/>
+      <w:numFmt w:val="bullet"/>
+      <w:lvlText w:val=""/>
+      <w:lvlJc w:val="left"/>
+      <w:pPr>
+        <w:tabs>
+          <w:tab w:val="num" w:pos="4320"/>
+        </w:tabs>
+        <w:ind w:left="4320" w:hanging="360"/>
+      </w:pPr>
+      <w:rPr>
+        <w:rFonts w:ascii="Wingdings" w:hAnsi="Wingdings" w:hint="default"/>
+        <w:sz w:val="20"/>
+      </w:rPr>
+    </w:lvl>
+    <w:lvl w:ilvl="6" w:tentative="1">
+      <w:start w:val="1"/>
+      <w:numFmt w:val="bullet"/>
+      <w:lvlText w:val=""/>
+      <w:lvlJc w:val="left"/>
+      <w:pPr>
+        <w:tabs>
+          <w:tab w:val="num" w:pos="5040"/>
+        </w:tabs>
+        <w:ind w:left="5040" w:hanging="360"/>
+      </w:pPr>
+      <w:rPr>
+        <w:rFonts w:ascii="Wingdings" w:hAnsi="Wingdings" w:hint="default"/>
+        <w:sz w:val="20"/>
+      </w:rPr>
+    </w:lvl>
+    <w:lvl w:ilvl="7" w:tentative="1">
+      <w:start w:val="1"/>
+      <w:numFmt w:val="bullet"/>
+      <w:lvlText w:val=""/>
+      <w:lvlJc w:val="left"/>
+      <w:pPr>
+        <w:tabs>
+          <w:tab w:val="num" w:pos="5760"/>
+        </w:tabs>
+        <w:ind w:left="5760" w:hanging="360"/>
+      </w:pPr>
+      <w:rPr>
+        <w:rFonts w:ascii="Wingdings" w:hAnsi="Wingdings" w:hint="default"/>
+        <w:sz w:val="20"/>
+      </w:rPr>
+    </w:lvl>
+    <w:lvl w:ilvl="8" w:tentative="1">
+      <w:start w:val="1"/>
+      <w:numFmt w:val="bullet"/>
+      <w:lvlText w:val=""/>
+      <w:lvlJc w:val="left"/>
+      <w:pPr>
+        <w:tabs>
+          <w:tab w:val="num" w:pos="6480"/>
+        </w:tabs>
+        <w:ind w:left="6480" w:hanging="360"/>
+      </w:pPr>
+      <w:rPr>
+        <w:rFonts w:ascii="Wingdings" w:hAnsi="Wingdings" w:hint="default"/>
+        <w:sz w:val="20"/>
+      </w:rPr>
+    </w:lvl>
+  </w:abstractNum>
+  <w:abstractNum w:abstractNumId="8" w15:restartNumberingAfterBreak="0">
+    <w:nsid w:val="2A0A0429"/>
+    <w:multiLevelType w:val="multilevel"/>
+    <w:tmpl w:val="84EE385C"/>
+    <w:lvl w:ilvl="0">
+      <w:start w:val="1"/>
+      <w:numFmt w:val="bullet"/>
+      <w:lvlText w:val=""/>
+      <w:lvlJc w:val="left"/>
+      <w:pPr>
+        <w:tabs>
+          <w:tab w:val="num" w:pos="720"/>
+        </w:tabs>
+        <w:ind w:left="720" w:hanging="360"/>
+      </w:pPr>
+      <w:rPr>
+        <w:rFonts w:ascii="Symbol" w:hAnsi="Symbol" w:hint="default"/>
+        <w:sz w:val="20"/>
+      </w:rPr>
+    </w:lvl>
+    <w:lvl w:ilvl="1" w:tentative="1">
+      <w:start w:val="1"/>
+      <w:numFmt w:val="bullet"/>
+      <w:lvlText w:val="o"/>
+      <w:lvlJc w:val="left"/>
+      <w:pPr>
+        <w:tabs>
+          <w:tab w:val="num" w:pos="1440"/>
+        </w:tabs>
+        <w:ind w:left="1440" w:hanging="360"/>
+      </w:pPr>
+      <w:rPr>
+        <w:rFonts w:ascii="Courier New" w:hAnsi="Courier New" w:hint="default"/>
+        <w:sz w:val="20"/>
+      </w:rPr>
+    </w:lvl>
+    <w:lvl w:ilvl="2" w:tentative="1">
+      <w:start w:val="1"/>
+      <w:numFmt w:val="bullet"/>
+      <w:lvlText w:val=""/>
+      <w:lvlJc w:val="left"/>
+      <w:pPr>
+        <w:tabs>
+          <w:tab w:val="num" w:pos="2160"/>
+        </w:tabs>
+        <w:ind w:left="2160" w:hanging="360"/>
+      </w:pPr>
+      <w:rPr>
+        <w:rFonts w:ascii="Wingdings" w:hAnsi="Wingdings" w:hint="default"/>
+        <w:sz w:val="20"/>
+      </w:rPr>
+    </w:lvl>
+    <w:lvl w:ilvl="3" w:tentative="1">
+      <w:start w:val="1"/>
+      <w:numFmt w:val="bullet"/>
+      <w:lvlText w:val=""/>
+      <w:lvlJc w:val="left"/>
+      <w:pPr>
+        <w:tabs>
+          <w:tab w:val="num" w:pos="2880"/>
+        </w:tabs>
+        <w:ind w:left="2880" w:hanging="360"/>
+      </w:pPr>
+      <w:rPr>
+        <w:rFonts w:ascii="Wingdings" w:hAnsi="Wingdings" w:hint="default"/>
+        <w:sz w:val="20"/>
+      </w:rPr>
+    </w:lvl>
+    <w:lvl w:ilvl="4" w:tentative="1">
+      <w:start w:val="1"/>
+      <w:numFmt w:val="bullet"/>
+      <w:lvlText w:val=""/>
+      <w:lvlJc w:val="left"/>
+      <w:pPr>
+        <w:tabs>
+          <w:tab w:val="num" w:pos="3600"/>
+        </w:tabs>
+        <w:ind w:left="3600" w:hanging="360"/>
+      </w:pPr>
+      <w:rPr>
+        <w:rFonts w:ascii="Wingdings" w:hAnsi="Wingdings" w:hint="default"/>
+        <w:sz w:val="20"/>
+      </w:rPr>
+    </w:lvl>
+    <w:lvl w:ilvl="5" w:tentative="1">
+      <w:start w:val="1"/>
+      <w:numFmt w:val="bullet"/>
+      <w:lvlText w:val=""/>
+      <w:lvlJc w:val="left"/>
+      <w:pPr>
+        <w:tabs>
+          <w:tab w:val="num" w:pos="4320"/>
+        </w:tabs>
+        <w:ind w:left="4320" w:hanging="360"/>
+      </w:pPr>
+      <w:rPr>
+        <w:rFonts w:ascii="Wingdings" w:hAnsi="Wingdings" w:hint="default"/>
+        <w:sz w:val="20"/>
+      </w:rPr>
+    </w:lvl>
+    <w:lvl w:ilvl="6" w:tentative="1">
+      <w:start w:val="1"/>
+      <w:numFmt w:val="bullet"/>
+      <w:lvlText w:val=""/>
+      <w:lvlJc w:val="left"/>
+      <w:pPr>
+        <w:tabs>
+          <w:tab w:val="num" w:pos="5040"/>
+        </w:tabs>
+        <w:ind w:left="5040" w:hanging="360"/>
+      </w:pPr>
+      <w:rPr>
+        <w:rFonts w:ascii="Wingdings" w:hAnsi="Wingdings" w:hint="default"/>
+        <w:sz w:val="20"/>
+      </w:rPr>
+    </w:lvl>
+    <w:lvl w:ilvl="7" w:tentative="1">
+      <w:start w:val="1"/>
+      <w:numFmt w:val="bullet"/>
+      <w:lvlText w:val=""/>
+      <w:lvlJc w:val="left"/>
+      <w:pPr>
+        <w:tabs>
+          <w:tab w:val="num" w:pos="5760"/>
+        </w:tabs>
+        <w:ind w:left="5760" w:hanging="360"/>
+      </w:pPr>
+      <w:rPr>
+        <w:rFonts w:ascii="Wingdings" w:hAnsi="Wingdings" w:hint="default"/>
+        <w:sz w:val="20"/>
+      </w:rPr>
+    </w:lvl>
+    <w:lvl w:ilvl="8" w:tentative="1">
+      <w:start w:val="1"/>
+      <w:numFmt w:val="bullet"/>
+      <w:lvlText w:val=""/>
+      <w:lvlJc w:val="left"/>
+      <w:pPr>
+        <w:tabs>
+          <w:tab w:val="num" w:pos="6480"/>
+        </w:tabs>
+        <w:ind w:left="6480" w:hanging="360"/>
+      </w:pPr>
+      <w:rPr>
+        <w:rFonts w:ascii="Wingdings" w:hAnsi="Wingdings" w:hint="default"/>
+        <w:sz w:val="20"/>
+      </w:rPr>
+    </w:lvl>
+  </w:abstractNum>
+  <w:abstractNum w:abstractNumId="9" w15:restartNumberingAfterBreak="0">
+    <w:nsid w:val="2FB31593"/>
+    <w:multiLevelType w:val="multilevel"/>
+    <w:tmpl w:val="D9BC8070"/>
+    <w:lvl w:ilvl="0">
+      <w:start w:val="1"/>
+      <w:numFmt w:val="bullet"/>
+      <w:lvlText w:val=""/>
+      <w:lvlJc w:val="left"/>
+      <w:pPr>
+        <w:tabs>
+          <w:tab w:val="num" w:pos="720"/>
+        </w:tabs>
+        <w:ind w:left="720" w:hanging="360"/>
+      </w:pPr>
+      <w:rPr>
+        <w:rFonts w:ascii="Symbol" w:hAnsi="Symbol" w:hint="default"/>
+        <w:sz w:val="20"/>
+      </w:rPr>
+    </w:lvl>
+    <w:lvl w:ilvl="1" w:tentative="1">
+      <w:start w:val="1"/>
+      <w:numFmt w:val="bullet"/>
+      <w:lvlText w:val="o"/>
+      <w:lvlJc w:val="left"/>
+      <w:pPr>
+        <w:tabs>
+          <w:tab w:val="num" w:pos="1440"/>
+        </w:tabs>
+        <w:ind w:left="1440" w:hanging="360"/>
+      </w:pPr>
+      <w:rPr>
+        <w:rFonts w:ascii="Courier New" w:hAnsi="Courier New" w:hint="default"/>
+        <w:sz w:val="20"/>
+      </w:rPr>
+    </w:lvl>
+    <w:lvl w:ilvl="2" w:tentative="1">
+      <w:start w:val="1"/>
+      <w:numFmt w:val="bullet"/>
+      <w:lvlText w:val=""/>
+      <w:lvlJc w:val="left"/>
+      <w:pPr>
+        <w:tabs>
+          <w:tab w:val="num" w:pos="2160"/>
+        </w:tabs>
+        <w:ind w:left="2160" w:hanging="360"/>
+      </w:pPr>
+      <w:rPr>
+        <w:rFonts w:ascii="Wingdings" w:hAnsi="Wingdings" w:hint="default"/>
+        <w:sz w:val="20"/>
+      </w:rPr>
+    </w:lvl>
+    <w:lvl w:ilvl="3" w:tentative="1">
+      <w:start w:val="1"/>
+      <w:numFmt w:val="bullet"/>
+      <w:lvlText w:val=""/>
+      <w:lvlJc w:val="left"/>
+      <w:pPr>
+        <w:tabs>
+          <w:tab w:val="num" w:pos="2880"/>
+        </w:tabs>
+        <w:ind w:left="2880" w:hanging="360"/>
+      </w:pPr>
+      <w:rPr>
+        <w:rFonts w:ascii="Wingdings" w:hAnsi="Wingdings" w:hint="default"/>
+        <w:sz w:val="20"/>
+      </w:rPr>
+    </w:lvl>
+    <w:lvl w:ilvl="4" w:tentative="1">
+      <w:start w:val="1"/>
+      <w:numFmt w:val="bullet"/>
+      <w:lvlText w:val=""/>
+      <w:lvlJc w:val="left"/>
+      <w:pPr>
+        <w:tabs>
+          <w:tab w:val="num" w:pos="3600"/>
+        </w:tabs>
+        <w:ind w:left="3600" w:hanging="360"/>
+      </w:pPr>
+      <w:rPr>
+        <w:rFonts w:ascii="Wingdings" w:hAnsi="Wingdings" w:hint="default"/>
+        <w:sz w:val="20"/>
+      </w:rPr>
+    </w:lvl>
+    <w:lvl w:ilvl="5" w:tentative="1">
+      <w:start w:val="1"/>
+      <w:numFmt w:val="bullet"/>
+      <w:lvlText w:val=""/>
+      <w:lvlJc w:val="left"/>
+      <w:pPr>
+        <w:tabs>
+          <w:tab w:val="num" w:pos="4320"/>
+        </w:tabs>
+        <w:ind w:left="4320" w:hanging="360"/>
+      </w:pPr>
+      <w:rPr>
+        <w:rFonts w:ascii="Wingdings" w:hAnsi="Wingdings" w:hint="default"/>
+        <w:sz w:val="20"/>
+      </w:rPr>
+    </w:lvl>
+    <w:lvl w:ilvl="6" w:tentative="1">
+      <w:start w:val="1"/>
+      <w:numFmt w:val="bullet"/>
+      <w:lvlText w:val=""/>
+      <w:lvlJc w:val="left"/>
+      <w:pPr>
+        <w:tabs>
+          <w:tab w:val="num" w:pos="5040"/>
+        </w:tabs>
+        <w:ind w:left="5040" w:hanging="360"/>
+      </w:pPr>
+      <w:rPr>
+        <w:rFonts w:ascii="Wingdings" w:hAnsi="Wingdings" w:hint="default"/>
+        <w:sz w:val="20"/>
+      </w:rPr>
+    </w:lvl>
+    <w:lvl w:ilvl="7" w:tentative="1">
+      <w:start w:val="1"/>
+      <w:numFmt w:val="bullet"/>
+      <w:lvlText w:val=""/>
+      <w:lvlJc w:val="left"/>
+      <w:pPr>
+        <w:tabs>
+          <w:tab w:val="num" w:pos="5760"/>
+        </w:tabs>
+        <w:ind w:left="5760" w:hanging="360"/>
+      </w:pPr>
+      <w:rPr>
+        <w:rFonts w:ascii="Wingdings" w:hAnsi="Wingdings" w:hint="default"/>
+        <w:sz w:val="20"/>
+      </w:rPr>
+    </w:lvl>
+    <w:lvl w:ilvl="8" w:tentative="1">
+      <w:start w:val="1"/>
+      <w:numFmt w:val="bullet"/>
+      <w:lvlText w:val=""/>
+      <w:lvlJc w:val="left"/>
+      <w:pPr>
+        <w:tabs>
+          <w:tab w:val="num" w:pos="6480"/>
+        </w:tabs>
+        <w:ind w:left="6480" w:hanging="360"/>
+      </w:pPr>
+      <w:rPr>
+        <w:rFonts w:ascii="Wingdings" w:hAnsi="Wingdings" w:hint="default"/>
+        <w:sz w:val="20"/>
+      </w:rPr>
+    </w:lvl>
+  </w:abstractNum>
+  <w:abstractNum w:abstractNumId="10" w15:restartNumberingAfterBreak="0">
+    <w:nsid w:val="303067B3"/>
+    <w:multiLevelType w:val="multilevel"/>
+    <w:tmpl w:val="F55A14EC"/>
+    <w:lvl w:ilvl="0">
+      <w:start w:val="1"/>
+      <w:numFmt w:val="bullet"/>
+      <w:lvlText w:val=""/>
+      <w:lvlJc w:val="left"/>
+      <w:pPr>
+        <w:tabs>
+          <w:tab w:val="num" w:pos="720"/>
+        </w:tabs>
+        <w:ind w:left="720" w:hanging="360"/>
+      </w:pPr>
+      <w:rPr>
+        <w:rFonts w:ascii="Symbol" w:hAnsi="Symbol" w:hint="default"/>
+        <w:sz w:val="20"/>
+      </w:rPr>
+    </w:lvl>
+    <w:lvl w:ilvl="1" w:tentative="1">
+      <w:start w:val="1"/>
+      <w:numFmt w:val="bullet"/>
+      <w:lvlText w:val="o"/>
+      <w:lvlJc w:val="left"/>
+      <w:pPr>
+        <w:tabs>
+          <w:tab w:val="num" w:pos="1440"/>
+        </w:tabs>
+        <w:ind w:left="1440" w:hanging="360"/>
+      </w:pPr>
+      <w:rPr>
+        <w:rFonts w:ascii="Courier New" w:hAnsi="Courier New" w:hint="default"/>
+        <w:sz w:val="20"/>
+      </w:rPr>
+    </w:lvl>
+    <w:lvl w:ilvl="2" w:tentative="1">
+      <w:start w:val="1"/>
+      <w:numFmt w:val="bullet"/>
+      <w:lvlText w:val=""/>
+      <w:lvlJc w:val="left"/>
+      <w:pPr>
+        <w:tabs>
+          <w:tab w:val="num" w:pos="2160"/>
+        </w:tabs>
+        <w:ind w:left="2160" w:hanging="360"/>
+      </w:pPr>
+      <w:rPr>
+        <w:rFonts w:ascii="Wingdings" w:hAnsi="Wingdings" w:hint="default"/>
+        <w:sz w:val="20"/>
+      </w:rPr>
+    </w:lvl>
+    <w:lvl w:ilvl="3" w:tentative="1">
+      <w:start w:val="1"/>
+      <w:numFmt w:val="bullet"/>
+      <w:lvlText w:val=""/>
+      <w:lvlJc w:val="left"/>
+      <w:pPr>
+        <w:tabs>
+          <w:tab w:val="num" w:pos="2880"/>
+        </w:tabs>
+        <w:ind w:left="2880" w:hanging="360"/>
+      </w:pPr>
+      <w:rPr>
+        <w:rFonts w:ascii="Wingdings" w:hAnsi="Wingdings" w:hint="default"/>
+        <w:sz w:val="20"/>
+      </w:rPr>
+    </w:lvl>
+    <w:lvl w:ilvl="4" w:tentative="1">
+      <w:start w:val="1"/>
+      <w:numFmt w:val="bullet"/>
+      <w:lvlText w:val=""/>
+      <w:lvlJc w:val="left"/>
+      <w:pPr>
+        <w:tabs>
+          <w:tab w:val="num" w:pos="3600"/>
+        </w:tabs>
+        <w:ind w:left="3600" w:hanging="360"/>
+      </w:pPr>
+      <w:rPr>
+        <w:rFonts w:ascii="Wingdings" w:hAnsi="Wingdings" w:hint="default"/>
+        <w:sz w:val="20"/>
+      </w:rPr>
+    </w:lvl>
+    <w:lvl w:ilvl="5" w:tentative="1">
+      <w:start w:val="1"/>
+      <w:numFmt w:val="bullet"/>
+      <w:lvlText w:val=""/>
+      <w:lvlJc w:val="left"/>
+      <w:pPr>
+        <w:tabs>
+          <w:tab w:val="num" w:pos="4320"/>
+        </w:tabs>
+        <w:ind w:left="4320" w:hanging="360"/>
+      </w:pPr>
+      <w:rPr>
+        <w:rFonts w:ascii="Wingdings" w:hAnsi="Wingdings" w:hint="default"/>
+        <w:sz w:val="20"/>
+      </w:rPr>
+    </w:lvl>
+    <w:lvl w:ilvl="6" w:tentative="1">
+      <w:start w:val="1"/>
+      <w:numFmt w:val="bullet"/>
+      <w:lvlText w:val=""/>
+      <w:lvlJc w:val="left"/>
+      <w:pPr>
+        <w:tabs>
+          <w:tab w:val="num" w:pos="5040"/>
+        </w:tabs>
+        <w:ind w:left="5040" w:hanging="360"/>
+      </w:pPr>
+      <w:rPr>
+        <w:rFonts w:ascii="Wingdings" w:hAnsi="Wingdings" w:hint="default"/>
+        <w:sz w:val="20"/>
+      </w:rPr>
+    </w:lvl>
+    <w:lvl w:ilvl="7" w:tentative="1">
+      <w:start w:val="1"/>
+      <w:numFmt w:val="bullet"/>
+      <w:lvlText w:val=""/>
+      <w:lvlJc w:val="left"/>
+      <w:pPr>
+        <w:tabs>
+          <w:tab w:val="num" w:pos="5760"/>
+        </w:tabs>
+        <w:ind w:left="5760" w:hanging="360"/>
+      </w:pPr>
+      <w:rPr>
+        <w:rFonts w:ascii="Wingdings" w:hAnsi="Wingdings" w:hint="default"/>
+        <w:sz w:val="20"/>
+      </w:rPr>
+    </w:lvl>
+    <w:lvl w:ilvl="8" w:tentative="1">
+      <w:start w:val="1"/>
+      <w:numFmt w:val="bullet"/>
+      <w:lvlText w:val=""/>
+      <w:lvlJc w:val="left"/>
+      <w:pPr>
+        <w:tabs>
+          <w:tab w:val="num" w:pos="6480"/>
+        </w:tabs>
+        <w:ind w:left="6480" w:hanging="360"/>
+      </w:pPr>
+      <w:rPr>
+        <w:rFonts w:ascii="Wingdings" w:hAnsi="Wingdings" w:hint="default"/>
+        <w:sz w:val="20"/>
+      </w:rPr>
+    </w:lvl>
+  </w:abstractNum>
+  <w:abstractNum w:abstractNumId="11" w15:restartNumberingAfterBreak="0">
+    <w:nsid w:val="34CC3E79"/>
+    <w:multiLevelType w:val="multilevel"/>
+    <w:tmpl w:val="D7F2DFBC"/>
+    <w:lvl w:ilvl="0">
+      <w:start w:val="1"/>
+      <w:numFmt w:val="bullet"/>
+      <w:lvlText w:val=""/>
+      <w:lvlJc w:val="left"/>
+      <w:pPr>
+        <w:tabs>
+          <w:tab w:val="num" w:pos="720"/>
+        </w:tabs>
+        <w:ind w:left="720" w:hanging="360"/>
+      </w:pPr>
+      <w:rPr>
+        <w:rFonts w:ascii="Symbol" w:hAnsi="Symbol" w:hint="default"/>
+        <w:sz w:val="20"/>
+      </w:rPr>
+    </w:lvl>
+    <w:lvl w:ilvl="1" w:tentative="1">
+      <w:start w:val="1"/>
+      <w:numFmt w:val="bullet"/>
+      <w:lvlText w:val="o"/>
+      <w:lvlJc w:val="left"/>
+      <w:pPr>
+        <w:tabs>
+          <w:tab w:val="num" w:pos="1440"/>
+        </w:tabs>
+        <w:ind w:left="1440" w:hanging="360"/>
+      </w:pPr>
+      <w:rPr>
+        <w:rFonts w:ascii="Courier New" w:hAnsi="Courier New" w:hint="default"/>
+        <w:sz w:val="20"/>
+      </w:rPr>
+    </w:lvl>
+    <w:lvl w:ilvl="2" w:tentative="1">
+      <w:start w:val="1"/>
+      <w:numFmt w:val="bullet"/>
+      <w:lvlText w:val=""/>
+      <w:lvlJc w:val="left"/>
+      <w:pPr>
+        <w:tabs>
+          <w:tab w:val="num" w:pos="2160"/>
+        </w:tabs>
+        <w:ind w:left="2160" w:hanging="360"/>
+      </w:pPr>
+      <w:rPr>
+        <w:rFonts w:ascii="Wingdings" w:hAnsi="Wingdings" w:hint="default"/>
+        <w:sz w:val="20"/>
+      </w:rPr>
+    </w:lvl>
+    <w:lvl w:ilvl="3" w:tentative="1">
+      <w:start w:val="1"/>
+      <w:numFmt w:val="bullet"/>
+      <w:lvlText w:val=""/>
+      <w:lvlJc w:val="left"/>
+      <w:pPr>
+        <w:tabs>
+          <w:tab w:val="num" w:pos="2880"/>
+        </w:tabs>
+        <w:ind w:left="2880" w:hanging="360"/>
+      </w:pPr>
+      <w:rPr>
+        <w:rFonts w:ascii="Wingdings" w:hAnsi="Wingdings" w:hint="default"/>
+        <w:sz w:val="20"/>
+      </w:rPr>
+    </w:lvl>
+    <w:lvl w:ilvl="4" w:tentative="1">
+      <w:start w:val="1"/>
+      <w:numFmt w:val="bullet"/>
+      <w:lvlText w:val=""/>
+      <w:lvlJc w:val="left"/>
+      <w:pPr>
+        <w:tabs>
+          <w:tab w:val="num" w:pos="3600"/>
+        </w:tabs>
+        <w:ind w:left="3600" w:hanging="360"/>
+      </w:pPr>
+      <w:rPr>
+        <w:rFonts w:ascii="Wingdings" w:hAnsi="Wingdings" w:hint="default"/>
+        <w:sz w:val="20"/>
+      </w:rPr>
+    </w:lvl>
+    <w:lvl w:ilvl="5" w:tentative="1">
+      <w:start w:val="1"/>
+      <w:numFmt w:val="bullet"/>
+      <w:lvlText w:val=""/>
+      <w:lvlJc w:val="left"/>
+      <w:pPr>
+        <w:tabs>
+          <w:tab w:val="num" w:pos="4320"/>
+        </w:tabs>
+        <w:ind w:left="4320" w:hanging="360"/>
+      </w:pPr>
+      <w:rPr>
+        <w:rFonts w:ascii="Wingdings" w:hAnsi="Wingdings" w:hint="default"/>
+        <w:sz w:val="20"/>
+      </w:rPr>
+    </w:lvl>
+    <w:lvl w:ilvl="6" w:tentative="1">
+      <w:start w:val="1"/>
+      <w:numFmt w:val="bullet"/>
+      <w:lvlText w:val=""/>
+      <w:lvlJc w:val="left"/>
+      <w:pPr>
+        <w:tabs>
+          <w:tab w:val="num" w:pos="5040"/>
+        </w:tabs>
+        <w:ind w:left="5040" w:hanging="360"/>
+      </w:pPr>
+      <w:rPr>
+        <w:rFonts w:ascii="Wingdings" w:hAnsi="Wingdings" w:hint="default"/>
+        <w:sz w:val="20"/>
+      </w:rPr>
+    </w:lvl>
+    <w:lvl w:ilvl="7" w:tentative="1">
+      <w:start w:val="1"/>
+      <w:numFmt w:val="bullet"/>
+      <w:lvlText w:val=""/>
+      <w:lvlJc w:val="left"/>
+      <w:pPr>
+        <w:tabs>
+          <w:tab w:val="num" w:pos="5760"/>
+        </w:tabs>
+        <w:ind w:left="5760" w:hanging="360"/>
+      </w:pPr>
+      <w:rPr>
+        <w:rFonts w:ascii="Wingdings" w:hAnsi="Wingdings" w:hint="default"/>
+        <w:sz w:val="20"/>
+      </w:rPr>
+    </w:lvl>
+    <w:lvl w:ilvl="8" w:tentative="1">
+      <w:start w:val="1"/>
+      <w:numFmt w:val="bullet"/>
+      <w:lvlText w:val=""/>
+      <w:lvlJc w:val="left"/>
+      <w:pPr>
+        <w:tabs>
+          <w:tab w:val="num" w:pos="6480"/>
+        </w:tabs>
+        <w:ind w:left="6480" w:hanging="360"/>
+      </w:pPr>
+      <w:rPr>
+        <w:rFonts w:ascii="Wingdings" w:hAnsi="Wingdings" w:hint="default"/>
+        <w:sz w:val="20"/>
+      </w:rPr>
+    </w:lvl>
+  </w:abstractNum>
+  <w:abstractNum w:abstractNumId="12" w15:restartNumberingAfterBreak="0">
+    <w:nsid w:val="3B1D07A0"/>
+    <w:multiLevelType w:val="multilevel"/>
+    <w:tmpl w:val="577A75DC"/>
+    <w:lvl w:ilvl="0">
+      <w:start w:val="1"/>
+      <w:numFmt w:val="bullet"/>
+      <w:lvlText w:val=""/>
+      <w:lvlJc w:val="left"/>
+      <w:pPr>
+        <w:tabs>
+          <w:tab w:val="num" w:pos="720"/>
+        </w:tabs>
+        <w:ind w:left="720" w:hanging="360"/>
+      </w:pPr>
+      <w:rPr>
+        <w:rFonts w:ascii="Symbol" w:hAnsi="Symbol" w:hint="default"/>
+        <w:sz w:val="20"/>
+      </w:rPr>
+    </w:lvl>
+    <w:lvl w:ilvl="1" w:tentative="1">
+      <w:start w:val="1"/>
+      <w:numFmt w:val="bullet"/>
+      <w:lvlText w:val="o"/>
+      <w:lvlJc w:val="left"/>
+      <w:pPr>
+        <w:tabs>
+          <w:tab w:val="num" w:pos="1440"/>
+        </w:tabs>
+        <w:ind w:left="1440" w:hanging="360"/>
+      </w:pPr>
+      <w:rPr>
+        <w:rFonts w:ascii="Courier New" w:hAnsi="Courier New" w:hint="default"/>
+        <w:sz w:val="20"/>
+      </w:rPr>
+    </w:lvl>
+    <w:lvl w:ilvl="2" w:tentative="1">
+      <w:start w:val="1"/>
+      <w:numFmt w:val="bullet"/>
+      <w:lvlText w:val=""/>
+      <w:lvlJc w:val="left"/>
+      <w:pPr>
+        <w:tabs>
+          <w:tab w:val="num" w:pos="2160"/>
+        </w:tabs>
+        <w:ind w:left="2160" w:hanging="360"/>
+      </w:pPr>
+      <w:rPr>
+        <w:rFonts w:ascii="Wingdings" w:hAnsi="Wingdings" w:hint="default"/>
+        <w:sz w:val="20"/>
+      </w:rPr>
+    </w:lvl>
+    <w:lvl w:ilvl="3" w:tentative="1">
+      <w:start w:val="1"/>
+      <w:numFmt w:val="bullet"/>
+      <w:lvlText w:val=""/>
+      <w:lvlJc w:val="left"/>
+      <w:pPr>
+        <w:tabs>
+          <w:tab w:val="num" w:pos="2880"/>
+        </w:tabs>
+        <w:ind w:left="2880" w:hanging="360"/>
+      </w:pPr>
+      <w:rPr>
+        <w:rFonts w:ascii="Wingdings" w:hAnsi="Wingdings" w:hint="default"/>
+        <w:sz w:val="20"/>
+      </w:rPr>
+    </w:lvl>
+    <w:lvl w:ilvl="4" w:tentative="1">
+      <w:start w:val="1"/>
+      <w:numFmt w:val="bullet"/>
+      <w:lvlText w:val=""/>
+      <w:lvlJc w:val="left"/>
+      <w:pPr>
+        <w:tabs>
+          <w:tab w:val="num" w:pos="3600"/>
+        </w:tabs>
+        <w:ind w:left="3600" w:hanging="360"/>
+      </w:pPr>
+      <w:rPr>
+        <w:rFonts w:ascii="Wingdings" w:hAnsi="Wingdings" w:hint="default"/>
+        <w:sz w:val="20"/>
+      </w:rPr>
+    </w:lvl>
+    <w:lvl w:ilvl="5" w:tentative="1">
+      <w:start w:val="1"/>
+      <w:numFmt w:val="bullet"/>
+      <w:lvlText w:val=""/>
+      <w:lvlJc w:val="left"/>
+      <w:pPr>
+        <w:tabs>
+          <w:tab w:val="num" w:pos="4320"/>
+        </w:tabs>
+        <w:ind w:left="4320" w:hanging="360"/>
+      </w:pPr>
+      <w:rPr>
+        <w:rFonts w:ascii="Wingdings" w:hAnsi="Wingdings" w:hint="default"/>
+        <w:sz w:val="20"/>
+      </w:rPr>
+    </w:lvl>
+    <w:lvl w:ilvl="6" w:tentative="1">
+      <w:start w:val="1"/>
+      <w:numFmt w:val="bullet"/>
+      <w:lvlText w:val=""/>
+      <w:lvlJc w:val="left"/>
+      <w:pPr>
+        <w:tabs>
+          <w:tab w:val="num" w:pos="5040"/>
+        </w:tabs>
+        <w:ind w:left="5040" w:hanging="360"/>
+      </w:pPr>
+      <w:rPr>
+        <w:rFonts w:ascii="Wingdings" w:hAnsi="Wingdings" w:hint="default"/>
+        <w:sz w:val="20"/>
+      </w:rPr>
+    </w:lvl>
+    <w:lvl w:ilvl="7" w:tentative="1">
+      <w:start w:val="1"/>
+      <w:numFmt w:val="bullet"/>
+      <w:lvlText w:val=""/>
+      <w:lvlJc w:val="left"/>
+      <w:pPr>
+        <w:tabs>
+          <w:tab w:val="num" w:pos="5760"/>
+        </w:tabs>
+        <w:ind w:left="5760" w:hanging="360"/>
+      </w:pPr>
+      <w:rPr>
+        <w:rFonts w:ascii="Wingdings" w:hAnsi="Wingdings" w:hint="default"/>
+        <w:sz w:val="20"/>
+      </w:rPr>
+    </w:lvl>
+    <w:lvl w:ilvl="8" w:tentative="1">
+      <w:start w:val="1"/>
+      <w:numFmt w:val="bullet"/>
+      <w:lvlText w:val=""/>
+      <w:lvlJc w:val="left"/>
+      <w:pPr>
+        <w:tabs>
+          <w:tab w:val="num" w:pos="6480"/>
+        </w:tabs>
+        <w:ind w:left="6480" w:hanging="360"/>
+      </w:pPr>
+      <w:rPr>
+        <w:rFonts w:ascii="Wingdings" w:hAnsi="Wingdings" w:hint="default"/>
+        <w:sz w:val="20"/>
+      </w:rPr>
+    </w:lvl>
+  </w:abstractNum>
+  <w:abstractNum w:abstractNumId="13" w15:restartNumberingAfterBreak="0">
+    <w:nsid w:val="3E7422F8"/>
+    <w:multiLevelType w:val="multilevel"/>
+    <w:tmpl w:val="79B821FC"/>
+    <w:lvl w:ilvl="0">
+      <w:start w:val="1"/>
+      <w:numFmt w:val="bullet"/>
+      <w:lvlText w:val=""/>
+      <w:lvlJc w:val="left"/>
+      <w:pPr>
+        <w:tabs>
+          <w:tab w:val="num" w:pos="720"/>
+        </w:tabs>
+        <w:ind w:left="720" w:hanging="360"/>
+      </w:pPr>
+      <w:rPr>
+        <w:rFonts w:ascii="Symbol" w:hAnsi="Symbol" w:hint="default"/>
+        <w:sz w:val="20"/>
+      </w:rPr>
+    </w:lvl>
+    <w:lvl w:ilvl="1" w:tentative="1">
+      <w:start w:val="1"/>
+      <w:numFmt w:val="bullet"/>
+      <w:lvlText w:val="o"/>
+      <w:lvlJc w:val="left"/>
+      <w:pPr>
+        <w:tabs>
+          <w:tab w:val="num" w:pos="1440"/>
+        </w:tabs>
+        <w:ind w:left="1440" w:hanging="360"/>
+      </w:pPr>
+      <w:rPr>
+        <w:rFonts w:ascii="Courier New" w:hAnsi="Courier New" w:hint="default"/>
+        <w:sz w:val="20"/>
+      </w:rPr>
+    </w:lvl>
+    <w:lvl w:ilvl="2" w:tentative="1">
+      <w:start w:val="1"/>
+      <w:numFmt w:val="bullet"/>
+      <w:lvlText w:val=""/>
+      <w:lvlJc w:val="left"/>
+      <w:pPr>
+        <w:tabs>
+          <w:tab w:val="num" w:pos="2160"/>
+        </w:tabs>
+        <w:ind w:left="2160" w:hanging="360"/>
+      </w:pPr>
+      <w:rPr>
+        <w:rFonts w:ascii="Wingdings" w:hAnsi="Wingdings" w:hint="default"/>
+        <w:sz w:val="20"/>
+      </w:rPr>
+    </w:lvl>
+    <w:lvl w:ilvl="3" w:tentative="1">
+      <w:start w:val="1"/>
+      <w:numFmt w:val="bullet"/>
+      <w:lvlText w:val=""/>
+      <w:lvlJc w:val="left"/>
+      <w:pPr>
+        <w:tabs>
+          <w:tab w:val="num" w:pos="2880"/>
+        </w:tabs>
+        <w:ind w:left="2880" w:hanging="360"/>
+      </w:pPr>
+      <w:rPr>
+        <w:rFonts w:ascii="Wingdings" w:hAnsi="Wingdings" w:hint="default"/>
+        <w:sz w:val="20"/>
+      </w:rPr>
+    </w:lvl>
+    <w:lvl w:ilvl="4" w:tentative="1">
+      <w:start w:val="1"/>
+      <w:numFmt w:val="bullet"/>
+      <w:lvlText w:val=""/>
+      <w:lvlJc w:val="left"/>
+      <w:pPr>
+        <w:tabs>
+          <w:tab w:val="num" w:pos="3600"/>
+        </w:tabs>
+        <w:ind w:left="3600" w:hanging="360"/>
+      </w:pPr>
+      <w:rPr>
+        <w:rFonts w:ascii="Wingdings" w:hAnsi="Wingdings" w:hint="default"/>
+        <w:sz w:val="20"/>
+      </w:rPr>
+    </w:lvl>
+    <w:lvl w:ilvl="5" w:tentative="1">
+      <w:start w:val="1"/>
+      <w:numFmt w:val="bullet"/>
+      <w:lvlText w:val=""/>
+      <w:lvlJc w:val="left"/>
+      <w:pPr>
+        <w:tabs>
+          <w:tab w:val="num" w:pos="4320"/>
+        </w:tabs>
+        <w:ind w:left="4320" w:hanging="360"/>
+      </w:pPr>
+      <w:rPr>
+        <w:rFonts w:ascii="Wingdings" w:hAnsi="Wingdings" w:hint="default"/>
+        <w:sz w:val="20"/>
+      </w:rPr>
+    </w:lvl>
+    <w:lvl w:ilvl="6" w:tentative="1">
+      <w:start w:val="1"/>
+      <w:numFmt w:val="bullet"/>
+      <w:lvlText w:val=""/>
+      <w:lvlJc w:val="left"/>
+      <w:pPr>
+        <w:tabs>
+          <w:tab w:val="num" w:pos="5040"/>
+        </w:tabs>
+        <w:ind w:left="5040" w:hanging="360"/>
+      </w:pPr>
+      <w:rPr>
+        <w:rFonts w:ascii="Wingdings" w:hAnsi="Wingdings" w:hint="default"/>
+        <w:sz w:val="20"/>
+      </w:rPr>
+    </w:lvl>
+    <w:lvl w:ilvl="7" w:tentative="1">
+      <w:start w:val="1"/>
+      <w:numFmt w:val="bullet"/>
+      <w:lvlText w:val=""/>
+      <w:lvlJc w:val="left"/>
+      <w:pPr>
+        <w:tabs>
+          <w:tab w:val="num" w:pos="5760"/>
+        </w:tabs>
+        <w:ind w:left="5760" w:hanging="360"/>
+      </w:pPr>
+      <w:rPr>
+        <w:rFonts w:ascii="Wingdings" w:hAnsi="Wingdings" w:hint="default"/>
+        <w:sz w:val="20"/>
+      </w:rPr>
+    </w:lvl>
+    <w:lvl w:ilvl="8" w:tentative="1">
+      <w:start w:val="1"/>
+      <w:numFmt w:val="bullet"/>
+      <w:lvlText w:val=""/>
+      <w:lvlJc w:val="left"/>
+      <w:pPr>
+        <w:tabs>
+          <w:tab w:val="num" w:pos="6480"/>
+        </w:tabs>
+        <w:ind w:left="6480" w:hanging="360"/>
+      </w:pPr>
+      <w:rPr>
+        <w:rFonts w:ascii="Wingdings" w:hAnsi="Wingdings" w:hint="default"/>
+        <w:sz w:val="20"/>
+      </w:rPr>
+    </w:lvl>
+  </w:abstractNum>
+  <w:abstractNum w:abstractNumId="14" w15:restartNumberingAfterBreak="0">
+    <w:nsid w:val="421A30AD"/>
+    <w:multiLevelType w:val="multilevel"/>
+    <w:tmpl w:val="3B32788C"/>
+    <w:lvl w:ilvl="0">
+      <w:start w:val="1"/>
+      <w:numFmt w:val="bullet"/>
+      <w:lvlText w:val=""/>
+      <w:lvlJc w:val="left"/>
+      <w:pPr>
+        <w:tabs>
+          <w:tab w:val="num" w:pos="720"/>
+        </w:tabs>
+        <w:ind w:left="720" w:hanging="360"/>
+      </w:pPr>
+      <w:rPr>
+        <w:rFonts w:ascii="Symbol" w:hAnsi="Symbol" w:hint="default"/>
+        <w:sz w:val="20"/>
+      </w:rPr>
+    </w:lvl>
+    <w:lvl w:ilvl="1" w:tentative="1">
+      <w:start w:val="1"/>
+      <w:numFmt w:val="bullet"/>
+      <w:lvlText w:val="o"/>
+      <w:lvlJc w:val="left"/>
+      <w:pPr>
+        <w:tabs>
+          <w:tab w:val="num" w:pos="1440"/>
+        </w:tabs>
+        <w:ind w:left="1440" w:hanging="360"/>
+      </w:pPr>
+      <w:rPr>
+        <w:rFonts w:ascii="Courier New" w:hAnsi="Courier New" w:hint="default"/>
+        <w:sz w:val="20"/>
+      </w:rPr>
+    </w:lvl>
+    <w:lvl w:ilvl="2" w:tentative="1">
+      <w:start w:val="1"/>
+      <w:numFmt w:val="bullet"/>
+      <w:lvlText w:val=""/>
+      <w:lvlJc w:val="left"/>
+      <w:pPr>
+        <w:tabs>
+          <w:tab w:val="num" w:pos="2160"/>
+        </w:tabs>
+        <w:ind w:left="2160" w:hanging="360"/>
+      </w:pPr>
+      <w:rPr>
+        <w:rFonts w:ascii="Wingdings" w:hAnsi="Wingdings" w:hint="default"/>
+        <w:sz w:val="20"/>
+      </w:rPr>
+    </w:lvl>
+    <w:lvl w:ilvl="3" w:tentative="1">
+      <w:start w:val="1"/>
+      <w:numFmt w:val="bullet"/>
+      <w:lvlText w:val=""/>
+      <w:lvlJc w:val="left"/>
+      <w:pPr>
+        <w:tabs>
+          <w:tab w:val="num" w:pos="2880"/>
+        </w:tabs>
+        <w:ind w:left="2880" w:hanging="360"/>
+      </w:pPr>
+      <w:rPr>
+        <w:rFonts w:ascii="Wingdings" w:hAnsi="Wingdings" w:hint="default"/>
+        <w:sz w:val="20"/>
+      </w:rPr>
+    </w:lvl>
+    <w:lvl w:ilvl="4" w:tentative="1">
+      <w:start w:val="1"/>
+      <w:numFmt w:val="bullet"/>
+      <w:lvlText w:val=""/>
+      <w:lvlJc w:val="left"/>
+      <w:pPr>
+        <w:tabs>
+          <w:tab w:val="num" w:pos="3600"/>
+        </w:tabs>
+        <w:ind w:left="3600" w:hanging="360"/>
+      </w:pPr>
+      <w:rPr>
+        <w:rFonts w:ascii="Wingdings" w:hAnsi="Wingdings" w:hint="default"/>
+        <w:sz w:val="20"/>
+      </w:rPr>
+    </w:lvl>
+    <w:lvl w:ilvl="5" w:tentative="1">
+      <w:start w:val="1"/>
+      <w:numFmt w:val="bullet"/>
+      <w:lvlText w:val=""/>
+      <w:lvlJc w:val="left"/>
+      <w:pPr>
+        <w:tabs>
+          <w:tab w:val="num" w:pos="4320"/>
+        </w:tabs>
+        <w:ind w:left="4320" w:hanging="360"/>
+      </w:pPr>
+      <w:rPr>
+        <w:rFonts w:ascii="Wingdings" w:hAnsi="Wingdings" w:hint="default"/>
+        <w:sz w:val="20"/>
+      </w:rPr>
+    </w:lvl>
+    <w:lvl w:ilvl="6" w:tentative="1">
+      <w:start w:val="1"/>
+      <w:numFmt w:val="bullet"/>
+      <w:lvlText w:val=""/>
+      <w:lvlJc w:val="left"/>
+      <w:pPr>
+        <w:tabs>
+          <w:tab w:val="num" w:pos="5040"/>
+        </w:tabs>
+        <w:ind w:left="5040" w:hanging="360"/>
+      </w:pPr>
+      <w:rPr>
+        <w:rFonts w:ascii="Wingdings" w:hAnsi="Wingdings" w:hint="default"/>
+        <w:sz w:val="20"/>
+      </w:rPr>
+    </w:lvl>
+    <w:lvl w:ilvl="7" w:tentative="1">
+      <w:start w:val="1"/>
+      <w:numFmt w:val="bullet"/>
+      <w:lvlText w:val=""/>
+      <w:lvlJc w:val="left"/>
+      <w:pPr>
+        <w:tabs>
+          <w:tab w:val="num" w:pos="5760"/>
+        </w:tabs>
+        <w:ind w:left="5760" w:hanging="360"/>
+      </w:pPr>
+      <w:rPr>
+        <w:rFonts w:ascii="Wingdings" w:hAnsi="Wingdings" w:hint="default"/>
+        <w:sz w:val="20"/>
+      </w:rPr>
+    </w:lvl>
+    <w:lvl w:ilvl="8" w:tentative="1">
+      <w:start w:val="1"/>
+      <w:numFmt w:val="bullet"/>
+      <w:lvlText w:val=""/>
+      <w:lvlJc w:val="left"/>
+      <w:pPr>
+        <w:tabs>
+          <w:tab w:val="num" w:pos="6480"/>
+        </w:tabs>
+        <w:ind w:left="6480" w:hanging="360"/>
+      </w:pPr>
+      <w:rPr>
+        <w:rFonts w:ascii="Wingdings" w:hAnsi="Wingdings" w:hint="default"/>
+        <w:sz w:val="20"/>
+      </w:rPr>
+    </w:lvl>
+  </w:abstractNum>
+  <w:abstractNum w:abstractNumId="15" w15:restartNumberingAfterBreak="0">
+    <w:nsid w:val="445404FD"/>
+    <w:multiLevelType w:val="multilevel"/>
+    <w:tmpl w:val="1A48AF84"/>
+    <w:lvl w:ilvl="0">
+      <w:start w:val="1"/>
+      <w:numFmt w:val="bullet"/>
+      <w:lvlText w:val=""/>
+      <w:lvlJc w:val="left"/>
+      <w:pPr>
+        <w:tabs>
+          <w:tab w:val="num" w:pos="720"/>
+        </w:tabs>
+        <w:ind w:left="720" w:hanging="360"/>
+      </w:pPr>
+      <w:rPr>
+        <w:rFonts w:ascii="Symbol" w:hAnsi="Symbol" w:hint="default"/>
+        <w:sz w:val="20"/>
+      </w:rPr>
+    </w:lvl>
+    <w:lvl w:ilvl="1" w:tentative="1">
+      <w:start w:val="1"/>
+      <w:numFmt w:val="bullet"/>
+      <w:lvlText w:val="o"/>
+      <w:lvlJc w:val="left"/>
+      <w:pPr>
+        <w:tabs>
+          <w:tab w:val="num" w:pos="1440"/>
+        </w:tabs>
+        <w:ind w:left="1440" w:hanging="360"/>
+      </w:pPr>
+      <w:rPr>
+        <w:rFonts w:ascii="Courier New" w:hAnsi="Courier New" w:hint="default"/>
+        <w:sz w:val="20"/>
+      </w:rPr>
+    </w:lvl>
+    <w:lvl w:ilvl="2" w:tentative="1">
+      <w:start w:val="1"/>
+      <w:numFmt w:val="bullet"/>
+      <w:lvlText w:val=""/>
+      <w:lvlJc w:val="left"/>
+      <w:pPr>
+        <w:tabs>
+          <w:tab w:val="num" w:pos="2160"/>
+        </w:tabs>
+        <w:ind w:left="2160" w:hanging="360"/>
+      </w:pPr>
+      <w:rPr>
+        <w:rFonts w:ascii="Wingdings" w:hAnsi="Wingdings" w:hint="default"/>
+        <w:sz w:val="20"/>
+      </w:rPr>
+    </w:lvl>
+    <w:lvl w:ilvl="3" w:tentative="1">
+      <w:start w:val="1"/>
+      <w:numFmt w:val="bullet"/>
+      <w:lvlText w:val=""/>
+      <w:lvlJc w:val="left"/>
+      <w:pPr>
+        <w:tabs>
+          <w:tab w:val="num" w:pos="2880"/>
+        </w:tabs>
+        <w:ind w:left="2880" w:hanging="360"/>
+      </w:pPr>
+      <w:rPr>
+        <w:rFonts w:ascii="Wingdings" w:hAnsi="Wingdings" w:hint="default"/>
+        <w:sz w:val="20"/>
+      </w:rPr>
+    </w:lvl>
+    <w:lvl w:ilvl="4" w:tentative="1">
+      <w:start w:val="1"/>
+      <w:numFmt w:val="bullet"/>
+      <w:lvlText w:val=""/>
+      <w:lvlJc w:val="left"/>
+      <w:pPr>
+        <w:tabs>
+          <w:tab w:val="num" w:pos="3600"/>
+        </w:tabs>
+        <w:ind w:left="3600" w:hanging="360"/>
+      </w:pPr>
+      <w:rPr>
+        <w:rFonts w:ascii="Wingdings" w:hAnsi="Wingdings" w:hint="default"/>
+        <w:sz w:val="20"/>
+      </w:rPr>
+    </w:lvl>
+    <w:lvl w:ilvl="5" w:tentative="1">
+      <w:start w:val="1"/>
+      <w:numFmt w:val="bullet"/>
+      <w:lvlText w:val=""/>
+      <w:lvlJc w:val="left"/>
+      <w:pPr>
+        <w:tabs>
+          <w:tab w:val="num" w:pos="4320"/>
+        </w:tabs>
+        <w:ind w:left="4320" w:hanging="360"/>
+      </w:pPr>
+      <w:rPr>
+        <w:rFonts w:ascii="Wingdings" w:hAnsi="Wingdings" w:hint="default"/>
+        <w:sz w:val="20"/>
+      </w:rPr>
+    </w:lvl>
+    <w:lvl w:ilvl="6" w:tentative="1">
+      <w:start w:val="1"/>
+      <w:numFmt w:val="bullet"/>
+      <w:lvlText w:val=""/>
+      <w:lvlJc w:val="left"/>
+      <w:pPr>
+        <w:tabs>
+          <w:tab w:val="num" w:pos="5040"/>
+        </w:tabs>
+        <w:ind w:left="5040" w:hanging="360"/>
+      </w:pPr>
+      <w:rPr>
+        <w:rFonts w:ascii="Wingdings" w:hAnsi="Wingdings" w:hint="default"/>
+        <w:sz w:val="20"/>
+      </w:rPr>
+    </w:lvl>
+    <w:lvl w:ilvl="7" w:tentative="1">
+      <w:start w:val="1"/>
+      <w:numFmt w:val="bullet"/>
+      <w:lvlText w:val=""/>
+      <w:lvlJc w:val="left"/>
+      <w:pPr>
+        <w:tabs>
+          <w:tab w:val="num" w:pos="5760"/>
+        </w:tabs>
+        <w:ind w:left="5760" w:hanging="360"/>
+      </w:pPr>
+      <w:rPr>
+        <w:rFonts w:ascii="Wingdings" w:hAnsi="Wingdings" w:hint="default"/>
+        <w:sz w:val="20"/>
+      </w:rPr>
+    </w:lvl>
+    <w:lvl w:ilvl="8" w:tentative="1">
+      <w:start w:val="1"/>
+      <w:numFmt w:val="bullet"/>
+      <w:lvlText w:val=""/>
+      <w:lvlJc w:val="left"/>
+      <w:pPr>
+        <w:tabs>
+          <w:tab w:val="num" w:pos="6480"/>
+        </w:tabs>
+        <w:ind w:left="6480" w:hanging="360"/>
+      </w:pPr>
+      <w:rPr>
+        <w:rFonts w:ascii="Wingdings" w:hAnsi="Wingdings" w:hint="default"/>
+        <w:sz w:val="20"/>
+      </w:rPr>
+    </w:lvl>
+  </w:abstractNum>
+  <w:abstractNum w:abstractNumId="16" w15:restartNumberingAfterBreak="0">
+    <w:nsid w:val="448A2F85"/>
+    <w:multiLevelType w:val="multilevel"/>
+    <w:tmpl w:val="8DB83D6E"/>
+    <w:lvl w:ilvl="0">
+      <w:start w:val="1"/>
+      <w:numFmt w:val="bullet"/>
+      <w:lvlText w:val=""/>
+      <w:lvlJc w:val="left"/>
+      <w:pPr>
+        <w:tabs>
+          <w:tab w:val="num" w:pos="720"/>
+        </w:tabs>
+        <w:ind w:left="720" w:hanging="360"/>
+      </w:pPr>
+      <w:rPr>
+        <w:rFonts w:ascii="Symbol" w:hAnsi="Symbol" w:hint="default"/>
+        <w:sz w:val="20"/>
+      </w:rPr>
+    </w:lvl>
+    <w:lvl w:ilvl="1" w:tentative="1">
+      <w:start w:val="1"/>
+      <w:numFmt w:val="bullet"/>
+      <w:lvlText w:val="o"/>
+      <w:lvlJc w:val="left"/>
+      <w:pPr>
+        <w:tabs>
+          <w:tab w:val="num" w:pos="1440"/>
+        </w:tabs>
+        <w:ind w:left="1440" w:hanging="360"/>
+      </w:pPr>
+      <w:rPr>
+        <w:rFonts w:ascii="Courier New" w:hAnsi="Courier New" w:hint="default"/>
+        <w:sz w:val="20"/>
+      </w:rPr>
+    </w:lvl>
+    <w:lvl w:ilvl="2" w:tentative="1">
+      <w:start w:val="1"/>
+      <w:numFmt w:val="bullet"/>
+      <w:lvlText w:val=""/>
+      <w:lvlJc w:val="left"/>
+      <w:pPr>
+        <w:tabs>
+          <w:tab w:val="num" w:pos="2160"/>
+        </w:tabs>
+        <w:ind w:left="2160" w:hanging="360"/>
+      </w:pPr>
+      <w:rPr>
+        <w:rFonts w:ascii="Wingdings" w:hAnsi="Wingdings" w:hint="default"/>
+        <w:sz w:val="20"/>
+      </w:rPr>
+    </w:lvl>
+    <w:lvl w:ilvl="3" w:tentative="1">
+      <w:start w:val="1"/>
+      <w:numFmt w:val="bullet"/>
+      <w:lvlText w:val=""/>
+      <w:lvlJc w:val="left"/>
+      <w:pPr>
+        <w:tabs>
+          <w:tab w:val="num" w:pos="2880"/>
+        </w:tabs>
+        <w:ind w:left="2880" w:hanging="360"/>
+      </w:pPr>
+      <w:rPr>
+        <w:rFonts w:ascii="Wingdings" w:hAnsi="Wingdings" w:hint="default"/>
+        <w:sz w:val="20"/>
+      </w:rPr>
+    </w:lvl>
+    <w:lvl w:ilvl="4" w:tentative="1">
+      <w:start w:val="1"/>
+      <w:numFmt w:val="bullet"/>
+      <w:lvlText w:val=""/>
+      <w:lvlJc w:val="left"/>
+      <w:pPr>
+        <w:tabs>
+          <w:tab w:val="num" w:pos="3600"/>
+        </w:tabs>
+        <w:ind w:left="3600" w:hanging="360"/>
+      </w:pPr>
+      <w:rPr>
+        <w:rFonts w:ascii="Wingdings" w:hAnsi="Wingdings" w:hint="default"/>
+        <w:sz w:val="20"/>
+      </w:rPr>
+    </w:lvl>
+    <w:lvl w:ilvl="5" w:tentative="1">
+      <w:start w:val="1"/>
+      <w:numFmt w:val="bullet"/>
+      <w:lvlText w:val=""/>
+      <w:lvlJc w:val="left"/>
+      <w:pPr>
+        <w:tabs>
+          <w:tab w:val="num" w:pos="4320"/>
+        </w:tabs>
+        <w:ind w:left="4320" w:hanging="360"/>
+      </w:pPr>
+      <w:rPr>
+        <w:rFonts w:ascii="Wingdings" w:hAnsi="Wingdings" w:hint="default"/>
+        <w:sz w:val="20"/>
+      </w:rPr>
+    </w:lvl>
+    <w:lvl w:ilvl="6" w:tentative="1">
+      <w:start w:val="1"/>
+      <w:numFmt w:val="bullet"/>
+      <w:lvlText w:val=""/>
+      <w:lvlJc w:val="left"/>
+      <w:pPr>
+        <w:tabs>
+          <w:tab w:val="num" w:pos="5040"/>
+        </w:tabs>
+        <w:ind w:left="5040" w:hanging="360"/>
+      </w:pPr>
+      <w:rPr>
+        <w:rFonts w:ascii="Wingdings" w:hAnsi="Wingdings" w:hint="default"/>
+        <w:sz w:val="20"/>
+      </w:rPr>
+    </w:lvl>
+    <w:lvl w:ilvl="7" w:tentative="1">
+      <w:start w:val="1"/>
+      <w:numFmt w:val="bullet"/>
+      <w:lvlText w:val=""/>
+      <w:lvlJc w:val="left"/>
+      <w:pPr>
+        <w:tabs>
+          <w:tab w:val="num" w:pos="5760"/>
+        </w:tabs>
+        <w:ind w:left="5760" w:hanging="360"/>
+      </w:pPr>
+      <w:rPr>
+        <w:rFonts w:ascii="Wingdings" w:hAnsi="Wingdings" w:hint="default"/>
+        <w:sz w:val="20"/>
+      </w:rPr>
+    </w:lvl>
+    <w:lvl w:ilvl="8" w:tentative="1">
+      <w:start w:val="1"/>
+      <w:numFmt w:val="bullet"/>
+      <w:lvlText w:val=""/>
+      <w:lvlJc w:val="left"/>
+      <w:pPr>
+        <w:tabs>
+          <w:tab w:val="num" w:pos="6480"/>
+        </w:tabs>
+        <w:ind w:left="6480" w:hanging="360"/>
+      </w:pPr>
+      <w:rPr>
+        <w:rFonts w:ascii="Wingdings" w:hAnsi="Wingdings" w:hint="default"/>
+        <w:sz w:val="20"/>
+      </w:rPr>
+    </w:lvl>
+  </w:abstractNum>
+  <w:abstractNum w:abstractNumId="17" w15:restartNumberingAfterBreak="0">
+    <w:nsid w:val="45C27933"/>
+    <w:multiLevelType w:val="multilevel"/>
+    <w:tmpl w:val="C1A423E0"/>
+    <w:lvl w:ilvl="0">
+      <w:start w:val="1"/>
+      <w:numFmt w:val="bullet"/>
+      <w:lvlText w:val=""/>
+      <w:lvlJc w:val="left"/>
+      <w:pPr>
+        <w:tabs>
+          <w:tab w:val="num" w:pos="720"/>
+        </w:tabs>
+        <w:ind w:left="720" w:hanging="360"/>
+      </w:pPr>
+      <w:rPr>
+        <w:rFonts w:ascii="Symbol" w:hAnsi="Symbol" w:hint="default"/>
+        <w:sz w:val="20"/>
+      </w:rPr>
+    </w:lvl>
+    <w:lvl w:ilvl="1" w:tentative="1">
+      <w:start w:val="1"/>
+      <w:numFmt w:val="bullet"/>
+      <w:lvlText w:val="o"/>
+      <w:lvlJc w:val="left"/>
+      <w:pPr>
+        <w:tabs>
+          <w:tab w:val="num" w:pos="1440"/>
+        </w:tabs>
+        <w:ind w:left="1440" w:hanging="360"/>
+      </w:pPr>
+      <w:rPr>
+        <w:rFonts w:ascii="Courier New" w:hAnsi="Courier New" w:hint="default"/>
+        <w:sz w:val="20"/>
+      </w:rPr>
+    </w:lvl>
+    <w:lvl w:ilvl="2" w:tentative="1">
+      <w:start w:val="1"/>
+      <w:numFmt w:val="bullet"/>
+      <w:lvlText w:val=""/>
+      <w:lvlJc w:val="left"/>
+      <w:pPr>
+        <w:tabs>
+          <w:tab w:val="num" w:pos="2160"/>
+        </w:tabs>
+        <w:ind w:left="2160" w:hanging="360"/>
+      </w:pPr>
+      <w:rPr>
+        <w:rFonts w:ascii="Wingdings" w:hAnsi="Wingdings" w:hint="default"/>
+        <w:sz w:val="20"/>
+      </w:rPr>
+    </w:lvl>
+    <w:lvl w:ilvl="3" w:tentative="1">
+      <w:start w:val="1"/>
+      <w:numFmt w:val="bullet"/>
+      <w:lvlText w:val=""/>
+      <w:lvlJc w:val="left"/>
+      <w:pPr>
+        <w:tabs>
+          <w:tab w:val="num" w:pos="2880"/>
+        </w:tabs>
+        <w:ind w:left="2880" w:hanging="360"/>
+      </w:pPr>
+      <w:rPr>
+        <w:rFonts w:ascii="Wingdings" w:hAnsi="Wingdings" w:hint="default"/>
+        <w:sz w:val="20"/>
+      </w:rPr>
+    </w:lvl>
+    <w:lvl w:ilvl="4" w:tentative="1">
+      <w:start w:val="1"/>
+      <w:numFmt w:val="bullet"/>
+      <w:lvlText w:val=""/>
+      <w:lvlJc w:val="left"/>
+      <w:pPr>
+        <w:tabs>
+          <w:tab w:val="num" w:pos="3600"/>
+        </w:tabs>
+        <w:ind w:left="3600" w:hanging="360"/>
+      </w:pPr>
+      <w:rPr>
+        <w:rFonts w:ascii="Wingdings" w:hAnsi="Wingdings" w:hint="default"/>
+        <w:sz w:val="20"/>
+      </w:rPr>
+    </w:lvl>
+    <w:lvl w:ilvl="5" w:tentative="1">
+      <w:start w:val="1"/>
+      <w:numFmt w:val="bullet"/>
+      <w:lvlText w:val=""/>
+      <w:lvlJc w:val="left"/>
+      <w:pPr>
+        <w:tabs>
+          <w:tab w:val="num" w:pos="4320"/>
+        </w:tabs>
+        <w:ind w:left="4320" w:hanging="360"/>
+      </w:pPr>
+      <w:rPr>
+        <w:rFonts w:ascii="Wingdings" w:hAnsi="Wingdings" w:hint="default"/>
+        <w:sz w:val="20"/>
+      </w:rPr>
+    </w:lvl>
+    <w:lvl w:ilvl="6" w:tentative="1">
+      <w:start w:val="1"/>
+      <w:numFmt w:val="bullet"/>
+      <w:lvlText w:val=""/>
+      <w:lvlJc w:val="left"/>
+      <w:pPr>
+        <w:tabs>
+          <w:tab w:val="num" w:pos="5040"/>
+        </w:tabs>
+        <w:ind w:left="5040" w:hanging="360"/>
+      </w:pPr>
+      <w:rPr>
+        <w:rFonts w:ascii="Wingdings" w:hAnsi="Wingdings" w:hint="default"/>
+        <w:sz w:val="20"/>
+      </w:rPr>
+    </w:lvl>
+    <w:lvl w:ilvl="7" w:tentative="1">
+      <w:start w:val="1"/>
+      <w:numFmt w:val="bullet"/>
+      <w:lvlText w:val=""/>
+      <w:lvlJc w:val="left"/>
+      <w:pPr>
+        <w:tabs>
+          <w:tab w:val="num" w:pos="5760"/>
+        </w:tabs>
+        <w:ind w:left="5760" w:hanging="360"/>
+      </w:pPr>
+      <w:rPr>
+        <w:rFonts w:ascii="Wingdings" w:hAnsi="Wingdings" w:hint="default"/>
+        <w:sz w:val="20"/>
+      </w:rPr>
+    </w:lvl>
+    <w:lvl w:ilvl="8" w:tentative="1">
+      <w:start w:val="1"/>
+      <w:numFmt w:val="bullet"/>
+      <w:lvlText w:val=""/>
+      <w:lvlJc w:val="left"/>
+      <w:pPr>
+        <w:tabs>
+          <w:tab w:val="num" w:pos="6480"/>
+        </w:tabs>
+        <w:ind w:left="6480" w:hanging="360"/>
+      </w:pPr>
+      <w:rPr>
+        <w:rFonts w:ascii="Wingdings" w:hAnsi="Wingdings" w:hint="default"/>
+        <w:sz w:val="20"/>
+      </w:rPr>
+    </w:lvl>
+  </w:abstractNum>
+  <w:abstractNum w:abstractNumId="18" w15:restartNumberingAfterBreak="0">
+    <w:nsid w:val="49DA025D"/>
+    <w:multiLevelType w:val="multilevel"/>
+    <w:tmpl w:val="C90EA248"/>
+    <w:lvl w:ilvl="0">
+      <w:start w:val="1"/>
+      <w:numFmt w:val="bullet"/>
+      <w:lvlText w:val=""/>
+      <w:lvlJc w:val="left"/>
+      <w:pPr>
+        <w:tabs>
+          <w:tab w:val="num" w:pos="720"/>
+        </w:tabs>
+        <w:ind w:left="720" w:hanging="360"/>
+      </w:pPr>
+      <w:rPr>
+        <w:rFonts w:ascii="Symbol" w:hAnsi="Symbol" w:hint="default"/>
+        <w:sz w:val="20"/>
+      </w:rPr>
+    </w:lvl>
+    <w:lvl w:ilvl="1" w:tentative="1">
+      <w:start w:val="1"/>
+      <w:numFmt w:val="bullet"/>
+      <w:lvlText w:val="o"/>
+      <w:lvlJc w:val="left"/>
+      <w:pPr>
+        <w:tabs>
+          <w:tab w:val="num" w:pos="1440"/>
+        </w:tabs>
+        <w:ind w:left="1440" w:hanging="360"/>
+      </w:pPr>
+      <w:rPr>
+        <w:rFonts w:ascii="Courier New" w:hAnsi="Courier New" w:hint="default"/>
+        <w:sz w:val="20"/>
+      </w:rPr>
+    </w:lvl>
+    <w:lvl w:ilvl="2" w:tentative="1">
+      <w:start w:val="1"/>
+      <w:numFmt w:val="bullet"/>
+      <w:lvlText w:val=""/>
+      <w:lvlJc w:val="left"/>
+      <w:pPr>
+        <w:tabs>
+          <w:tab w:val="num" w:pos="2160"/>
+        </w:tabs>
+        <w:ind w:left="2160" w:hanging="360"/>
+      </w:pPr>
+      <w:rPr>
+        <w:rFonts w:ascii="Wingdings" w:hAnsi="Wingdings" w:hint="default"/>
+        <w:sz w:val="20"/>
+      </w:rPr>
+    </w:lvl>
+    <w:lvl w:ilvl="3" w:tentative="1">
+      <w:start w:val="1"/>
+      <w:numFmt w:val="bullet"/>
+      <w:lvlText w:val=""/>
+      <w:lvlJc w:val="left"/>
+      <w:pPr>
+        <w:tabs>
+          <w:tab w:val="num" w:pos="2880"/>
+        </w:tabs>
+        <w:ind w:left="2880" w:hanging="360"/>
+      </w:pPr>
+      <w:rPr>
+        <w:rFonts w:ascii="Wingdings" w:hAnsi="Wingdings" w:hint="default"/>
+        <w:sz w:val="20"/>
+      </w:rPr>
+    </w:lvl>
+    <w:lvl w:ilvl="4" w:tentative="1">
+      <w:start w:val="1"/>
+      <w:numFmt w:val="bullet"/>
+      <w:lvlText w:val=""/>
+      <w:lvlJc w:val="left"/>
+      <w:pPr>
+        <w:tabs>
+          <w:tab w:val="num" w:pos="3600"/>
+        </w:tabs>
+        <w:ind w:left="3600" w:hanging="360"/>
+      </w:pPr>
+      <w:rPr>
+        <w:rFonts w:ascii="Wingdings" w:hAnsi="Wingdings" w:hint="default"/>
+        <w:sz w:val="20"/>
+      </w:rPr>
+    </w:lvl>
+    <w:lvl w:ilvl="5" w:tentative="1">
+      <w:start w:val="1"/>
+      <w:numFmt w:val="bullet"/>
+      <w:lvlText w:val=""/>
+      <w:lvlJc w:val="left"/>
+      <w:pPr>
+        <w:tabs>
+          <w:tab w:val="num" w:pos="4320"/>
+        </w:tabs>
+        <w:ind w:left="4320" w:hanging="360"/>
+      </w:pPr>
+      <w:rPr>
+        <w:rFonts w:ascii="Wingdings" w:hAnsi="Wingdings" w:hint="default"/>
+        <w:sz w:val="20"/>
+      </w:rPr>
+    </w:lvl>
+    <w:lvl w:ilvl="6" w:tentative="1">
+      <w:start w:val="1"/>
+      <w:numFmt w:val="bullet"/>
+      <w:lvlText w:val=""/>
+      <w:lvlJc w:val="left"/>
+      <w:pPr>
+        <w:tabs>
+          <w:tab w:val="num" w:pos="5040"/>
+        </w:tabs>
+        <w:ind w:left="5040" w:hanging="360"/>
+      </w:pPr>
+      <w:rPr>
+        <w:rFonts w:ascii="Wingdings" w:hAnsi="Wingdings" w:hint="default"/>
+        <w:sz w:val="20"/>
+      </w:rPr>
+    </w:lvl>
+    <w:lvl w:ilvl="7" w:tentative="1">
+      <w:start w:val="1"/>
+      <w:numFmt w:val="bullet"/>
+      <w:lvlText w:val=""/>
+      <w:lvlJc w:val="left"/>
+      <w:pPr>
+        <w:tabs>
+          <w:tab w:val="num" w:pos="5760"/>
+        </w:tabs>
+        <w:ind w:left="5760" w:hanging="360"/>
+      </w:pPr>
+      <w:rPr>
+        <w:rFonts w:ascii="Wingdings" w:hAnsi="Wingdings" w:hint="default"/>
+        <w:sz w:val="20"/>
+      </w:rPr>
+    </w:lvl>
+    <w:lvl w:ilvl="8" w:tentative="1">
+      <w:start w:val="1"/>
+      <w:numFmt w:val="bullet"/>
+      <w:lvlText w:val=""/>
+      <w:lvlJc w:val="left"/>
+      <w:pPr>
+        <w:tabs>
+          <w:tab w:val="num" w:pos="6480"/>
+        </w:tabs>
+        <w:ind w:left="6480" w:hanging="360"/>
+      </w:pPr>
+      <w:rPr>
+        <w:rFonts w:ascii="Wingdings" w:hAnsi="Wingdings" w:hint="default"/>
+        <w:sz w:val="20"/>
+      </w:rPr>
+    </w:lvl>
+  </w:abstractNum>
+  <w:abstractNum w:abstractNumId="19" w15:restartNumberingAfterBreak="0">
+    <w:nsid w:val="4ED621B8"/>
+    <w:multiLevelType w:val="multilevel"/>
+    <w:tmpl w:val="A282EF98"/>
+    <w:lvl w:ilvl="0">
+      <w:start w:val="1"/>
+      <w:numFmt w:val="bullet"/>
+      <w:lvlText w:val=""/>
+      <w:lvlJc w:val="left"/>
+      <w:pPr>
+        <w:tabs>
+          <w:tab w:val="num" w:pos="720"/>
+        </w:tabs>
+        <w:ind w:left="720" w:hanging="360"/>
+      </w:pPr>
+      <w:rPr>
+        <w:rFonts w:ascii="Symbol" w:hAnsi="Symbol" w:hint="default"/>
+        <w:sz w:val="20"/>
+      </w:rPr>
+    </w:lvl>
+    <w:lvl w:ilvl="1" w:tentative="1">
+      <w:start w:val="1"/>
+      <w:numFmt w:val="bullet"/>
+      <w:lvlText w:val="o"/>
+      <w:lvlJc w:val="left"/>
+      <w:pPr>
+        <w:tabs>
+          <w:tab w:val="num" w:pos="1440"/>
+        </w:tabs>
+        <w:ind w:left="1440" w:hanging="360"/>
+      </w:pPr>
+      <w:rPr>
+        <w:rFonts w:ascii="Courier New" w:hAnsi="Courier New" w:hint="default"/>
+        <w:sz w:val="20"/>
+      </w:rPr>
+    </w:lvl>
+    <w:lvl w:ilvl="2" w:tentative="1">
+      <w:start w:val="1"/>
+      <w:numFmt w:val="bullet"/>
+      <w:lvlText w:val=""/>
+      <w:lvlJc w:val="left"/>
+      <w:pPr>
+        <w:tabs>
+          <w:tab w:val="num" w:pos="2160"/>
+        </w:tabs>
+        <w:ind w:left="2160" w:hanging="360"/>
+      </w:pPr>
+      <w:rPr>
+        <w:rFonts w:ascii="Wingdings" w:hAnsi="Wingdings" w:hint="default"/>
+        <w:sz w:val="20"/>
+      </w:rPr>
+    </w:lvl>
+    <w:lvl w:ilvl="3" w:tentative="1">
+      <w:start w:val="1"/>
+      <w:numFmt w:val="bullet"/>
+      <w:lvlText w:val=""/>
+      <w:lvlJc w:val="left"/>
+      <w:pPr>
+        <w:tabs>
+          <w:tab w:val="num" w:pos="2880"/>
+        </w:tabs>
+        <w:ind w:left="2880" w:hanging="360"/>
+      </w:pPr>
+      <w:rPr>
+        <w:rFonts w:ascii="Wingdings" w:hAnsi="Wingdings" w:hint="default"/>
+        <w:sz w:val="20"/>
+      </w:rPr>
+    </w:lvl>
+    <w:lvl w:ilvl="4" w:tentative="1">
+      <w:start w:val="1"/>
+      <w:numFmt w:val="bullet"/>
+      <w:lvlText w:val=""/>
+      <w:lvlJc w:val="left"/>
+      <w:pPr>
+        <w:tabs>
+          <w:tab w:val="num" w:pos="3600"/>
+        </w:tabs>
+        <w:ind w:left="3600" w:hanging="360"/>
+      </w:pPr>
+      <w:rPr>
+        <w:rFonts w:ascii="Wingdings" w:hAnsi="Wingdings" w:hint="default"/>
+        <w:sz w:val="20"/>
+      </w:rPr>
+    </w:lvl>
+    <w:lvl w:ilvl="5" w:tentative="1">
+      <w:start w:val="1"/>
+      <w:numFmt w:val="bullet"/>
+      <w:lvlText w:val=""/>
+      <w:lvlJc w:val="left"/>
+      <w:pPr>
+        <w:tabs>
+          <w:tab w:val="num" w:pos="4320"/>
+        </w:tabs>
+        <w:ind w:left="4320" w:hanging="360"/>
+      </w:pPr>
+      <w:rPr>
+        <w:rFonts w:ascii="Wingdings" w:hAnsi="Wingdings" w:hint="default"/>
+        <w:sz w:val="20"/>
+      </w:rPr>
+    </w:lvl>
+    <w:lvl w:ilvl="6" w:tentative="1">
+      <w:start w:val="1"/>
+      <w:numFmt w:val="bullet"/>
+      <w:lvlText w:val=""/>
+      <w:lvlJc w:val="left"/>
+      <w:pPr>
+        <w:tabs>
+          <w:tab w:val="num" w:pos="5040"/>
+        </w:tabs>
+        <w:ind w:left="5040" w:hanging="360"/>
+      </w:pPr>
+      <w:rPr>
+        <w:rFonts w:ascii="Wingdings" w:hAnsi="Wingdings" w:hint="default"/>
+        <w:sz w:val="20"/>
+      </w:rPr>
+    </w:lvl>
+    <w:lvl w:ilvl="7" w:tentative="1">
+      <w:start w:val="1"/>
+      <w:numFmt w:val="bullet"/>
+      <w:lvlText w:val=""/>
+      <w:lvlJc w:val="left"/>
+      <w:pPr>
+        <w:tabs>
+          <w:tab w:val="num" w:pos="5760"/>
+        </w:tabs>
+        <w:ind w:left="5760" w:hanging="360"/>
+      </w:pPr>
+      <w:rPr>
+        <w:rFonts w:ascii="Wingdings" w:hAnsi="Wingdings" w:hint="default"/>
+        <w:sz w:val="20"/>
+      </w:rPr>
+    </w:lvl>
+    <w:lvl w:ilvl="8" w:tentative="1">
+      <w:start w:val="1"/>
+      <w:numFmt w:val="bullet"/>
+      <w:lvlText w:val=""/>
+      <w:lvlJc w:val="left"/>
+      <w:pPr>
+        <w:tabs>
+          <w:tab w:val="num" w:pos="6480"/>
+        </w:tabs>
+        <w:ind w:left="6480" w:hanging="360"/>
+      </w:pPr>
+      <w:rPr>
+        <w:rFonts w:ascii="Wingdings" w:hAnsi="Wingdings" w:hint="default"/>
+        <w:sz w:val="20"/>
+      </w:rPr>
+    </w:lvl>
+  </w:abstractNum>
+  <w:abstractNum w:abstractNumId="20" w15:restartNumberingAfterBreak="0">
+    <w:nsid w:val="5E693AF1"/>
+    <w:multiLevelType w:val="multilevel"/>
+    <w:tmpl w:val="D99E2CCA"/>
+    <w:lvl w:ilvl="0">
+      <w:start w:val="1"/>
+      <w:numFmt w:val="bullet"/>
+      <w:lvlText w:val=""/>
+      <w:lvlJc w:val="left"/>
+      <w:pPr>
+        <w:tabs>
+          <w:tab w:val="num" w:pos="720"/>
+        </w:tabs>
+        <w:ind w:left="720" w:hanging="360"/>
+      </w:pPr>
+      <w:rPr>
+        <w:rFonts w:ascii="Symbol" w:hAnsi="Symbol" w:hint="default"/>
+        <w:sz w:val="20"/>
+      </w:rPr>
+    </w:lvl>
+    <w:lvl w:ilvl="1" w:tentative="1">
+      <w:start w:val="1"/>
+      <w:numFmt w:val="bullet"/>
+      <w:lvlText w:val="o"/>
+      <w:lvlJc w:val="left"/>
+      <w:pPr>
+        <w:tabs>
+          <w:tab w:val="num" w:pos="1440"/>
+        </w:tabs>
+        <w:ind w:left="1440" w:hanging="360"/>
+      </w:pPr>
+      <w:rPr>
+        <w:rFonts w:ascii="Courier New" w:hAnsi="Courier New" w:hint="default"/>
+        <w:sz w:val="20"/>
+      </w:rPr>
+    </w:lvl>
+    <w:lvl w:ilvl="2" w:tentative="1">
+      <w:start w:val="1"/>
+      <w:numFmt w:val="bullet"/>
+      <w:lvlText w:val=""/>
+      <w:lvlJc w:val="left"/>
+      <w:pPr>
+        <w:tabs>
+          <w:tab w:val="num" w:pos="2160"/>
+        </w:tabs>
+        <w:ind w:left="2160" w:hanging="360"/>
+      </w:pPr>
+      <w:rPr>
+        <w:rFonts w:ascii="Wingdings" w:hAnsi="Wingdings" w:hint="default"/>
+        <w:sz w:val="20"/>
+      </w:rPr>
+    </w:lvl>
+    <w:lvl w:ilvl="3" w:tentative="1">
+      <w:start w:val="1"/>
+      <w:numFmt w:val="bullet"/>
+      <w:lvlText w:val=""/>
+      <w:lvlJc w:val="left"/>
+      <w:pPr>
+        <w:tabs>
+          <w:tab w:val="num" w:pos="2880"/>
+        </w:tabs>
+        <w:ind w:left="2880" w:hanging="360"/>
+      </w:pPr>
+      <w:rPr>
+        <w:rFonts w:ascii="Wingdings" w:hAnsi="Wingdings" w:hint="default"/>
+        <w:sz w:val="20"/>
+      </w:rPr>
+    </w:lvl>
+    <w:lvl w:ilvl="4" w:tentative="1">
+      <w:start w:val="1"/>
+      <w:numFmt w:val="bullet"/>
+      <w:lvlText w:val=""/>
+      <w:lvlJc w:val="left"/>
+      <w:pPr>
+        <w:tabs>
+          <w:tab w:val="num" w:pos="3600"/>
+        </w:tabs>
+        <w:ind w:left="3600" w:hanging="360"/>
+      </w:pPr>
+      <w:rPr>
+        <w:rFonts w:ascii="Wingdings" w:hAnsi="Wingdings" w:hint="default"/>
+        <w:sz w:val="20"/>
+      </w:rPr>
+    </w:lvl>
+    <w:lvl w:ilvl="5" w:tentative="1">
+      <w:start w:val="1"/>
+      <w:numFmt w:val="bullet"/>
+      <w:lvlText w:val=""/>
+      <w:lvlJc w:val="left"/>
+      <w:pPr>
+        <w:tabs>
+          <w:tab w:val="num" w:pos="4320"/>
+        </w:tabs>
+        <w:ind w:left="4320" w:hanging="360"/>
+      </w:pPr>
+      <w:rPr>
+        <w:rFonts w:ascii="Wingdings" w:hAnsi="Wingdings" w:hint="default"/>
+        <w:sz w:val="20"/>
+      </w:rPr>
+    </w:lvl>
+    <w:lvl w:ilvl="6" w:tentative="1">
+      <w:start w:val="1"/>
+      <w:numFmt w:val="bullet"/>
+      <w:lvlText w:val=""/>
+      <w:lvlJc w:val="left"/>
+      <w:pPr>
+        <w:tabs>
+          <w:tab w:val="num" w:pos="5040"/>
+        </w:tabs>
+        <w:ind w:left="5040" w:hanging="360"/>
+      </w:pPr>
+      <w:rPr>
+        <w:rFonts w:ascii="Wingdings" w:hAnsi="Wingdings" w:hint="default"/>
+        <w:sz w:val="20"/>
+      </w:rPr>
+    </w:lvl>
+    <w:lvl w:ilvl="7" w:tentative="1">
+      <w:start w:val="1"/>
+      <w:numFmt w:val="bullet"/>
+      <w:lvlText w:val=""/>
+      <w:lvlJc w:val="left"/>
+      <w:pPr>
+        <w:tabs>
+          <w:tab w:val="num" w:pos="5760"/>
+        </w:tabs>
+        <w:ind w:left="5760" w:hanging="360"/>
+      </w:pPr>
+      <w:rPr>
+        <w:rFonts w:ascii="Wingdings" w:hAnsi="Wingdings" w:hint="default"/>
+        <w:sz w:val="20"/>
+      </w:rPr>
+    </w:lvl>
+    <w:lvl w:ilvl="8" w:tentative="1">
+      <w:start w:val="1"/>
+      <w:numFmt w:val="bullet"/>
+      <w:lvlText w:val=""/>
+      <w:lvlJc w:val="left"/>
+      <w:pPr>
+        <w:tabs>
+          <w:tab w:val="num" w:pos="6480"/>
+        </w:tabs>
+        <w:ind w:left="6480" w:hanging="360"/>
+      </w:pPr>
+      <w:rPr>
+        <w:rFonts w:ascii="Wingdings" w:hAnsi="Wingdings" w:hint="default"/>
+        <w:sz w:val="20"/>
+      </w:rPr>
+    </w:lvl>
+  </w:abstractNum>
+  <w:abstractNum w:abstractNumId="21" w15:restartNumberingAfterBreak="0">
+    <w:nsid w:val="60741800"/>
+    <w:multiLevelType w:val="multilevel"/>
+    <w:tmpl w:val="E962E9CE"/>
+    <w:lvl w:ilvl="0">
+      <w:start w:val="1"/>
+      <w:numFmt w:val="bullet"/>
+      <w:lvlText w:val=""/>
+      <w:lvlJc w:val="left"/>
+      <w:pPr>
+        <w:tabs>
+          <w:tab w:val="num" w:pos="720"/>
+        </w:tabs>
+        <w:ind w:left="720" w:hanging="360"/>
+      </w:pPr>
+      <w:rPr>
+        <w:rFonts w:ascii="Symbol" w:hAnsi="Symbol" w:hint="default"/>
+        <w:sz w:val="20"/>
+      </w:rPr>
+    </w:lvl>
+    <w:lvl w:ilvl="1" w:tentative="1">
+      <w:start w:val="1"/>
+      <w:numFmt w:val="bullet"/>
+      <w:lvlText w:val="o"/>
+      <w:lvlJc w:val="left"/>
+      <w:pPr>
+        <w:tabs>
+          <w:tab w:val="num" w:pos="1440"/>
+        </w:tabs>
+        <w:ind w:left="1440" w:hanging="360"/>
+      </w:pPr>
+      <w:rPr>
+        <w:rFonts w:ascii="Courier New" w:hAnsi="Courier New" w:hint="default"/>
+        <w:sz w:val="20"/>
+      </w:rPr>
+    </w:lvl>
+    <w:lvl w:ilvl="2" w:tentative="1">
+      <w:start w:val="1"/>
+      <w:numFmt w:val="bullet"/>
+      <w:lvlText w:val=""/>
+      <w:lvlJc w:val="left"/>
+      <w:pPr>
+        <w:tabs>
+          <w:tab w:val="num" w:pos="2160"/>
+        </w:tabs>
+        <w:ind w:left="2160" w:hanging="360"/>
+      </w:pPr>
+      <w:rPr>
+        <w:rFonts w:ascii="Wingdings" w:hAnsi="Wingdings" w:hint="default"/>
+        <w:sz w:val="20"/>
+      </w:rPr>
+    </w:lvl>
+    <w:lvl w:ilvl="3" w:tentative="1">
+      <w:start w:val="1"/>
+      <w:numFmt w:val="bullet"/>
+      <w:lvlText w:val=""/>
+      <w:lvlJc w:val="left"/>
+      <w:pPr>
+        <w:tabs>
+          <w:tab w:val="num" w:pos="2880"/>
+        </w:tabs>
+        <w:ind w:left="2880" w:hanging="360"/>
+      </w:pPr>
+      <w:rPr>
+        <w:rFonts w:ascii="Wingdings" w:hAnsi="Wingdings" w:hint="default"/>
+        <w:sz w:val="20"/>
+      </w:rPr>
+    </w:lvl>
+    <w:lvl w:ilvl="4" w:tentative="1">
+      <w:start w:val="1"/>
+      <w:numFmt w:val="bullet"/>
+      <w:lvlText w:val=""/>
+      <w:lvlJc w:val="left"/>
+      <w:pPr>
+        <w:tabs>
+          <w:tab w:val="num" w:pos="3600"/>
+        </w:tabs>
+        <w:ind w:left="3600" w:hanging="360"/>
+      </w:pPr>
+      <w:rPr>
+        <w:rFonts w:ascii="Wingdings" w:hAnsi="Wingdings" w:hint="default"/>
+        <w:sz w:val="20"/>
+      </w:rPr>
+    </w:lvl>
+    <w:lvl w:ilvl="5" w:tentative="1">
+      <w:start w:val="1"/>
+      <w:numFmt w:val="bullet"/>
+      <w:lvlText w:val=""/>
+      <w:lvlJc w:val="left"/>
+      <w:pPr>
+        <w:tabs>
+          <w:tab w:val="num" w:pos="4320"/>
+        </w:tabs>
+        <w:ind w:left="4320" w:hanging="360"/>
+      </w:pPr>
+      <w:rPr>
+        <w:rFonts w:ascii="Wingdings" w:hAnsi="Wingdings" w:hint="default"/>
+        <w:sz w:val="20"/>
+      </w:rPr>
+    </w:lvl>
+    <w:lvl w:ilvl="6" w:tentative="1">
+      <w:start w:val="1"/>
+      <w:numFmt w:val="bullet"/>
+      <w:lvlText w:val=""/>
+      <w:lvlJc w:val="left"/>
+      <w:pPr>
+        <w:tabs>
+          <w:tab w:val="num" w:pos="5040"/>
+        </w:tabs>
+        <w:ind w:left="5040" w:hanging="360"/>
+      </w:pPr>
+      <w:rPr>
+        <w:rFonts w:ascii="Wingdings" w:hAnsi="Wingdings" w:hint="default"/>
+        <w:sz w:val="20"/>
+      </w:rPr>
+    </w:lvl>
+    <w:lvl w:ilvl="7" w:tentative="1">
+      <w:start w:val="1"/>
+      <w:numFmt w:val="bullet"/>
+      <w:lvlText w:val=""/>
+      <w:lvlJc w:val="left"/>
+      <w:pPr>
+        <w:tabs>
+          <w:tab w:val="num" w:pos="5760"/>
+        </w:tabs>
+        <w:ind w:left="5760" w:hanging="360"/>
+      </w:pPr>
+      <w:rPr>
+        <w:rFonts w:ascii="Wingdings" w:hAnsi="Wingdings" w:hint="default"/>
+        <w:sz w:val="20"/>
+      </w:rPr>
+    </w:lvl>
+    <w:lvl w:ilvl="8" w:tentative="1">
+      <w:start w:val="1"/>
+      <w:numFmt w:val="bullet"/>
+      <w:lvlText w:val=""/>
+      <w:lvlJc w:val="left"/>
+      <w:pPr>
+        <w:tabs>
+          <w:tab w:val="num" w:pos="6480"/>
+        </w:tabs>
+        <w:ind w:left="6480" w:hanging="360"/>
+      </w:pPr>
+      <w:rPr>
+        <w:rFonts w:ascii="Wingdings" w:hAnsi="Wingdings" w:hint="default"/>
+        <w:sz w:val="20"/>
+      </w:rPr>
+    </w:lvl>
+  </w:abstractNum>
+  <w:abstractNum w:abstractNumId="22" w15:restartNumberingAfterBreak="0">
+    <w:nsid w:val="62036407"/>
+    <w:multiLevelType w:val="multilevel"/>
+    <w:tmpl w:val="69485060"/>
+    <w:lvl w:ilvl="0">
+      <w:start w:val="1"/>
+      <w:numFmt w:val="bullet"/>
+      <w:lvlText w:val=""/>
+      <w:lvlJc w:val="left"/>
+      <w:pPr>
+        <w:tabs>
+          <w:tab w:val="num" w:pos="720"/>
+        </w:tabs>
+        <w:ind w:left="720" w:hanging="360"/>
+      </w:pPr>
+      <w:rPr>
+        <w:rFonts w:ascii="Symbol" w:hAnsi="Symbol" w:hint="default"/>
+        <w:sz w:val="20"/>
+      </w:rPr>
+    </w:lvl>
+    <w:lvl w:ilvl="1" w:tentative="1">
+      <w:start w:val="1"/>
+      <w:numFmt w:val="bullet"/>
+      <w:lvlText w:val="o"/>
+      <w:lvlJc w:val="left"/>
+      <w:pPr>
+        <w:tabs>
+          <w:tab w:val="num" w:pos="1440"/>
+        </w:tabs>
+        <w:ind w:left="1440" w:hanging="360"/>
+      </w:pPr>
+      <w:rPr>
+        <w:rFonts w:ascii="Courier New" w:hAnsi="Courier New" w:hint="default"/>
+        <w:sz w:val="20"/>
+      </w:rPr>
+    </w:lvl>
+    <w:lvl w:ilvl="2" w:tentative="1">
+      <w:start w:val="1"/>
+      <w:numFmt w:val="bullet"/>
+      <w:lvlText w:val=""/>
+      <w:lvlJc w:val="left"/>
+      <w:pPr>
+        <w:tabs>
+          <w:tab w:val="num" w:pos="2160"/>
+        </w:tabs>
+        <w:ind w:left="2160" w:hanging="360"/>
+      </w:pPr>
+      <w:rPr>
+        <w:rFonts w:ascii="Wingdings" w:hAnsi="Wingdings" w:hint="default"/>
+        <w:sz w:val="20"/>
+      </w:rPr>
+    </w:lvl>
+    <w:lvl w:ilvl="3" w:tentative="1">
+      <w:start w:val="1"/>
+      <w:numFmt w:val="bullet"/>
+      <w:lvlText w:val=""/>
+      <w:lvlJc w:val="left"/>
+      <w:pPr>
+        <w:tabs>
+          <w:tab w:val="num" w:pos="2880"/>
+        </w:tabs>
+        <w:ind w:left="2880" w:hanging="360"/>
+      </w:pPr>
+      <w:rPr>
+        <w:rFonts w:ascii="Wingdings" w:hAnsi="Wingdings" w:hint="default"/>
+        <w:sz w:val="20"/>
+      </w:rPr>
+    </w:lvl>
+    <w:lvl w:ilvl="4" w:tentative="1">
+      <w:start w:val="1"/>
+      <w:numFmt w:val="bullet"/>
+      <w:lvlText w:val=""/>
+      <w:lvlJc w:val="left"/>
+      <w:pPr>
+        <w:tabs>
+          <w:tab w:val="num" w:pos="3600"/>
+        </w:tabs>
+        <w:ind w:left="3600" w:hanging="360"/>
+      </w:pPr>
+      <w:rPr>
+        <w:rFonts w:ascii="Wingdings" w:hAnsi="Wingdings" w:hint="default"/>
+        <w:sz w:val="20"/>
+      </w:rPr>
+    </w:lvl>
+    <w:lvl w:ilvl="5" w:tentative="1">
+      <w:start w:val="1"/>
+      <w:numFmt w:val="bullet"/>
+      <w:lvlText w:val=""/>
+      <w:lvlJc w:val="left"/>
+      <w:pPr>
+        <w:tabs>
+          <w:tab w:val="num" w:pos="4320"/>
+        </w:tabs>
+        <w:ind w:left="4320" w:hanging="360"/>
+      </w:pPr>
+      <w:rPr>
+        <w:rFonts w:ascii="Wingdings" w:hAnsi="Wingdings" w:hint="default"/>
+        <w:sz w:val="20"/>
+      </w:rPr>
+    </w:lvl>
+    <w:lvl w:ilvl="6" w:tentative="1">
+      <w:start w:val="1"/>
+      <w:numFmt w:val="bullet"/>
+      <w:lvlText w:val=""/>
+      <w:lvlJc w:val="left"/>
+      <w:pPr>
+        <w:tabs>
+          <w:tab w:val="num" w:pos="5040"/>
+        </w:tabs>
+        <w:ind w:left="5040" w:hanging="360"/>
+      </w:pPr>
+      <w:rPr>
+        <w:rFonts w:ascii="Wingdings" w:hAnsi="Wingdings" w:hint="default"/>
+        <w:sz w:val="20"/>
+      </w:rPr>
+    </w:lvl>
+    <w:lvl w:ilvl="7" w:tentative="1">
+      <w:start w:val="1"/>
+      <w:numFmt w:val="bullet"/>
+      <w:lvlText w:val=""/>
+      <w:lvlJc w:val="left"/>
+      <w:pPr>
+        <w:tabs>
+          <w:tab w:val="num" w:pos="5760"/>
+        </w:tabs>
+        <w:ind w:left="5760" w:hanging="360"/>
+      </w:pPr>
+      <w:rPr>
+        <w:rFonts w:ascii="Wingdings" w:hAnsi="Wingdings" w:hint="default"/>
+        <w:sz w:val="20"/>
+      </w:rPr>
+    </w:lvl>
+    <w:lvl w:ilvl="8" w:tentative="1">
+      <w:start w:val="1"/>
+      <w:numFmt w:val="bullet"/>
+      <w:lvlText w:val=""/>
+      <w:lvlJc w:val="left"/>
+      <w:pPr>
+        <w:tabs>
+          <w:tab w:val="num" w:pos="6480"/>
+        </w:tabs>
+        <w:ind w:left="6480" w:hanging="360"/>
+      </w:pPr>
+      <w:rPr>
+        <w:rFonts w:ascii="Wingdings" w:hAnsi="Wingdings" w:hint="default"/>
+        <w:sz w:val="20"/>
+      </w:rPr>
+    </w:lvl>
+  </w:abstractNum>
+  <w:abstractNum w:abstractNumId="23" w15:restartNumberingAfterBreak="0">
+    <w:nsid w:val="6B91659F"/>
+    <w:multiLevelType w:val="multilevel"/>
+    <w:tmpl w:val="7F787C7E"/>
+    <w:lvl w:ilvl="0">
+      <w:start w:val="1"/>
+      <w:numFmt w:val="bullet"/>
+      <w:lvlText w:val=""/>
+      <w:lvlJc w:val="left"/>
+      <w:pPr>
+        <w:tabs>
+          <w:tab w:val="num" w:pos="720"/>
+        </w:tabs>
+        <w:ind w:left="720" w:hanging="360"/>
+      </w:pPr>
+      <w:rPr>
+        <w:rFonts w:ascii="Symbol" w:hAnsi="Symbol" w:hint="default"/>
+        <w:sz w:val="20"/>
+      </w:rPr>
+    </w:lvl>
+    <w:lvl w:ilvl="1" w:tentative="1">
+      <w:start w:val="1"/>
+      <w:numFmt w:val="bullet"/>
+      <w:lvlText w:val="o"/>
+      <w:lvlJc w:val="left"/>
+      <w:pPr>
+        <w:tabs>
+          <w:tab w:val="num" w:pos="1440"/>
+        </w:tabs>
+        <w:ind w:left="1440" w:hanging="360"/>
+      </w:pPr>
+      <w:rPr>
+        <w:rFonts w:ascii="Courier New" w:hAnsi="Courier New" w:hint="default"/>
+        <w:sz w:val="20"/>
+      </w:rPr>
+    </w:lvl>
+    <w:lvl w:ilvl="2" w:tentative="1">
+      <w:start w:val="1"/>
+      <w:numFmt w:val="bullet"/>
+      <w:lvlText w:val=""/>
+      <w:lvlJc w:val="left"/>
+      <w:pPr>
+        <w:tabs>
+          <w:tab w:val="num" w:pos="2160"/>
+        </w:tabs>
+        <w:ind w:left="2160" w:hanging="360"/>
+      </w:pPr>
+      <w:rPr>
+        <w:rFonts w:ascii="Wingdings" w:hAnsi="Wingdings" w:hint="default"/>
+        <w:sz w:val="20"/>
+      </w:rPr>
+    </w:lvl>
+    <w:lvl w:ilvl="3" w:tentative="1">
+      <w:start w:val="1"/>
+      <w:numFmt w:val="bullet"/>
+      <w:lvlText w:val=""/>
+      <w:lvlJc w:val="left"/>
+      <w:pPr>
+        <w:tabs>
+          <w:tab w:val="num" w:pos="2880"/>
+        </w:tabs>
+        <w:ind w:left="2880" w:hanging="360"/>
+      </w:pPr>
+      <w:rPr>
+        <w:rFonts w:ascii="Wingdings" w:hAnsi="Wingdings" w:hint="default"/>
+        <w:sz w:val="20"/>
+      </w:rPr>
+    </w:lvl>
+    <w:lvl w:ilvl="4" w:tentative="1">
+      <w:start w:val="1"/>
+      <w:numFmt w:val="bullet"/>
+      <w:lvlText w:val=""/>
+      <w:lvlJc w:val="left"/>
+      <w:pPr>
+        <w:tabs>
+          <w:tab w:val="num" w:pos="3600"/>
+        </w:tabs>
+        <w:ind w:left="3600" w:hanging="360"/>
+      </w:pPr>
+      <w:rPr>
+        <w:rFonts w:ascii="Wingdings" w:hAnsi="Wingdings" w:hint="default"/>
+        <w:sz w:val="20"/>
+      </w:rPr>
+    </w:lvl>
+    <w:lvl w:ilvl="5" w:tentative="1">
+      <w:start w:val="1"/>
+      <w:numFmt w:val="bullet"/>
+      <w:lvlText w:val=""/>
+      <w:lvlJc w:val="left"/>
+      <w:pPr>
+        <w:tabs>
+          <w:tab w:val="num" w:pos="4320"/>
+        </w:tabs>
+        <w:ind w:left="4320" w:hanging="360"/>
+      </w:pPr>
+      <w:rPr>
+        <w:rFonts w:ascii="Wingdings" w:hAnsi="Wingdings" w:hint="default"/>
+        <w:sz w:val="20"/>
+      </w:rPr>
+    </w:lvl>
+    <w:lvl w:ilvl="6" w:tentative="1">
+      <w:start w:val="1"/>
+      <w:numFmt w:val="bullet"/>
+      <w:lvlText w:val=""/>
+      <w:lvlJc w:val="left"/>
+      <w:pPr>
+        <w:tabs>
+          <w:tab w:val="num" w:pos="5040"/>
+        </w:tabs>
+        <w:ind w:left="5040" w:hanging="360"/>
+      </w:pPr>
+      <w:rPr>
+        <w:rFonts w:ascii="Wingdings" w:hAnsi="Wingdings" w:hint="default"/>
+        <w:sz w:val="20"/>
+      </w:rPr>
+    </w:lvl>
+    <w:lvl w:ilvl="7" w:tentative="1">
+      <w:start w:val="1"/>
+      <w:numFmt w:val="bullet"/>
+      <w:lvlText w:val=""/>
+      <w:lvlJc w:val="left"/>
+      <w:pPr>
+        <w:tabs>
+          <w:tab w:val="num" w:pos="5760"/>
+        </w:tabs>
+        <w:ind w:left="5760" w:hanging="360"/>
+      </w:pPr>
+      <w:rPr>
+        <w:rFonts w:ascii="Wingdings" w:hAnsi="Wingdings" w:hint="default"/>
+        <w:sz w:val="20"/>
+      </w:rPr>
+    </w:lvl>
+    <w:lvl w:ilvl="8" w:tentative="1">
+      <w:start w:val="1"/>
+      <w:numFmt w:val="bullet"/>
+      <w:lvlText w:val=""/>
+      <w:lvlJc w:val="left"/>
+      <w:pPr>
+        <w:tabs>
+          <w:tab w:val="num" w:pos="6480"/>
+        </w:tabs>
+        <w:ind w:left="6480" w:hanging="360"/>
+      </w:pPr>
+      <w:rPr>
+        <w:rFonts w:ascii="Wingdings" w:hAnsi="Wingdings" w:hint="default"/>
+        <w:sz w:val="20"/>
+      </w:rPr>
+    </w:lvl>
+  </w:abstractNum>
+  <w:abstractNum w:abstractNumId="24" w15:restartNumberingAfterBreak="0">
+    <w:nsid w:val="6CC20FE0"/>
+    <w:multiLevelType w:val="multilevel"/>
+    <w:tmpl w:val="53B6CD3E"/>
+    <w:lvl w:ilvl="0">
+      <w:start w:val="1"/>
+      <w:numFmt w:val="bullet"/>
+      <w:lvlText w:val=""/>
+      <w:lvlJc w:val="left"/>
+      <w:pPr>
+        <w:tabs>
+          <w:tab w:val="num" w:pos="720"/>
+        </w:tabs>
+        <w:ind w:left="720" w:hanging="360"/>
+      </w:pPr>
+      <w:rPr>
+        <w:rFonts w:ascii="Symbol" w:hAnsi="Symbol" w:hint="default"/>
+        <w:sz w:val="20"/>
+      </w:rPr>
+    </w:lvl>
+    <w:lvl w:ilvl="1" w:tentative="1">
+      <w:start w:val="1"/>
+      <w:numFmt w:val="bullet"/>
+      <w:lvlText w:val="o"/>
+      <w:lvlJc w:val="left"/>
+      <w:pPr>
+        <w:tabs>
+          <w:tab w:val="num" w:pos="1440"/>
+        </w:tabs>
+        <w:ind w:left="1440" w:hanging="360"/>
+      </w:pPr>
+      <w:rPr>
+        <w:rFonts w:ascii="Courier New" w:hAnsi="Courier New" w:hint="default"/>
+        <w:sz w:val="20"/>
+      </w:rPr>
+    </w:lvl>
+    <w:lvl w:ilvl="2" w:tentative="1">
+      <w:start w:val="1"/>
+      <w:numFmt w:val="bullet"/>
+      <w:lvlText w:val=""/>
+      <w:lvlJc w:val="left"/>
+      <w:pPr>
+        <w:tabs>
+          <w:tab w:val="num" w:pos="2160"/>
+        </w:tabs>
+        <w:ind w:left="2160" w:hanging="360"/>
+      </w:pPr>
+      <w:rPr>
+        <w:rFonts w:ascii="Wingdings" w:hAnsi="Wingdings" w:hint="default"/>
+        <w:sz w:val="20"/>
+      </w:rPr>
+    </w:lvl>
+    <w:lvl w:ilvl="3" w:tentative="1">
+      <w:start w:val="1"/>
+      <w:numFmt w:val="bullet"/>
+      <w:lvlText w:val=""/>
+      <w:lvlJc w:val="left"/>
+      <w:pPr>
+        <w:tabs>
+          <w:tab w:val="num" w:pos="2880"/>
+        </w:tabs>
+        <w:ind w:left="2880" w:hanging="360"/>
+      </w:pPr>
+      <w:rPr>
+        <w:rFonts w:ascii="Wingdings" w:hAnsi="Wingdings" w:hint="default"/>
+        <w:sz w:val="20"/>
+      </w:rPr>
+    </w:lvl>
+    <w:lvl w:ilvl="4" w:tentative="1">
+      <w:start w:val="1"/>
+      <w:numFmt w:val="bullet"/>
+      <w:lvlText w:val=""/>
+      <w:lvlJc w:val="left"/>
+      <w:pPr>
+        <w:tabs>
+          <w:tab w:val="num" w:pos="3600"/>
+        </w:tabs>
+        <w:ind w:left="3600" w:hanging="360"/>
+      </w:pPr>
+      <w:rPr>
+        <w:rFonts w:ascii="Wingdings" w:hAnsi="Wingdings" w:hint="default"/>
+        <w:sz w:val="20"/>
+      </w:rPr>
+    </w:lvl>
+    <w:lvl w:ilvl="5" w:tentative="1">
+      <w:start w:val="1"/>
+      <w:numFmt w:val="bullet"/>
+      <w:lvlText w:val=""/>
+      <w:lvlJc w:val="left"/>
+      <w:pPr>
+        <w:tabs>
+          <w:tab w:val="num" w:pos="4320"/>
+        </w:tabs>
+        <w:ind w:left="4320" w:hanging="360"/>
+      </w:pPr>
+      <w:rPr>
+        <w:rFonts w:ascii="Wingdings" w:hAnsi="Wingdings" w:hint="default"/>
+        <w:sz w:val="20"/>
+      </w:rPr>
+    </w:lvl>
+    <w:lvl w:ilvl="6" w:tentative="1">
+      <w:start w:val="1"/>
+      <w:numFmt w:val="bullet"/>
+      <w:lvlText w:val=""/>
+      <w:lvlJc w:val="left"/>
+      <w:pPr>
+        <w:tabs>
+          <w:tab w:val="num" w:pos="5040"/>
+        </w:tabs>
+        <w:ind w:left="5040" w:hanging="360"/>
+      </w:pPr>
+      <w:rPr>
+        <w:rFonts w:ascii="Wingdings" w:hAnsi="Wingdings" w:hint="default"/>
+        <w:sz w:val="20"/>
+      </w:rPr>
+    </w:lvl>
+    <w:lvl w:ilvl="7" w:tentative="1">
+      <w:start w:val="1"/>
+      <w:numFmt w:val="bullet"/>
+      <w:lvlText w:val=""/>
+      <w:lvlJc w:val="left"/>
+      <w:pPr>
+        <w:tabs>
+          <w:tab w:val="num" w:pos="5760"/>
+        </w:tabs>
+        <w:ind w:left="5760" w:hanging="360"/>
+      </w:pPr>
+      <w:rPr>
+        <w:rFonts w:ascii="Wingdings" w:hAnsi="Wingdings" w:hint="default"/>
+        <w:sz w:val="20"/>
+      </w:rPr>
+    </w:lvl>
+    <w:lvl w:ilvl="8" w:tentative="1">
+      <w:start w:val="1"/>
+      <w:numFmt w:val="bullet"/>
+      <w:lvlText w:val=""/>
+      <w:lvlJc w:val="left"/>
+      <w:pPr>
+        <w:tabs>
+          <w:tab w:val="num" w:pos="6480"/>
+        </w:tabs>
+        <w:ind w:left="6480" w:hanging="360"/>
+      </w:pPr>
+      <w:rPr>
+        <w:rFonts w:ascii="Wingdings" w:hAnsi="Wingdings" w:hint="default"/>
+        <w:sz w:val="20"/>
+      </w:rPr>
+    </w:lvl>
+  </w:abstractNum>
+  <w:abstractNum w:abstractNumId="25" w15:restartNumberingAfterBreak="0">
+    <w:nsid w:val="7233713F"/>
+    <w:multiLevelType w:val="multilevel"/>
+    <w:tmpl w:val="972CFF46"/>
+    <w:lvl w:ilvl="0">
+      <w:start w:val="1"/>
+      <w:numFmt w:val="bullet"/>
+      <w:lvlText w:val=""/>
+      <w:lvlJc w:val="left"/>
+      <w:pPr>
+        <w:tabs>
+          <w:tab w:val="num" w:pos="720"/>
+        </w:tabs>
+        <w:ind w:left="720" w:hanging="360"/>
+      </w:pPr>
+      <w:rPr>
+        <w:rFonts w:ascii="Symbol" w:hAnsi="Symbol" w:hint="default"/>
+        <w:sz w:val="20"/>
+      </w:rPr>
+    </w:lvl>
+    <w:lvl w:ilvl="1" w:tentative="1">
+      <w:start w:val="1"/>
+      <w:numFmt w:val="bullet"/>
+      <w:lvlText w:val="o"/>
+      <w:lvlJc w:val="left"/>
+      <w:pPr>
+        <w:tabs>
+          <w:tab w:val="num" w:pos="1440"/>
+        </w:tabs>
+        <w:ind w:left="1440" w:hanging="360"/>
+      </w:pPr>
+      <w:rPr>
+        <w:rFonts w:ascii="Courier New" w:hAnsi="Courier New" w:hint="default"/>
+        <w:sz w:val="20"/>
+      </w:rPr>
+    </w:lvl>
+    <w:lvl w:ilvl="2" w:tentative="1">
+      <w:start w:val="1"/>
+      <w:numFmt w:val="bullet"/>
+      <w:lvlText w:val=""/>
+      <w:lvlJc w:val="left"/>
+      <w:pPr>
+        <w:tabs>
+          <w:tab w:val="num" w:pos="2160"/>
+        </w:tabs>
+        <w:ind w:left="2160" w:hanging="360"/>
+      </w:pPr>
+      <w:rPr>
+        <w:rFonts w:ascii="Wingdings" w:hAnsi="Wingdings" w:hint="default"/>
+        <w:sz w:val="20"/>
+      </w:rPr>
+    </w:lvl>
+    <w:lvl w:ilvl="3" w:tentative="1">
+      <w:start w:val="1"/>
+      <w:numFmt w:val="bullet"/>
+      <w:lvlText w:val=""/>
+      <w:lvlJc w:val="left"/>
+      <w:pPr>
+        <w:tabs>
+          <w:tab w:val="num" w:pos="2880"/>
+        </w:tabs>
+        <w:ind w:left="2880" w:hanging="360"/>
+      </w:pPr>
+      <w:rPr>
+        <w:rFonts w:ascii="Wingdings" w:hAnsi="Wingdings" w:hint="default"/>
+        <w:sz w:val="20"/>
+      </w:rPr>
+    </w:lvl>
+    <w:lvl w:ilvl="4" w:tentative="1">
+      <w:start w:val="1"/>
+      <w:numFmt w:val="bullet"/>
+      <w:lvlText w:val=""/>
+      <w:lvlJc w:val="left"/>
+      <w:pPr>
+        <w:tabs>
+          <w:tab w:val="num" w:pos="3600"/>
+        </w:tabs>
+        <w:ind w:left="3600" w:hanging="360"/>
+      </w:pPr>
+      <w:rPr>
+        <w:rFonts w:ascii="Wingdings" w:hAnsi="Wingdings" w:hint="default"/>
+        <w:sz w:val="20"/>
+      </w:rPr>
+    </w:lvl>
+    <w:lvl w:ilvl="5" w:tentative="1">
+      <w:start w:val="1"/>
+      <w:numFmt w:val="bullet"/>
+      <w:lvlText w:val=""/>
+      <w:lvlJc w:val="left"/>
+      <w:pPr>
+        <w:tabs>
+          <w:tab w:val="num" w:pos="4320"/>
+        </w:tabs>
+        <w:ind w:left="4320" w:hanging="360"/>
+      </w:pPr>
+      <w:rPr>
+        <w:rFonts w:ascii="Wingdings" w:hAnsi="Wingdings" w:hint="default"/>
+        <w:sz w:val="20"/>
+      </w:rPr>
+    </w:lvl>
+    <w:lvl w:ilvl="6" w:tentative="1">
+      <w:start w:val="1"/>
+      <w:numFmt w:val="bullet"/>
+      <w:lvlText w:val=""/>
+      <w:lvlJc w:val="left"/>
+      <w:pPr>
+        <w:tabs>
+          <w:tab w:val="num" w:pos="5040"/>
+        </w:tabs>
+        <w:ind w:left="5040" w:hanging="360"/>
+      </w:pPr>
+      <w:rPr>
+        <w:rFonts w:ascii="Wingdings" w:hAnsi="Wingdings" w:hint="default"/>
+        <w:sz w:val="20"/>
+      </w:rPr>
+    </w:lvl>
+    <w:lvl w:ilvl="7" w:tentative="1">
+      <w:start w:val="1"/>
+      <w:numFmt w:val="bullet"/>
+      <w:lvlText w:val=""/>
+      <w:lvlJc w:val="left"/>
+      <w:pPr>
+        <w:tabs>
+          <w:tab w:val="num" w:pos="5760"/>
+        </w:tabs>
+        <w:ind w:left="5760" w:hanging="360"/>
+      </w:pPr>
+      <w:rPr>
+        <w:rFonts w:ascii="Wingdings" w:hAnsi="Wingdings" w:hint="default"/>
+        <w:sz w:val="20"/>
+      </w:rPr>
+    </w:lvl>
+    <w:lvl w:ilvl="8" w:tentative="1">
+      <w:start w:val="1"/>
+      <w:numFmt w:val="bullet"/>
+      <w:lvlText w:val=""/>
+      <w:lvlJc w:val="left"/>
+      <w:pPr>
+        <w:tabs>
+          <w:tab w:val="num" w:pos="6480"/>
+        </w:tabs>
+        <w:ind w:left="6480" w:hanging="360"/>
+      </w:pPr>
+      <w:rPr>
+        <w:rFonts w:ascii="Wingdings" w:hAnsi="Wingdings" w:hint="default"/>
+        <w:sz w:val="20"/>
+      </w:rPr>
+    </w:lvl>
+  </w:abstractNum>
+  <w:abstractNum w:abstractNumId="26" w15:restartNumberingAfterBreak="0">
+    <w:nsid w:val="754F1DC9"/>
+    <w:multiLevelType w:val="multilevel"/>
+    <w:tmpl w:val="99C0F138"/>
+    <w:lvl w:ilvl="0">
+      <w:start w:val="1"/>
+      <w:numFmt w:val="bullet"/>
+      <w:lvlText w:val=""/>
+      <w:lvlJc w:val="left"/>
+      <w:pPr>
+        <w:tabs>
+          <w:tab w:val="num" w:pos="720"/>
+        </w:tabs>
+        <w:ind w:left="720" w:hanging="360"/>
+      </w:pPr>
+      <w:rPr>
+        <w:rFonts w:ascii="Symbol" w:hAnsi="Symbol" w:hint="default"/>
+        <w:sz w:val="20"/>
+      </w:rPr>
+    </w:lvl>
+    <w:lvl w:ilvl="1" w:tentative="1">
+      <w:start w:val="1"/>
+      <w:numFmt w:val="bullet"/>
+      <w:lvlText w:val="o"/>
+      <w:lvlJc w:val="left"/>
+      <w:pPr>
+        <w:tabs>
+          <w:tab w:val="num" w:pos="1440"/>
+        </w:tabs>
+        <w:ind w:left="1440" w:hanging="360"/>
+      </w:pPr>
+      <w:rPr>
+        <w:rFonts w:ascii="Courier New" w:hAnsi="Courier New" w:hint="default"/>
+        <w:sz w:val="20"/>
+      </w:rPr>
+    </w:lvl>
+    <w:lvl w:ilvl="2" w:tentative="1">
+      <w:start w:val="1"/>
+      <w:numFmt w:val="bullet"/>
+      <w:lvlText w:val=""/>
+      <w:lvlJc w:val="left"/>
+      <w:pPr>
+        <w:tabs>
+          <w:tab w:val="num" w:pos="2160"/>
+        </w:tabs>
+        <w:ind w:left="2160" w:hanging="360"/>
+      </w:pPr>
+      <w:rPr>
+        <w:rFonts w:ascii="Wingdings" w:hAnsi="Wingdings" w:hint="default"/>
+        <w:sz w:val="20"/>
+      </w:rPr>
+    </w:lvl>
+    <w:lvl w:ilvl="3" w:tentative="1">
+      <w:start w:val="1"/>
+      <w:numFmt w:val="bullet"/>
+      <w:lvlText w:val=""/>
+      <w:lvlJc w:val="left"/>
+      <w:pPr>
+        <w:tabs>
+          <w:tab w:val="num" w:pos="2880"/>
+        </w:tabs>
+        <w:ind w:left="2880" w:hanging="360"/>
+      </w:pPr>
+      <w:rPr>
+        <w:rFonts w:ascii="Wingdings" w:hAnsi="Wingdings" w:hint="default"/>
+        <w:sz w:val="20"/>
+      </w:rPr>
+    </w:lvl>
+    <w:lvl w:ilvl="4" w:tentative="1">
+      <w:start w:val="1"/>
+      <w:numFmt w:val="bullet"/>
+      <w:lvlText w:val=""/>
+      <w:lvlJc w:val="left"/>
+      <w:pPr>
+        <w:tabs>
+          <w:tab w:val="num" w:pos="3600"/>
+        </w:tabs>
+        <w:ind w:left="3600" w:hanging="360"/>
+      </w:pPr>
+      <w:rPr>
+        <w:rFonts w:ascii="Wingdings" w:hAnsi="Wingdings" w:hint="default"/>
+        <w:sz w:val="20"/>
+      </w:rPr>
+    </w:lvl>
+    <w:lvl w:ilvl="5" w:tentative="1">
+      <w:start w:val="1"/>
+      <w:numFmt w:val="bullet"/>
+      <w:lvlText w:val=""/>
+      <w:lvlJc w:val="left"/>
+      <w:pPr>
+        <w:tabs>
+          <w:tab w:val="num" w:pos="4320"/>
+        </w:tabs>
+        <w:ind w:left="4320" w:hanging="360"/>
+      </w:pPr>
+      <w:rPr>
+        <w:rFonts w:ascii="Wingdings" w:hAnsi="Wingdings" w:hint="default"/>
+        <w:sz w:val="20"/>
+      </w:rPr>
+    </w:lvl>
+    <w:lvl w:ilvl="6" w:tentative="1">
+      <w:start w:val="1"/>
+      <w:numFmt w:val="bullet"/>
+      <w:lvlText w:val=""/>
+      <w:lvlJc w:val="left"/>
+      <w:pPr>
+        <w:tabs>
+          <w:tab w:val="num" w:pos="5040"/>
+        </w:tabs>
+        <w:ind w:left="5040" w:hanging="360"/>
+      </w:pPr>
+      <w:rPr>
+        <w:rFonts w:ascii="Wingdings" w:hAnsi="Wingdings" w:hint="default"/>
+        <w:sz w:val="20"/>
+      </w:rPr>
+    </w:lvl>
+    <w:lvl w:ilvl="7" w:tentative="1">
+      <w:start w:val="1"/>
+      <w:numFmt w:val="bullet"/>
+      <w:lvlText w:val=""/>
+      <w:lvlJc w:val="left"/>
+      <w:pPr>
+        <w:tabs>
+          <w:tab w:val="num" w:pos="5760"/>
+        </w:tabs>
+        <w:ind w:left="5760" w:hanging="360"/>
+      </w:pPr>
+      <w:rPr>
+        <w:rFonts w:ascii="Wingdings" w:hAnsi="Wingdings" w:hint="default"/>
+        <w:sz w:val="20"/>
+      </w:rPr>
+    </w:lvl>
+    <w:lvl w:ilvl="8" w:tentative="1">
+      <w:start w:val="1"/>
+      <w:numFmt w:val="bullet"/>
+      <w:lvlText w:val=""/>
+      <w:lvlJc w:val="left"/>
+      <w:pPr>
+        <w:tabs>
+          <w:tab w:val="num" w:pos="6480"/>
+        </w:tabs>
+        <w:ind w:left="6480" w:hanging="360"/>
+      </w:pPr>
+      <w:rPr>
+        <w:rFonts w:ascii="Wingdings" w:hAnsi="Wingdings" w:hint="default"/>
+        <w:sz w:val="20"/>
+      </w:rPr>
+    </w:lvl>
+  </w:abstractNum>
+  <w:abstractNum w:abstractNumId="27" w15:restartNumberingAfterBreak="0">
+    <w:nsid w:val="7DDA6571"/>
+    <w:multiLevelType w:val="multilevel"/>
+    <w:tmpl w:val="DB700106"/>
+    <w:lvl w:ilvl="0">
+      <w:start w:val="1"/>
+      <w:numFmt w:val="bullet"/>
+      <w:lvlText w:val=""/>
+      <w:lvlJc w:val="left"/>
+      <w:pPr>
+        <w:tabs>
+          <w:tab w:val="num" w:pos="720"/>
+        </w:tabs>
+        <w:ind w:left="720" w:hanging="360"/>
+      </w:pPr>
+      <w:rPr>
+        <w:rFonts w:ascii="Symbol" w:hAnsi="Symbol" w:hint="default"/>
+        <w:sz w:val="20"/>
+      </w:rPr>
+    </w:lvl>
+    <w:lvl w:ilvl="1" w:tentative="1">
+      <w:start w:val="1"/>
+      <w:numFmt w:val="bullet"/>
+      <w:lvlText w:val="o"/>
+      <w:lvlJc w:val="left"/>
+      <w:pPr>
+        <w:tabs>
+          <w:tab w:val="num" w:pos="1440"/>
+        </w:tabs>
+        <w:ind w:left="1440" w:hanging="360"/>
+      </w:pPr>
+      <w:rPr>
+        <w:rFonts w:ascii="Courier New" w:hAnsi="Courier New" w:hint="default"/>
+        <w:sz w:val="20"/>
+      </w:rPr>
+    </w:lvl>
+    <w:lvl w:ilvl="2" w:tentative="1">
+      <w:start w:val="1"/>
+      <w:numFmt w:val="bullet"/>
+      <w:lvlText w:val=""/>
+      <w:lvlJc w:val="left"/>
+      <w:pPr>
+        <w:tabs>
+          <w:tab w:val="num" w:pos="2160"/>
+        </w:tabs>
+        <w:ind w:left="2160" w:hanging="360"/>
+      </w:pPr>
+      <w:rPr>
+        <w:rFonts w:ascii="Wingdings" w:hAnsi="Wingdings" w:hint="default"/>
+        <w:sz w:val="20"/>
+      </w:rPr>
+    </w:lvl>
+    <w:lvl w:ilvl="3" w:tentative="1">
+      <w:start w:val="1"/>
+      <w:numFmt w:val="bullet"/>
+      <w:lvlText w:val=""/>
+      <w:lvlJc w:val="left"/>
+      <w:pPr>
+        <w:tabs>
+          <w:tab w:val="num" w:pos="2880"/>
+        </w:tabs>
+        <w:ind w:left="2880" w:hanging="360"/>
+      </w:pPr>
+      <w:rPr>
+        <w:rFonts w:ascii="Wingdings" w:hAnsi="Wingdings" w:hint="default"/>
+        <w:sz w:val="20"/>
+      </w:rPr>
+    </w:lvl>
+    <w:lvl w:ilvl="4" w:tentative="1">
+      <w:start w:val="1"/>
+      <w:numFmt w:val="bullet"/>
+      <w:lvlText w:val=""/>
+      <w:lvlJc w:val="left"/>
+      <w:pPr>
+        <w:tabs>
+          <w:tab w:val="num" w:pos="3600"/>
+        </w:tabs>
+        <w:ind w:left="3600" w:hanging="360"/>
+      </w:pPr>
+      <w:rPr>
+        <w:rFonts w:ascii="Wingdings" w:hAnsi="Wingdings" w:hint="default"/>
+        <w:sz w:val="20"/>
+      </w:rPr>
+    </w:lvl>
+    <w:lvl w:ilvl="5" w:tentative="1">
+      <w:start w:val="1"/>
+      <w:numFmt w:val="bullet"/>
+      <w:lvlText w:val=""/>
+      <w:lvlJc w:val="left"/>
+      <w:pPr>
+        <w:tabs>
+          <w:tab w:val="num" w:pos="4320"/>
+        </w:tabs>
+        <w:ind w:left="4320" w:hanging="360"/>
+      </w:pPr>
+      <w:rPr>
+        <w:rFonts w:ascii="Wingdings" w:hAnsi="Wingdings" w:hint="default"/>
+        <w:sz w:val="20"/>
+      </w:rPr>
+    </w:lvl>
+    <w:lvl w:ilvl="6" w:tentative="1">
+      <w:start w:val="1"/>
+      <w:numFmt w:val="bullet"/>
+      <w:lvlText w:val=""/>
+      <w:lvlJc w:val="left"/>
+      <w:pPr>
+        <w:tabs>
+          <w:tab w:val="num" w:pos="5040"/>
+        </w:tabs>
+        <w:ind w:left="5040" w:hanging="360"/>
+      </w:pPr>
+      <w:rPr>
+        <w:rFonts w:ascii="Wingdings" w:hAnsi="Wingdings" w:hint="default"/>
+        <w:sz w:val="20"/>
+      </w:rPr>
+    </w:lvl>
+    <w:lvl w:ilvl="7" w:tentative="1">
+      <w:start w:val="1"/>
+      <w:numFmt w:val="bullet"/>
+      <w:lvlText w:val=""/>
+      <w:lvlJc w:val="left"/>
+      <w:pPr>
+        <w:tabs>
+          <w:tab w:val="num" w:pos="5760"/>
+        </w:tabs>
+        <w:ind w:left="5760" w:hanging="360"/>
+      </w:pPr>
+      <w:rPr>
+        <w:rFonts w:ascii="Wingdings" w:hAnsi="Wingdings" w:hint="default"/>
+        <w:sz w:val="20"/>
+      </w:rPr>
+    </w:lvl>
+    <w:lvl w:ilvl="8" w:tentative="1">
+      <w:start w:val="1"/>
+      <w:numFmt w:val="bullet"/>
+      <w:lvlText w:val=""/>
+      <w:lvlJc w:val="left"/>
+      <w:pPr>
+        <w:tabs>
+          <w:tab w:val="num" w:pos="6480"/>
+        </w:tabs>
+        <w:ind w:left="6480" w:hanging="360"/>
+      </w:pPr>
+      <w:rPr>
+        <w:rFonts w:ascii="Wingdings" w:hAnsi="Wingdings" w:hint="default"/>
+        <w:sz w:val="20"/>
+      </w:rPr>
+    </w:lvl>
+  </w:abstractNum>
+  <w:num w:numId="1" w16cid:durableId="1422726939">
+    <w:abstractNumId w:val="26"/>
+  </w:num>
+  <w:num w:numId="2" w16cid:durableId="1975791729">
+    <w:abstractNumId w:val="6"/>
+  </w:num>
+  <w:num w:numId="3" w16cid:durableId="1652516608">
+    <w:abstractNumId w:val="5"/>
+  </w:num>
+  <w:num w:numId="4" w16cid:durableId="325286663">
+    <w:abstractNumId w:val="7"/>
+  </w:num>
+  <w:num w:numId="5" w16cid:durableId="1154906868">
+    <w:abstractNumId w:val="4"/>
+  </w:num>
+  <w:num w:numId="6" w16cid:durableId="2097092143">
+    <w:abstractNumId w:val="15"/>
+  </w:num>
+  <w:num w:numId="7" w16cid:durableId="1294873304">
+    <w:abstractNumId w:val="17"/>
+  </w:num>
+  <w:num w:numId="8" w16cid:durableId="2000186482">
+    <w:abstractNumId w:val="14"/>
+  </w:num>
+  <w:num w:numId="9" w16cid:durableId="771169100">
+    <w:abstractNumId w:val="0"/>
+  </w:num>
+  <w:num w:numId="10" w16cid:durableId="1215265909">
+    <w:abstractNumId w:val="20"/>
+  </w:num>
+  <w:num w:numId="11" w16cid:durableId="1792166076">
+    <w:abstractNumId w:val="22"/>
+  </w:num>
+  <w:num w:numId="12" w16cid:durableId="619536410">
+    <w:abstractNumId w:val="1"/>
+  </w:num>
+  <w:num w:numId="13" w16cid:durableId="1064527649">
+    <w:abstractNumId w:val="27"/>
+  </w:num>
+  <w:num w:numId="14" w16cid:durableId="2005087471">
+    <w:abstractNumId w:val="11"/>
+  </w:num>
+  <w:num w:numId="15" w16cid:durableId="1191455445">
+    <w:abstractNumId w:val="23"/>
+  </w:num>
+  <w:num w:numId="16" w16cid:durableId="1960793358">
+    <w:abstractNumId w:val="25"/>
+  </w:num>
+  <w:num w:numId="17" w16cid:durableId="716903219">
+    <w:abstractNumId w:val="18"/>
+  </w:num>
+  <w:num w:numId="18" w16cid:durableId="141043798">
+    <w:abstractNumId w:val="13"/>
+  </w:num>
+  <w:num w:numId="19" w16cid:durableId="1196390051">
+    <w:abstractNumId w:val="8"/>
+  </w:num>
+  <w:num w:numId="20" w16cid:durableId="1766538369">
+    <w:abstractNumId w:val="9"/>
+  </w:num>
+  <w:num w:numId="21" w16cid:durableId="458035531">
+    <w:abstractNumId w:val="19"/>
+  </w:num>
+  <w:num w:numId="22" w16cid:durableId="1791313884">
+    <w:abstractNumId w:val="3"/>
+  </w:num>
+  <w:num w:numId="23" w16cid:durableId="1195926418">
+    <w:abstractNumId w:val="2"/>
+  </w:num>
+  <w:num w:numId="24" w16cid:durableId="2062973407">
+    <w:abstractNumId w:val="10"/>
+  </w:num>
+  <w:num w:numId="25" w16cid:durableId="100878188">
+    <w:abstractNumId w:val="12"/>
+  </w:num>
+  <w:num w:numId="26" w16cid:durableId="187375823">
+    <w:abstractNumId w:val="16"/>
+  </w:num>
+  <w:num w:numId="27" w16cid:durableId="757366010">
+    <w:abstractNumId w:val="24"/>
+  </w:num>
+  <w:num w:numId="28" w16cid:durableId="587885405">
+    <w:abstractNumId w:val="21"/>
+  </w:num>
+</w:numbering>
 </file>
 
 <file path=word/styles.xml><?xml version="1.0" encoding="utf-8"?>
@@ -1115,7 +6567,6 @@
   <w:style w:type="character" w:default="1" w:styleId="DefaultParagraphFont">
     <w:name w:val="Default Paragraph Font"/>
     <w:uiPriority w:val="1"/>
-    <w:semiHidden/>
     <w:unhideWhenUsed/>
   </w:style>
   <w:style w:type="table" w:default="1" w:styleId="TableNormal">
@@ -1429,6 +6880,29 @@
       <w:spacing w:val="5"/>
     </w:rPr>
   </w:style>
+  <w:style w:type="character" w:styleId="Hyperlink">
+    <w:name w:val="Hyperlink"/>
+    <w:basedOn w:val="DefaultParagraphFont"/>
+    <w:uiPriority w:val="99"/>
+    <w:unhideWhenUsed/>
+    <w:rsid w:val="00DF12ED"/>
+    <w:rPr>
+      <w:color w:val="0563C1" w:themeColor="hyperlink"/>
+      <w:u w:val="single"/>
+    </w:rPr>
+  </w:style>
+  <w:style w:type="character" w:styleId="UnresolvedMention">
+    <w:name w:val="Unresolved Mention"/>
+    <w:basedOn w:val="DefaultParagraphFont"/>
+    <w:uiPriority w:val="99"/>
+    <w:semiHidden/>
+    <w:unhideWhenUsed/>
+    <w:rsid w:val="00DF12ED"/>
+    <w:rPr>
+      <w:color w:val="605E5C"/>
+      <w:shd w:val="clear" w:color="auto" w:fill="E1DFDD"/>
+    </w:rPr>
+  </w:style>
 </w:styles>
 </file>
 
